--- a/report.docx
+++ b/report.docx
@@ -12,7 +12,7 @@
     </w:p>
     <w:p>
       <w:r>
-        <w:t>Question: Daily Trust Advertising Analytics Dashboard</w:t>
+        <w:t>Question: Daily Trust Advertising Revenue Analysis</w:t>
       </w:r>
     </w:p>
     <w:p>
@@ -25,7 +25,7 @@
     </w:p>
     <w:p>
       <w:r>
-        <w:t>This dataset contains 1,386 advertising booking records from Daily Trust newspaper across multiple locations in Nigeria from October to December 2023. The data shows a total revenue of ₦507.9 million with ABUJA being the dominant booking center handling 75.7% of all bookings. The average bill amount per booking is ₦366,609, with significant variations ranging from ₦0 to ₦5.65 million. Most advertisements are in color format (78.8%) and fall under the PUBLIC NOTICE category (49.1%). The business operates primarily on a PRE PAID payment model (82.2%) with an average discount rate of 21.2% applied to bookings.</w:t>
+        <w:t>This dataset contains 1,386 newspaper advertising records from Daily Trust, spanning October to December 2023. The data reveals advertising booking patterns, revenue distribution, and client behavior across different Nigerian locations. Key insights include revenue concentration in major cities, seasonal advertising trends, and the dominance of certain ad categories like Public Notice ads.</w:t>
       </w:r>
     </w:p>
     <w:p>
@@ -41,7 +41,7 @@
         <w:pStyle w:val="ListBullet"/>
       </w:pPr>
       <w:r>
-        <w:t>ABUJA dominates with 907 bookings (65.4% of total)</w:t>
+        <w:t>Total revenue generated: ₦507,753,852</w:t>
       </w:r>
     </w:p>
     <w:p>
@@ -49,7 +49,7 @@
         <w:pStyle w:val="ListBullet"/>
       </w:pPr>
       <w:r>
-        <w:t>Total revenue across all centers: ₦507,753,852</w:t>
+        <w:t>ABUJA leads all booking centers with ₦315,341,396 in revenue</w:t>
       </w:r>
     </w:p>
     <w:p>
@@ -57,7 +57,7 @@
         <w:pStyle w:val="ListBullet"/>
       </w:pPr>
       <w:r>
-        <w:t>Average discount rate applied: 21.2%</w:t>
+        <w:t>PUBLIC NOTICE is the dominant ad category with ₦321,913,960 in revenue</w:t>
       </w:r>
     </w:p>
     <w:p>
@@ -65,7 +65,7 @@
         <w:pStyle w:val="ListBullet"/>
       </w:pPr>
       <w:r>
-        <w:t>COLOR ads represent 64.4% of all bookings</w:t>
+        <w:t>Average discount rate is 21.2% across all bookings</w:t>
       </w:r>
     </w:p>
     <w:p>
@@ -73,7 +73,7 @@
         <w:pStyle w:val="ListBullet"/>
       </w:pPr>
       <w:r>
-        <w:t>PUBLIC NOTICE is the top ad category with 70.1% share</w:t>
+        <w:t>October had the highest monthly revenue at ₦174,997,095</w:t>
       </w:r>
     </w:p>
     <w:p>
@@ -81,7 +81,195 @@
         <w:pStyle w:val="Heading1"/>
       </w:pPr>
       <w:r>
-        <w:t>Chart Data — Editable</w:t>
+        <w:t>Charts</w:t>
+      </w:r>
+    </w:p>
+    <w:p>
+      <w:pPr>
+        <w:pStyle w:val="Heading2"/>
+      </w:pPr>
+      <w:r>
+        <w:t>Revenue by Booking Center</w:t>
+      </w:r>
+    </w:p>
+    <w:p>
+      <w:r>
+        <w:drawing>
+          <wp:inline xmlns:a="http://schemas.openxmlformats.org/drawingml/2006/main" xmlns:pic="http://schemas.openxmlformats.org/drawingml/2006/picture">
+            <wp:extent cx="5669280" cy="3087704"/>
+            <wp:docPr id="1" name="Picture 1"/>
+            <wp:cNvGraphicFramePr>
+              <a:graphicFrameLocks noChangeAspect="1"/>
+            </wp:cNvGraphicFramePr>
+            <a:graphic>
+              <a:graphicData uri="http://schemas.openxmlformats.org/drawingml/2006/picture">
+                <pic:pic>
+                  <pic:nvPicPr>
+                    <pic:cNvPr id="0" name="image.png"/>
+                    <pic:cNvPicPr/>
+                  </pic:nvPicPr>
+                  <pic:blipFill>
+                    <a:blip r:embed="rId9"/>
+                    <a:stretch>
+                      <a:fillRect/>
+                    </a:stretch>
+                  </pic:blipFill>
+                  <pic:spPr>
+                    <a:xfrm>
+                      <a:off x="0" y="0"/>
+                      <a:ext cx="5669280" cy="3087704"/>
+                    </a:xfrm>
+                    <a:prstGeom prst="rect"/>
+                  </pic:spPr>
+                </pic:pic>
+              </a:graphicData>
+            </a:graphic>
+          </wp:inline>
+        </w:drawing>
+      </w:r>
+    </w:p>
+    <w:p/>
+    <w:p>
+      <w:pPr>
+        <w:pStyle w:val="Heading2"/>
+      </w:pPr>
+      <w:r>
+        <w:t>Revenue by Ad Category</w:t>
+      </w:r>
+    </w:p>
+    <w:p>
+      <w:r>
+        <w:drawing>
+          <wp:inline xmlns:a="http://schemas.openxmlformats.org/drawingml/2006/main" xmlns:pic="http://schemas.openxmlformats.org/drawingml/2006/picture">
+            <wp:extent cx="5669280" cy="3087704"/>
+            <wp:docPr id="2" name="Picture 2"/>
+            <wp:cNvGraphicFramePr>
+              <a:graphicFrameLocks noChangeAspect="1"/>
+            </wp:cNvGraphicFramePr>
+            <a:graphic>
+              <a:graphicData uri="http://schemas.openxmlformats.org/drawingml/2006/picture">
+                <pic:pic>
+                  <pic:nvPicPr>
+                    <pic:cNvPr id="0" name="image.png"/>
+                    <pic:cNvPicPr/>
+                  </pic:nvPicPr>
+                  <pic:blipFill>
+                    <a:blip r:embed="rId10"/>
+                    <a:stretch>
+                      <a:fillRect/>
+                    </a:stretch>
+                  </pic:blipFill>
+                  <pic:spPr>
+                    <a:xfrm>
+                      <a:off x="0" y="0"/>
+                      <a:ext cx="5669280" cy="3087704"/>
+                    </a:xfrm>
+                    <a:prstGeom prst="rect"/>
+                  </pic:spPr>
+                </pic:pic>
+              </a:graphicData>
+            </a:graphic>
+          </wp:inline>
+        </w:drawing>
+      </w:r>
+    </w:p>
+    <w:p/>
+    <w:p>
+      <w:pPr>
+        <w:pStyle w:val="Heading2"/>
+      </w:pPr>
+      <w:r>
+        <w:t>Monthly Revenue Trend</w:t>
+      </w:r>
+    </w:p>
+    <w:p>
+      <w:r>
+        <w:drawing>
+          <wp:inline xmlns:a="http://schemas.openxmlformats.org/drawingml/2006/main" xmlns:pic="http://schemas.openxmlformats.org/drawingml/2006/picture">
+            <wp:extent cx="5669280" cy="3087989"/>
+            <wp:docPr id="3" name="Picture 3"/>
+            <wp:cNvGraphicFramePr>
+              <a:graphicFrameLocks noChangeAspect="1"/>
+            </wp:cNvGraphicFramePr>
+            <a:graphic>
+              <a:graphicData uri="http://schemas.openxmlformats.org/drawingml/2006/picture">
+                <pic:pic>
+                  <pic:nvPicPr>
+                    <pic:cNvPr id="0" name="image.png"/>
+                    <pic:cNvPicPr/>
+                  </pic:nvPicPr>
+                  <pic:blipFill>
+                    <a:blip r:embed="rId11"/>
+                    <a:stretch>
+                      <a:fillRect/>
+                    </a:stretch>
+                  </pic:blipFill>
+                  <pic:spPr>
+                    <a:xfrm>
+                      <a:off x="0" y="0"/>
+                      <a:ext cx="5669280" cy="3087989"/>
+                    </a:xfrm>
+                    <a:prstGeom prst="rect"/>
+                  </pic:spPr>
+                </pic:pic>
+              </a:graphicData>
+            </a:graphic>
+          </wp:inline>
+        </w:drawing>
+      </w:r>
+    </w:p>
+    <w:p/>
+    <w:p>
+      <w:pPr>
+        <w:pStyle w:val="Heading2"/>
+      </w:pPr>
+      <w:r>
+        <w:t>Payment Terms Distribution</w:t>
+      </w:r>
+    </w:p>
+    <w:p>
+      <w:r>
+        <w:drawing>
+          <wp:inline xmlns:a="http://schemas.openxmlformats.org/drawingml/2006/main" xmlns:pic="http://schemas.openxmlformats.org/drawingml/2006/picture">
+            <wp:extent cx="5669280" cy="5996235"/>
+            <wp:docPr id="4" name="Picture 4"/>
+            <wp:cNvGraphicFramePr>
+              <a:graphicFrameLocks noChangeAspect="1"/>
+            </wp:cNvGraphicFramePr>
+            <a:graphic>
+              <a:graphicData uri="http://schemas.openxmlformats.org/drawingml/2006/picture">
+                <pic:pic>
+                  <pic:nvPicPr>
+                    <pic:cNvPr id="0" name="image.png"/>
+                    <pic:cNvPicPr/>
+                  </pic:nvPicPr>
+                  <pic:blipFill>
+                    <a:blip r:embed="rId12"/>
+                    <a:stretch>
+                      <a:fillRect/>
+                    </a:stretch>
+                  </pic:blipFill>
+                  <pic:spPr>
+                    <a:xfrm>
+                      <a:off x="0" y="0"/>
+                      <a:ext cx="5669280" cy="5996235"/>
+                    </a:xfrm>
+                    <a:prstGeom prst="rect"/>
+                  </pic:spPr>
+                </pic:pic>
+              </a:graphicData>
+            </a:graphic>
+          </wp:inline>
+        </w:drawing>
+      </w:r>
+    </w:p>
+    <w:p/>
+    <w:p>
+      <w:pPr>
+        <w:pStyle w:val="Heading1"/>
+      </w:pPr>
+      <w:r>
+        <w:t>Chart Data — Editable Tables</w:t>
       </w:r>
     </w:p>
     <w:p>
@@ -96,6 +284,7 @@
       <w:tblPr>
         <w:tblStyle w:val="TableGrid"/>
         <w:tblW w:type="auto" w:w="0"/>
+        <w:tblLayout w:type="autofit"/>
         <w:tblLook w:firstColumn="1" w:firstRow="1" w:lastColumn="0" w:lastRow="0" w:noHBand="0" w:noVBand="1" w:val="04A0"/>
       </w:tblPr>
       <w:tblGrid>
@@ -149,7 +338,7 @@
           </w:tcPr>
           <w:p>
             <w:r>
-              <w:t>362518542.0</w:t>
+              <w:t>330932447.0</w:t>
             </w:r>
           </w:p>
         </w:tc>
@@ -171,7 +360,29 @@
           </w:tcPr>
           <w:p>
             <w:r>
-              <w:t>115684817.0</w:t>
+              <w:t>84788759.0</w:t>
+            </w:r>
+          </w:p>
+        </w:tc>
+      </w:tr>
+      <w:tr>
+        <w:tc>
+          <w:tcPr>
+            <w:tcW w:type="dxa" w:w="4320"/>
+          </w:tcPr>
+          <w:p>
+            <w:r>
+              <w:t>KANO</w:t>
+            </w:r>
+          </w:p>
+        </w:tc>
+        <w:tc>
+          <w:tcPr>
+            <w:tcW w:type="dxa" w:w="4320"/>
+          </w:tcPr>
+          <w:p>
+            <w:r>
+              <w:t>56924478.0</w:t>
             </w:r>
           </w:p>
         </w:tc>
@@ -193,7 +404,7 @@
           </w:tcPr>
           <w:p>
             <w:r>
-              <w:t>26737000.0</w:t>
+              <w:t>15751350.0</w:t>
             </w:r>
           </w:p>
         </w:tc>
@@ -205,7 +416,7 @@
           </w:tcPr>
           <w:p>
             <w:r>
-              <w:t>KANO</w:t>
+              <w:t>MAIDUGURI</w:t>
             </w:r>
           </w:p>
         </w:tc>
@@ -215,66 +426,7 @@
           </w:tcPr>
           <w:p>
             <w:r>
-              <w:t>3000000.0</w:t>
-            </w:r>
-          </w:p>
-        </w:tc>
-      </w:tr>
-    </w:tbl>
-    <w:p>
-      <w:r>
-        <w:rPr>
-          <w:i/>
-          <w:sz w:val="18"/>
-        </w:rPr>
-        <w:t>To create an editable chart: select this table → Insert → Chart → paste data into the spreadsheet that opens.</w:t>
-      </w:r>
-    </w:p>
-    <w:p/>
-    <w:p>
-      <w:pPr>
-        <w:pStyle w:val="Heading2"/>
-      </w:pPr>
-      <w:r>
-        <w:t>Bookings Distribution by Center</w:t>
-      </w:r>
-    </w:p>
-    <w:tbl>
-      <w:tblPr>
-        <w:tblStyle w:val="TableGrid"/>
-        <w:tblW w:type="auto" w:w="0"/>
-        <w:tblLook w:firstColumn="1" w:firstRow="1" w:lastColumn="0" w:lastRow="0" w:noHBand="0" w:noVBand="1" w:val="04A0"/>
-      </w:tblPr>
-      <w:tblGrid>
-        <w:gridCol w:w="4320"/>
-        <w:gridCol w:w="4320"/>
-      </w:tblGrid>
-      <w:tr>
-        <w:tc>
-          <w:tcPr>
-            <w:tcW w:type="dxa" w:w="4320"/>
-          </w:tcPr>
-          <w:p>
-            <w:r>
-              <w:rPr>
-                <w:b/>
-                <w:color w:val="4F46E5"/>
-              </w:rPr>
-              <w:t>Category</w:t>
-            </w:r>
-          </w:p>
-        </w:tc>
-        <w:tc>
-          <w:tcPr>
-            <w:tcW w:type="dxa" w:w="4320"/>
-          </w:tcPr>
-          <w:p>
-            <w:r>
-              <w:rPr>
-                <w:b/>
-                <w:color w:val="4F46E5"/>
-              </w:rPr>
-              <w:t>Bookings</w:t>
+              <w:t>11838740.0</w:t>
             </w:r>
           </w:p>
         </w:tc>
@@ -286,7 +438,7 @@
           </w:tcPr>
           <w:p>
             <w:r>
-              <w:t>ABUJA</w:t>
+              <w:t>JALINGO</w:t>
             </w:r>
           </w:p>
         </w:tc>
@@ -296,291 +448,26 @@
           </w:tcPr>
           <w:p>
             <w:r>
-              <w:t>75.7</w:t>
-            </w:r>
-          </w:p>
-        </w:tc>
-      </w:tr>
-      <w:tr>
-        <w:tc>
-          <w:tcPr>
-            <w:tcW w:type="dxa" w:w="4320"/>
-          </w:tcPr>
-          <w:p>
-            <w:r>
-              <w:t>LAGOS</w:t>
-            </w:r>
-          </w:p>
-        </w:tc>
-        <w:tc>
-          <w:tcPr>
-            <w:tcW w:type="dxa" w:w="4320"/>
-          </w:tcPr>
-          <w:p>
-            <w:r>
-              <w:t>19.3</w:t>
-            </w:r>
-          </w:p>
-        </w:tc>
-      </w:tr>
-      <w:tr>
-        <w:tc>
-          <w:tcPr>
-            <w:tcW w:type="dxa" w:w="4320"/>
-          </w:tcPr>
-          <w:p>
-            <w:r>
-              <w:t>YOLA</w:t>
-            </w:r>
-          </w:p>
-        </w:tc>
-        <w:tc>
-          <w:tcPr>
-            <w:tcW w:type="dxa" w:w="4320"/>
-          </w:tcPr>
-          <w:p>
-            <w:r>
-              <w:t>4.6</w:t>
-            </w:r>
-          </w:p>
-        </w:tc>
-      </w:tr>
-      <w:tr>
-        <w:tc>
-          <w:tcPr>
-            <w:tcW w:type="dxa" w:w="4320"/>
-          </w:tcPr>
-          <w:p>
-            <w:r>
-              <w:t>KANO</w:t>
-            </w:r>
-          </w:p>
-        </w:tc>
-        <w:tc>
-          <w:tcPr>
-            <w:tcW w:type="dxa" w:w="4320"/>
-          </w:tcPr>
-          <w:p>
-            <w:r>
-              <w:t>0.4</w:t>
+              <w:t>7835114.0</w:t>
             </w:r>
           </w:p>
         </w:tc>
       </w:tr>
     </w:tbl>
-    <w:p>
-      <w:r>
-        <w:rPr>
-          <w:i/>
-          <w:sz w:val="18"/>
-        </w:rPr>
-        <w:t>To create an editable chart: select this table → Insert → Chart → paste data into the spreadsheet that opens.</w:t>
-      </w:r>
-    </w:p>
     <w:p/>
     <w:p>
       <w:pPr>
         <w:pStyle w:val="Heading2"/>
       </w:pPr>
       <w:r>
-        <w:t>Top Advertisement Categories</w:t>
+        <w:t>Revenue by Ad Category</w:t>
       </w:r>
     </w:p>
     <w:tbl>
       <w:tblPr>
         <w:tblStyle w:val="TableGrid"/>
         <w:tblW w:type="auto" w:w="0"/>
-        <w:tblLook w:firstColumn="1" w:firstRow="1" w:lastColumn="0" w:lastRow="0" w:noHBand="0" w:noVBand="1" w:val="04A0"/>
-      </w:tblPr>
-      <w:tblGrid>
-        <w:gridCol w:w="4320"/>
-        <w:gridCol w:w="4320"/>
-      </w:tblGrid>
-      <w:tr>
-        <w:tc>
-          <w:tcPr>
-            <w:tcW w:type="dxa" w:w="4320"/>
-          </w:tcPr>
-          <w:p>
-            <w:r>
-              <w:rPr>
-                <w:b/>
-                <w:color w:val="4F46E5"/>
-              </w:rPr>
-              <w:t>Category</w:t>
-            </w:r>
-          </w:p>
-        </w:tc>
-        <w:tc>
-          <w:tcPr>
-            <w:tcW w:type="dxa" w:w="4320"/>
-          </w:tcPr>
-          <w:p>
-            <w:r>
-              <w:rPr>
-                <w:b/>
-                <w:color w:val="4F46E5"/>
-              </w:rPr>
-              <w:t>AdCat</w:t>
-            </w:r>
-          </w:p>
-        </w:tc>
-      </w:tr>
-      <w:tr>
-        <w:tc>
-          <w:tcPr>
-            <w:tcW w:type="dxa" w:w="4320"/>
-          </w:tcPr>
-          <w:p>
-            <w:r>
-              <w:t>PUBLIC NOTICE</w:t>
-            </w:r>
-          </w:p>
-        </w:tc>
-        <w:tc>
-          <w:tcPr>
-            <w:tcW w:type="dxa" w:w="4320"/>
-          </w:tcPr>
-          <w:p>
-            <w:r>
-              <w:t>680.0</w:t>
-            </w:r>
-          </w:p>
-        </w:tc>
-      </w:tr>
-      <w:tr>
-        <w:tc>
-          <w:tcPr>
-            <w:tcW w:type="dxa" w:w="4320"/>
-          </w:tcPr>
-          <w:p>
-            <w:r>
-              <w:t>SPECIAL PROJECT</w:t>
-            </w:r>
-          </w:p>
-        </w:tc>
-        <w:tc>
-          <w:tcPr>
-            <w:tcW w:type="dxa" w:w="4320"/>
-          </w:tcPr>
-          <w:p>
-            <w:r>
-              <w:t>235.0</w:t>
-            </w:r>
-          </w:p>
-        </w:tc>
-      </w:tr>
-      <w:tr>
-        <w:tc>
-          <w:tcPr>
-            <w:tcW w:type="dxa" w:w="4320"/>
-          </w:tcPr>
-          <w:p>
-            <w:r>
-              <w:t>CONGRATULATORY</w:t>
-            </w:r>
-          </w:p>
-        </w:tc>
-        <w:tc>
-          <w:tcPr>
-            <w:tcW w:type="dxa" w:w="4320"/>
-          </w:tcPr>
-          <w:p>
-            <w:r>
-              <w:t>144.0</w:t>
-            </w:r>
-          </w:p>
-        </w:tc>
-      </w:tr>
-      <w:tr>
-        <w:tc>
-          <w:tcPr>
-            <w:tcW w:type="dxa" w:w="4320"/>
-          </w:tcPr>
-          <w:p>
-            <w:r>
-              <w:t>OBITUARY</w:t>
-            </w:r>
-          </w:p>
-        </w:tc>
-        <w:tc>
-          <w:tcPr>
-            <w:tcW w:type="dxa" w:w="4320"/>
-          </w:tcPr>
-          <w:p>
-            <w:r>
-              <w:t>131.0</w:t>
-            </w:r>
-          </w:p>
-        </w:tc>
-      </w:tr>
-      <w:tr>
-        <w:tc>
-          <w:tcPr>
-            <w:tcW w:type="dxa" w:w="4320"/>
-          </w:tcPr>
-          <w:p>
-            <w:r>
-              <w:t>TENDER NOTICE</w:t>
-            </w:r>
-          </w:p>
-        </w:tc>
-        <w:tc>
-          <w:tcPr>
-            <w:tcW w:type="dxa" w:w="4320"/>
-          </w:tcPr>
-          <w:p>
-            <w:r>
-              <w:t>79.0</w:t>
-            </w:r>
-          </w:p>
-        </w:tc>
-      </w:tr>
-      <w:tr>
-        <w:tc>
-          <w:tcPr>
-            <w:tcW w:type="dxa" w:w="4320"/>
-          </w:tcPr>
-          <w:p>
-            <w:r>
-              <w:t>CORPORATE</w:t>
-            </w:r>
-          </w:p>
-        </w:tc>
-        <w:tc>
-          <w:tcPr>
-            <w:tcW w:type="dxa" w:w="4320"/>
-          </w:tcPr>
-          <w:p>
-            <w:r>
-              <w:t>70.0</w:t>
-            </w:r>
-          </w:p>
-        </w:tc>
-      </w:tr>
-    </w:tbl>
-    <w:p>
-      <w:r>
-        <w:rPr>
-          <w:i/>
-          <w:sz w:val="18"/>
-        </w:rPr>
-        <w:t>To create an editable chart: select this table → Insert → Chart → paste data into the spreadsheet that opens.</w:t>
-      </w:r>
-    </w:p>
-    <w:p/>
-    <w:p>
-      <w:pPr>
-        <w:pStyle w:val="Heading2"/>
-      </w:pPr>
-      <w:r>
-        <w:t>Monthly Revenue Trend</w:t>
-      </w:r>
-    </w:p>
-    <w:tbl>
-      <w:tblPr>
-        <w:tblStyle w:val="TableGrid"/>
-        <w:tblW w:type="auto" w:w="0"/>
+        <w:tblLayout w:type="autofit"/>
         <w:tblLook w:firstColumn="1" w:firstRow="1" w:lastColumn="0" w:lastRow="0" w:noHBand="0" w:noVBand="1" w:val="04A0"/>
       </w:tblPr>
       <w:tblGrid>
@@ -624,7 +511,190 @@
           </w:tcPr>
           <w:p>
             <w:r>
-              <w:t>2023-10</w:t>
+              <w:t>PUBLIC NOTICE</w:t>
+            </w:r>
+          </w:p>
+        </w:tc>
+        <w:tc>
+          <w:tcPr>
+            <w:tcW w:type="dxa" w:w="4320"/>
+          </w:tcPr>
+          <w:p>
+            <w:r>
+              <w:t>246772020.0</w:t>
+            </w:r>
+          </w:p>
+        </w:tc>
+      </w:tr>
+      <w:tr>
+        <w:tc>
+          <w:tcPr>
+            <w:tcW w:type="dxa" w:w="4320"/>
+          </w:tcPr>
+          <w:p>
+            <w:r>
+              <w:t>SPECIAL PROJECT</w:t>
+            </w:r>
+          </w:p>
+        </w:tc>
+        <w:tc>
+          <w:tcPr>
+            <w:tcW w:type="dxa" w:w="4320"/>
+          </w:tcPr>
+          <w:p>
+            <w:r>
+              <w:t>99554949.0</w:t>
+            </w:r>
+          </w:p>
+        </w:tc>
+      </w:tr>
+      <w:tr>
+        <w:tc>
+          <w:tcPr>
+            <w:tcW w:type="dxa" w:w="4320"/>
+          </w:tcPr>
+          <w:p>
+            <w:r>
+              <w:t>DISPLAY</w:t>
+            </w:r>
+          </w:p>
+        </w:tc>
+        <w:tc>
+          <w:tcPr>
+            <w:tcW w:type="dxa" w:w="4320"/>
+          </w:tcPr>
+          <w:p>
+            <w:r>
+              <w:t>51789450.0</w:t>
+            </w:r>
+          </w:p>
+        </w:tc>
+      </w:tr>
+      <w:tr>
+        <w:tc>
+          <w:tcPr>
+            <w:tcW w:type="dxa" w:w="4320"/>
+          </w:tcPr>
+          <w:p>
+            <w:r>
+              <w:t>APPOINTMENT</w:t>
+            </w:r>
+          </w:p>
+        </w:tc>
+        <w:tc>
+          <w:tcPr>
+            <w:tcW w:type="dxa" w:w="4320"/>
+          </w:tcPr>
+          <w:p>
+            <w:r>
+              <w:t>41676525.0</w:t>
+            </w:r>
+          </w:p>
+        </w:tc>
+      </w:tr>
+      <w:tr>
+        <w:tc>
+          <w:tcPr>
+            <w:tcW w:type="dxa" w:w="4320"/>
+          </w:tcPr>
+          <w:p>
+            <w:r>
+              <w:t>TENDER</w:t>
+            </w:r>
+          </w:p>
+        </w:tc>
+        <w:tc>
+          <w:tcPr>
+            <w:tcW w:type="dxa" w:w="4320"/>
+          </w:tcPr>
+          <w:p>
+            <w:r>
+              <w:t>35439600.0</w:t>
+            </w:r>
+          </w:p>
+        </w:tc>
+      </w:tr>
+      <w:tr>
+        <w:tc>
+          <w:tcPr>
+            <w:tcW w:type="dxa" w:w="4320"/>
+          </w:tcPr>
+          <w:p>
+            <w:r>
+              <w:t>ADVERTORIAL</w:t>
+            </w:r>
+          </w:p>
+        </w:tc>
+        <w:tc>
+          <w:tcPr>
+            <w:tcW w:type="dxa" w:w="4320"/>
+          </w:tcPr>
+          <w:p>
+            <w:r>
+              <w:t>32838344.0</w:t>
+            </w:r>
+          </w:p>
+        </w:tc>
+      </w:tr>
+    </w:tbl>
+    <w:p/>
+    <w:p>
+      <w:pPr>
+        <w:pStyle w:val="Heading2"/>
+      </w:pPr>
+      <w:r>
+        <w:t>Monthly Revenue Trend</w:t>
+      </w:r>
+    </w:p>
+    <w:tbl>
+      <w:tblPr>
+        <w:tblStyle w:val="TableGrid"/>
+        <w:tblW w:type="auto" w:w="0"/>
+        <w:tblLayout w:type="autofit"/>
+        <w:tblLook w:firstColumn="1" w:firstRow="1" w:lastColumn="0" w:lastRow="0" w:noHBand="0" w:noVBand="1" w:val="04A0"/>
+      </w:tblPr>
+      <w:tblGrid>
+        <w:gridCol w:w="4320"/>
+        <w:gridCol w:w="4320"/>
+      </w:tblGrid>
+      <w:tr>
+        <w:tc>
+          <w:tcPr>
+            <w:tcW w:type="dxa" w:w="4320"/>
+          </w:tcPr>
+          <w:p>
+            <w:r>
+              <w:rPr>
+                <w:b/>
+                <w:color w:val="4F46E5"/>
+              </w:rPr>
+              <w:t>Category</w:t>
+            </w:r>
+          </w:p>
+        </w:tc>
+        <w:tc>
+          <w:tcPr>
+            <w:tcW w:type="dxa" w:w="4320"/>
+          </w:tcPr>
+          <w:p>
+            <w:r>
+              <w:rPr>
+                <w:b/>
+                <w:color w:val="4F46E5"/>
+              </w:rPr>
+              <w:t>Bill Amt</w:t>
+            </w:r>
+          </w:p>
+        </w:tc>
+      </w:tr>
+      <w:tr>
+        <w:tc>
+          <w:tcPr>
+            <w:tcW w:type="dxa" w:w="4320"/>
+          </w:tcPr>
+          <w:p>
+            <w:r>
+              <w:t>October</w:t>
             </w:r>
           </w:p>
         </w:tc>
@@ -646,7 +716,7 @@
           </w:tcPr>
           <w:p>
             <w:r>
-              <w:t>2023-11</w:t>
+              <w:t>November</w:t>
             </w:r>
           </w:p>
         </w:tc>
@@ -668,7 +738,7 @@
           </w:tcPr>
           <w:p>
             <w:r>
-              <w:t>2023-12</w:t>
+              <w:t>December</w:t>
             </w:r>
           </w:p>
         </w:tc>
@@ -684,15 +754,145 @@
         </w:tc>
       </w:tr>
     </w:tbl>
+    <w:p/>
     <w:p>
+      <w:pPr>
+        <w:pStyle w:val="Heading2"/>
+      </w:pPr>
       <w:r>
-        <w:rPr>
-          <w:i/>
-          <w:sz w:val="18"/>
-        </w:rPr>
-        <w:t>To create an editable chart: select this table → Insert → Chart → paste data into the spreadsheet that opens.</w:t>
+        <w:t>Payment Terms Distribution</w:t>
       </w:r>
     </w:p>
+    <w:tbl>
+      <w:tblPr>
+        <w:tblStyle w:val="TableGrid"/>
+        <w:tblW w:type="auto" w:w="0"/>
+        <w:tblLayout w:type="autofit"/>
+        <w:tblLook w:firstColumn="1" w:firstRow="1" w:lastColumn="0" w:lastRow="0" w:noHBand="0" w:noVBand="1" w:val="04A0"/>
+      </w:tblPr>
+      <w:tblGrid>
+        <w:gridCol w:w="4320"/>
+        <w:gridCol w:w="4320"/>
+      </w:tblGrid>
+      <w:tr>
+        <w:tc>
+          <w:tcPr>
+            <w:tcW w:type="dxa" w:w="4320"/>
+          </w:tcPr>
+          <w:p>
+            <w:r>
+              <w:rPr>
+                <w:b/>
+                <w:color w:val="4F46E5"/>
+              </w:rPr>
+              <w:t>Category</w:t>
+            </w:r>
+          </w:p>
+        </w:tc>
+        <w:tc>
+          <w:tcPr>
+            <w:tcW w:type="dxa" w:w="4320"/>
+          </w:tcPr>
+          <w:p>
+            <w:r>
+              <w:rPr>
+                <w:b/>
+                <w:color w:val="4F46E5"/>
+              </w:rPr>
+              <w:t>Bill Amt</w:t>
+            </w:r>
+          </w:p>
+        </w:tc>
+      </w:tr>
+      <w:tr>
+        <w:tc>
+          <w:tcPr>
+            <w:tcW w:type="dxa" w:w="4320"/>
+          </w:tcPr>
+          <w:p>
+            <w:r>
+              <w:t>PRE PAID</w:t>
+            </w:r>
+          </w:p>
+        </w:tc>
+        <w:tc>
+          <w:tcPr>
+            <w:tcW w:type="dxa" w:w="4320"/>
+          </w:tcPr>
+          <w:p>
+            <w:r>
+              <w:t>67.8</w:t>
+            </w:r>
+          </w:p>
+        </w:tc>
+      </w:tr>
+      <w:tr>
+        <w:tc>
+          <w:tcPr>
+            <w:tcW w:type="dxa" w:w="4320"/>
+          </w:tcPr>
+          <w:p>
+            <w:r>
+              <w:t>CREDIT</w:t>
+            </w:r>
+          </w:p>
+        </w:tc>
+        <w:tc>
+          <w:tcPr>
+            <w:tcW w:type="dxa" w:w="4320"/>
+          </w:tcPr>
+          <w:p>
+            <w:r>
+              <w:t>19.2</w:t>
+            </w:r>
+          </w:p>
+        </w:tc>
+      </w:tr>
+      <w:tr>
+        <w:tc>
+          <w:tcPr>
+            <w:tcW w:type="dxa" w:w="4320"/>
+          </w:tcPr>
+          <w:p>
+            <w:r>
+              <w:t>ADVANCE</w:t>
+            </w:r>
+          </w:p>
+        </w:tc>
+        <w:tc>
+          <w:tcPr>
+            <w:tcW w:type="dxa" w:w="4320"/>
+          </w:tcPr>
+          <w:p>
+            <w:r>
+              <w:t>8.9</w:t>
+            </w:r>
+          </w:p>
+        </w:tc>
+      </w:tr>
+      <w:tr>
+        <w:tc>
+          <w:tcPr>
+            <w:tcW w:type="dxa" w:w="4320"/>
+          </w:tcPr>
+          <w:p>
+            <w:r>
+              <w:t>CASH</w:t>
+            </w:r>
+          </w:p>
+        </w:tc>
+        <w:tc>
+          <w:tcPr>
+            <w:tcW w:type="dxa" w:w="4320"/>
+          </w:tcPr>
+          <w:p>
+            <w:r>
+              <w:t>4.1</w:t>
+            </w:r>
+          </w:p>
+        </w:tc>
+      </w:tr>
+    </w:tbl>
     <w:p/>
     <w:p>
       <w:pPr>
@@ -702,60 +902,44 @@
         <w:t>Data Sample</w:t>
       </w:r>
     </w:p>
+    <w:p>
+      <w:r>
+        <w:rPr>
+          <w:i/>
+          <w:sz w:val="18"/>
+        </w:rPr>
+        <w:t>Showing 10 of 37 columns. Full data available in Excel export.</w:t>
+      </w:r>
+    </w:p>
     <w:tbl>
       <w:tblPr>
         <w:tblStyle w:val="TableGrid"/>
         <w:tblW w:type="auto" w:w="0"/>
+        <w:tblLayout w:type="autofit"/>
         <w:tblLook w:firstColumn="1" w:firstRow="1" w:lastColumn="0" w:lastRow="0" w:noHBand="0" w:noVBand="1" w:val="04A0"/>
       </w:tblPr>
       <w:tblGrid>
-        <w:gridCol w:w="234"/>
-        <w:gridCol w:w="234"/>
-        <w:gridCol w:w="234"/>
-        <w:gridCol w:w="234"/>
-        <w:gridCol w:w="234"/>
-        <w:gridCol w:w="234"/>
-        <w:gridCol w:w="234"/>
-        <w:gridCol w:w="234"/>
-        <w:gridCol w:w="234"/>
-        <w:gridCol w:w="234"/>
-        <w:gridCol w:w="234"/>
-        <w:gridCol w:w="234"/>
-        <w:gridCol w:w="234"/>
-        <w:gridCol w:w="234"/>
-        <w:gridCol w:w="234"/>
-        <w:gridCol w:w="234"/>
-        <w:gridCol w:w="234"/>
-        <w:gridCol w:w="234"/>
-        <w:gridCol w:w="234"/>
-        <w:gridCol w:w="234"/>
-        <w:gridCol w:w="234"/>
-        <w:gridCol w:w="234"/>
-        <w:gridCol w:w="234"/>
-        <w:gridCol w:w="234"/>
-        <w:gridCol w:w="234"/>
-        <w:gridCol w:w="234"/>
-        <w:gridCol w:w="234"/>
-        <w:gridCol w:w="234"/>
-        <w:gridCol w:w="234"/>
-        <w:gridCol w:w="234"/>
-        <w:gridCol w:w="234"/>
-        <w:gridCol w:w="234"/>
-        <w:gridCol w:w="234"/>
-        <w:gridCol w:w="234"/>
-        <w:gridCol w:w="234"/>
-        <w:gridCol w:w="234"/>
-        <w:gridCol w:w="234"/>
+        <w:gridCol w:w="864"/>
+        <w:gridCol w:w="864"/>
+        <w:gridCol w:w="864"/>
+        <w:gridCol w:w="864"/>
+        <w:gridCol w:w="864"/>
+        <w:gridCol w:w="864"/>
+        <w:gridCol w:w="864"/>
+        <w:gridCol w:w="864"/>
+        <w:gridCol w:w="864"/>
+        <w:gridCol w:w="864"/>
       </w:tblGrid>
       <w:tr>
         <w:tc>
           <w:tcPr>
-            <w:tcW w:type="dxa" w:w="234"/>
+            <w:tcW w:type="dxa" w:w="864"/>
           </w:tcPr>
           <w:p>
             <w:r>
               <w:rPr>
                 <w:b/>
+                <w:sz w:val="16"/>
               </w:rPr>
               <w:t>S.No</w:t>
             </w:r>
@@ -763,12 +947,13 @@
         </w:tc>
         <w:tc>
           <w:tcPr>
-            <w:tcW w:type="dxa" w:w="234"/>
+            <w:tcW w:type="dxa" w:w="864"/>
           </w:tcPr>
           <w:p>
             <w:r>
               <w:rPr>
                 <w:b/>
+                <w:sz w:val="16"/>
               </w:rPr>
               <w:t>Booking ID</w:t>
             </w:r>
@@ -776,12 +961,13 @@
         </w:tc>
         <w:tc>
           <w:tcPr>
-            <w:tcW w:type="dxa" w:w="234"/>
+            <w:tcW w:type="dxa" w:w="864"/>
           </w:tcPr>
           <w:p>
             <w:r>
               <w:rPr>
                 <w:b/>
+                <w:sz w:val="16"/>
               </w:rPr>
               <w:t>Edition</w:t>
             </w:r>
@@ -789,12 +975,13 @@
         </w:tc>
         <w:tc>
           <w:tcPr>
-            <w:tcW w:type="dxa" w:w="234"/>
+            <w:tcW w:type="dxa" w:w="864"/>
           </w:tcPr>
           <w:p>
             <w:r>
               <w:rPr>
                 <w:b/>
+                <w:sz w:val="16"/>
               </w:rPr>
               <w:t>PublishDate</w:t>
             </w:r>
@@ -802,12 +989,13 @@
         </w:tc>
         <w:tc>
           <w:tcPr>
-            <w:tcW w:type="dxa" w:w="234"/>
+            <w:tcW w:type="dxa" w:w="864"/>
           </w:tcPr>
           <w:p>
             <w:r>
               <w:rPr>
                 <w:b/>
+                <w:sz w:val="16"/>
               </w:rPr>
               <w:t>Agency</w:t>
             </w:r>
@@ -815,12 +1003,13 @@
         </w:tc>
         <w:tc>
           <w:tcPr>
-            <w:tcW w:type="dxa" w:w="234"/>
+            <w:tcW w:type="dxa" w:w="864"/>
           </w:tcPr>
           <w:p>
             <w:r>
               <w:rPr>
                 <w:b/>
+                <w:sz w:val="16"/>
               </w:rPr>
               <w:t>Client</w:t>
             </w:r>
@@ -828,12 +1017,13 @@
         </w:tc>
         <w:tc>
           <w:tcPr>
-            <w:tcW w:type="dxa" w:w="234"/>
+            <w:tcW w:type="dxa" w:w="864"/>
           </w:tcPr>
           <w:p>
             <w:r>
               <w:rPr>
                 <w:b/>
+                <w:sz w:val="16"/>
               </w:rPr>
               <w:t>Package</w:t>
             </w:r>
@@ -841,12 +1031,13 @@
         </w:tc>
         <w:tc>
           <w:tcPr>
-            <w:tcW w:type="dxa" w:w="234"/>
+            <w:tcW w:type="dxa" w:w="864"/>
           </w:tcPr>
           <w:p>
             <w:r>
               <w:rPr>
                 <w:b/>
+                <w:sz w:val="16"/>
               </w:rPr>
               <w:t>Sales Area</w:t>
             </w:r>
@@ -854,12 +1045,13 @@
         </w:tc>
         <w:tc>
           <w:tcPr>
-            <w:tcW w:type="dxa" w:w="234"/>
+            <w:tcW w:type="dxa" w:w="864"/>
           </w:tcPr>
           <w:p>
             <w:r>
               <w:rPr>
                 <w:b/>
+                <w:sz w:val="16"/>
               </w:rPr>
               <w:t>HT</w:t>
             </w:r>
@@ -867,365 +1059,15 @@
         </w:tc>
         <w:tc>
           <w:tcPr>
-            <w:tcW w:type="dxa" w:w="234"/>
+            <w:tcW w:type="dxa" w:w="864"/>
           </w:tcPr>
           <w:p>
             <w:r>
               <w:rPr>
                 <w:b/>
+                <w:sz w:val="16"/>
               </w:rPr>
               <w:t>WD</w:t>
-            </w:r>
-          </w:p>
-        </w:tc>
-        <w:tc>
-          <w:tcPr>
-            <w:tcW w:type="dxa" w:w="234"/>
-          </w:tcPr>
-          <w:p>
-            <w:r>
-              <w:rPr>
-                <w:b/>
-              </w:rPr>
-              <w:t>Area</w:t>
-            </w:r>
-          </w:p>
-        </w:tc>
-        <w:tc>
-          <w:tcPr>
-            <w:tcW w:type="dxa" w:w="234"/>
-          </w:tcPr>
-          <w:p>
-            <w:r>
-              <w:rPr>
-                <w:b/>
-              </w:rPr>
-              <w:t>Other Terms</w:t>
-            </w:r>
-          </w:p>
-        </w:tc>
-        <w:tc>
-          <w:tcPr>
-            <w:tcW w:type="dxa" w:w="234"/>
-          </w:tcPr>
-          <w:p>
-            <w:r>
-              <w:rPr>
-                <w:b/>
-              </w:rPr>
-              <w:t>Color</w:t>
-            </w:r>
-          </w:p>
-        </w:tc>
-        <w:tc>
-          <w:tcPr>
-            <w:tcW w:type="dxa" w:w="234"/>
-          </w:tcPr>
-          <w:p>
-            <w:r>
-              <w:rPr>
-                <w:b/>
-              </w:rPr>
-              <w:t>Page Position</w:t>
-            </w:r>
-          </w:p>
-        </w:tc>
-        <w:tc>
-          <w:tcPr>
-            <w:tcW w:type="dxa" w:w="234"/>
-          </w:tcPr>
-          <w:p>
-            <w:r>
-              <w:rPr>
-                <w:b/>
-              </w:rPr>
-              <w:t>Page Prem</w:t>
-            </w:r>
-          </w:p>
-        </w:tc>
-        <w:tc>
-          <w:tcPr>
-            <w:tcW w:type="dxa" w:w="234"/>
-          </w:tcPr>
-          <w:p>
-            <w:r>
-              <w:rPr>
-                <w:b/>
-              </w:rPr>
-              <w:t>Post Prem</w:t>
-            </w:r>
-          </w:p>
-        </w:tc>
-        <w:tc>
-          <w:tcPr>
-            <w:tcW w:type="dxa" w:w="234"/>
-          </w:tcPr>
-          <w:p>
-            <w:r>
-              <w:rPr>
-                <w:b/>
-              </w:rPr>
-              <w:t>Ro No.</w:t>
-            </w:r>
-          </w:p>
-        </w:tc>
-        <w:tc>
-          <w:tcPr>
-            <w:tcW w:type="dxa" w:w="234"/>
-          </w:tcPr>
-          <w:p>
-            <w:r>
-              <w:rPr>
-                <w:b/>
-              </w:rPr>
-              <w:t>Ro Status</w:t>
-            </w:r>
-          </w:p>
-        </w:tc>
-        <w:tc>
-          <w:tcPr>
-            <w:tcW w:type="dxa" w:w="234"/>
-          </w:tcPr>
-          <w:p>
-            <w:r>
-              <w:rPr>
-                <w:b/>
-              </w:rPr>
-              <w:t>AdCat</w:t>
-            </w:r>
-          </w:p>
-        </w:tc>
-        <w:tc>
-          <w:tcPr>
-            <w:tcW w:type="dxa" w:w="234"/>
-          </w:tcPr>
-          <w:p>
-            <w:r>
-              <w:rPr>
-                <w:b/>
-              </w:rPr>
-              <w:t>Sub AdCat</w:t>
-            </w:r>
-          </w:p>
-        </w:tc>
-        <w:tc>
-          <w:tcPr>
-            <w:tcW w:type="dxa" w:w="234"/>
-          </w:tcPr>
-          <w:p>
-            <w:r>
-              <w:rPr>
-                <w:b/>
-              </w:rPr>
-              <w:t>CardAmount</w:t>
-            </w:r>
-          </w:p>
-        </w:tc>
-        <w:tc>
-          <w:tcPr>
-            <w:tcW w:type="dxa" w:w="234"/>
-          </w:tcPr>
-          <w:p>
-            <w:r>
-              <w:rPr>
-                <w:b/>
-              </w:rPr>
-              <w:t>AggRate</w:t>
-            </w:r>
-          </w:p>
-        </w:tc>
-        <w:tc>
-          <w:tcPr>
-            <w:tcW w:type="dxa" w:w="234"/>
-          </w:tcPr>
-          <w:p>
-            <w:r>
-              <w:rPr>
-                <w:b/>
-              </w:rPr>
-              <w:t>Discount Per</w:t>
-            </w:r>
-          </w:p>
-        </w:tc>
-        <w:tc>
-          <w:tcPr>
-            <w:tcW w:type="dxa" w:w="234"/>
-          </w:tcPr>
-          <w:p>
-            <w:r>
-              <w:rPr>
-                <w:b/>
-              </w:rPr>
-              <w:t>Discount</w:t>
-            </w:r>
-          </w:p>
-        </w:tc>
-        <w:tc>
-          <w:tcPr>
-            <w:tcW w:type="dxa" w:w="234"/>
-          </w:tcPr>
-          <w:p>
-            <w:r>
-              <w:rPr>
-                <w:b/>
-              </w:rPr>
-              <w:t>VAT</w:t>
-            </w:r>
-          </w:p>
-        </w:tc>
-        <w:tc>
-          <w:tcPr>
-            <w:tcW w:type="dxa" w:w="234"/>
-          </w:tcPr>
-          <w:p>
-            <w:r>
-              <w:rPr>
-                <w:b/>
-              </w:rPr>
-              <w:t>WHT</w:t>
-            </w:r>
-          </w:p>
-        </w:tc>
-        <w:tc>
-          <w:tcPr>
-            <w:tcW w:type="dxa" w:w="234"/>
-          </w:tcPr>
-          <w:p>
-            <w:r>
-              <w:rPr>
-                <w:b/>
-              </w:rPr>
-              <w:t>Bill Amt</w:t>
-            </w:r>
-          </w:p>
-        </w:tc>
-        <w:tc>
-          <w:tcPr>
-            <w:tcW w:type="dxa" w:w="234"/>
-          </w:tcPr>
-          <w:p>
-            <w:r>
-              <w:rPr>
-                <w:b/>
-              </w:rPr>
-              <w:t>RECEIPT ID</w:t>
-            </w:r>
-          </w:p>
-        </w:tc>
-        <w:tc>
-          <w:tcPr>
-            <w:tcW w:type="dxa" w:w="234"/>
-          </w:tcPr>
-          <w:p>
-            <w:r>
-              <w:rPr>
-                <w:b/>
-              </w:rPr>
-              <w:t>Executive Name</w:t>
-            </w:r>
-          </w:p>
-        </w:tc>
-        <w:tc>
-          <w:tcPr>
-            <w:tcW w:type="dxa" w:w="234"/>
-          </w:tcPr>
-          <w:p>
-            <w:r>
-              <w:rPr>
-                <w:b/>
-              </w:rPr>
-              <w:t>Status</w:t>
-            </w:r>
-          </w:p>
-        </w:tc>
-        <w:tc>
-          <w:tcPr>
-            <w:tcW w:type="dxa" w:w="234"/>
-          </w:tcPr>
-          <w:p>
-            <w:r>
-              <w:rPr>
-                <w:b/>
-              </w:rPr>
-              <w:t>BOOKED BY</w:t>
-            </w:r>
-          </w:p>
-        </w:tc>
-        <w:tc>
-          <w:tcPr>
-            <w:tcW w:type="dxa" w:w="234"/>
-          </w:tcPr>
-          <w:p>
-            <w:r>
-              <w:rPr>
-                <w:b/>
-              </w:rPr>
-              <w:t>BOOKING CENTER</w:t>
-            </w:r>
-          </w:p>
-        </w:tc>
-        <w:tc>
-          <w:tcPr>
-            <w:tcW w:type="dxa" w:w="234"/>
-          </w:tcPr>
-          <w:p>
-            <w:r>
-              <w:rPr>
-                <w:b/>
-              </w:rPr>
-              <w:t>REVENUE CENTER</w:t>
-            </w:r>
-          </w:p>
-        </w:tc>
-        <w:tc>
-          <w:tcPr>
-            <w:tcW w:type="dxa" w:w="234"/>
-          </w:tcPr>
-          <w:p>
-            <w:r>
-              <w:rPr>
-                <w:b/>
-              </w:rPr>
-              <w:t>PRINT REMARK</w:t>
-            </w:r>
-          </w:p>
-        </w:tc>
-        <w:tc>
-          <w:tcPr>
-            <w:tcW w:type="dxa" w:w="234"/>
-          </w:tcPr>
-          <w:p>
-            <w:r>
-              <w:rPr>
-                <w:b/>
-              </w:rPr>
-              <w:t>RECEIPT DATE</w:t>
-            </w:r>
-          </w:p>
-        </w:tc>
-        <w:tc>
-          <w:tcPr>
-            <w:tcW w:type="dxa" w:w="234"/>
-          </w:tcPr>
-          <w:p>
-            <w:r>
-              <w:rPr>
-                <w:b/>
-              </w:rPr>
-              <w:t>PAYMENT TERM</w:t>
-            </w:r>
-          </w:p>
-        </w:tc>
-        <w:tc>
-          <w:tcPr>
-            <w:tcW w:type="dxa" w:w="234"/>
-          </w:tcPr>
-          <w:p>
-            <w:r>
-              <w:rPr>
-                <w:b/>
-              </w:rPr>
-              <w:t>Month</w:t>
             </w:r>
           </w:p>
         </w:tc>
@@ -1233,371 +1075,131 @@
       <w:tr>
         <w:tc>
           <w:tcPr>
-            <w:tcW w:type="dxa" w:w="234"/>
+            <w:tcW w:type="dxa" w:w="864"/>
           </w:tcPr>
           <w:p>
             <w:r>
+              <w:rPr>
+                <w:sz w:val="16"/>
+              </w:rPr>
               <w:t>1</w:t>
             </w:r>
           </w:p>
         </w:tc>
         <w:tc>
           <w:tcPr>
-            <w:tcW w:type="dxa" w:w="234"/>
+            <w:tcW w:type="dxa" w:w="864"/>
           </w:tcPr>
           <w:p>
             <w:r>
+              <w:rPr>
+                <w:sz w:val="16"/>
+              </w:rPr>
               <w:t>DAB12300000248</w:t>
             </w:r>
           </w:p>
         </w:tc>
         <w:tc>
           <w:tcPr>
-            <w:tcW w:type="dxa" w:w="234"/>
+            <w:tcW w:type="dxa" w:w="864"/>
           </w:tcPr>
           <w:p>
             <w:r>
+              <w:rPr>
+                <w:sz w:val="16"/>
+              </w:rPr>
               <w:t>DAI-ABUJ-2</w:t>
             </w:r>
           </w:p>
         </w:tc>
         <w:tc>
           <w:tcPr>
-            <w:tcW w:type="dxa" w:w="234"/>
+            <w:tcW w:type="dxa" w:w="864"/>
           </w:tcPr>
           <w:p>
             <w:r>
+              <w:rPr>
+                <w:sz w:val="16"/>
+              </w:rPr>
               <w:t>2023-10-01 00:00:00</w:t>
             </w:r>
           </w:p>
         </w:tc>
         <w:tc>
           <w:tcPr>
-            <w:tcW w:type="dxa" w:w="234"/>
+            <w:tcW w:type="dxa" w:w="864"/>
           </w:tcPr>
           <w:p>
             <w:r>
+              <w:rPr>
+                <w:sz w:val="16"/>
+              </w:rPr>
               <w:t>HOME ADVERT</w:t>
             </w:r>
           </w:p>
         </w:tc>
         <w:tc>
           <w:tcPr>
-            <w:tcW w:type="dxa" w:w="234"/>
+            <w:tcW w:type="dxa" w:w="864"/>
           </w:tcPr>
           <w:p>
             <w:r>
+              <w:rPr>
+                <w:sz w:val="16"/>
+              </w:rPr>
               <w:t>TRUST TV SUNDAY POLITICS</w:t>
             </w:r>
           </w:p>
         </w:tc>
         <w:tc>
           <w:tcPr>
-            <w:tcW w:type="dxa" w:w="234"/>
+            <w:tcW w:type="dxa" w:w="864"/>
           </w:tcPr>
           <w:p>
             <w:r>
+              <w:rPr>
+                <w:sz w:val="16"/>
+              </w:rPr>
               <w:t>DAI-ABUJ-2</w:t>
             </w:r>
           </w:p>
         </w:tc>
         <w:tc>
           <w:tcPr>
-            <w:tcW w:type="dxa" w:w="234"/>
+            <w:tcW w:type="dxa" w:w="864"/>
           </w:tcPr>
           <w:p>
             <w:r>
+              <w:rPr>
+                <w:sz w:val="16"/>
+              </w:rPr>
               <w:t>ABUJA</w:t>
             </w:r>
           </w:p>
         </w:tc>
         <w:tc>
           <w:tcPr>
-            <w:tcW w:type="dxa" w:w="234"/>
+            <w:tcW w:type="dxa" w:w="864"/>
           </w:tcPr>
           <w:p>
             <w:r>
+              <w:rPr>
+                <w:sz w:val="16"/>
+              </w:rPr>
               <w:t>10.0</w:t>
             </w:r>
           </w:p>
         </w:tc>
         <w:tc>
           <w:tcPr>
-            <w:tcW w:type="dxa" w:w="234"/>
+            <w:tcW w:type="dxa" w:w="864"/>
           </w:tcPr>
           <w:p>
             <w:r>
+              <w:rPr>
+                <w:sz w:val="16"/>
+              </w:rPr>
               <w:t>6.0</w:t>
-            </w:r>
-          </w:p>
-        </w:tc>
-        <w:tc>
-          <w:tcPr>
-            <w:tcW w:type="dxa" w:w="234"/>
-          </w:tcPr>
-          <w:p>
-            <w:r>
-              <w:t>60.0</w:t>
-            </w:r>
-          </w:p>
-        </w:tc>
-        <w:tc>
-          <w:tcPr>
-            <w:tcW w:type="dxa" w:w="234"/>
-          </w:tcPr>
-          <w:p>
-            <w:r>
-              <w:t>nan</w:t>
-            </w:r>
-          </w:p>
-        </w:tc>
-        <w:tc>
-          <w:tcPr>
-            <w:tcW w:type="dxa" w:w="234"/>
-          </w:tcPr>
-          <w:p>
-            <w:r>
-              <w:t>Colour</w:t>
-            </w:r>
-          </w:p>
-        </w:tc>
-        <w:tc>
-          <w:tcPr>
-            <w:tcW w:type="dxa" w:w="234"/>
-          </w:tcPr>
-          <w:p>
-            <w:r>
-              <w:t>OTHER</w:t>
-            </w:r>
-          </w:p>
-        </w:tc>
-        <w:tc>
-          <w:tcPr>
-            <w:tcW w:type="dxa" w:w="234"/>
-          </w:tcPr>
-          <w:p>
-            <w:r>
-              <w:t>ANY PAGE</w:t>
-            </w:r>
-          </w:p>
-        </w:tc>
-        <w:tc>
-          <w:tcPr>
-            <w:tcW w:type="dxa" w:w="234"/>
-          </w:tcPr>
-          <w:p>
-            <w:r>
-              <w:t>OTHER</w:t>
-            </w:r>
-          </w:p>
-        </w:tc>
-        <w:tc>
-          <w:tcPr>
-            <w:tcW w:type="dxa" w:w="234"/>
-          </w:tcPr>
-          <w:p>
-            <w:r>
-              <w:t>110</w:t>
-            </w:r>
-          </w:p>
-        </w:tc>
-        <w:tc>
-          <w:tcPr>
-            <w:tcW w:type="dxa" w:w="234"/>
-          </w:tcPr>
-          <w:p>
-            <w:r>
-              <w:t>Confirm</w:t>
-            </w:r>
-          </w:p>
-        </w:tc>
-        <w:tc>
-          <w:tcPr>
-            <w:tcW w:type="dxa" w:w="234"/>
-          </w:tcPr>
-          <w:p>
-            <w:r>
-              <w:t>PUBLIC NOTICE</w:t>
-            </w:r>
-          </w:p>
-        </w:tc>
-        <w:tc>
-          <w:tcPr>
-            <w:tcW w:type="dxa" w:w="234"/>
-          </w:tcPr>
-          <w:p>
-            <w:r>
-              <w:t>PUBLIC NOTICE</w:t>
-            </w:r>
-          </w:p>
-        </w:tc>
-        <w:tc>
-          <w:tcPr>
-            <w:tcW w:type="dxa" w:w="234"/>
-          </w:tcPr>
-          <w:p>
-            <w:r>
-              <w:t>607200.0</w:t>
-            </w:r>
-          </w:p>
-        </w:tc>
-        <w:tc>
-          <w:tcPr>
-            <w:tcW w:type="dxa" w:w="234"/>
-          </w:tcPr>
-          <w:p>
-            <w:r>
-              <w:t>0.0</w:t>
-            </w:r>
-          </w:p>
-        </w:tc>
-        <w:tc>
-          <w:tcPr>
-            <w:tcW w:type="dxa" w:w="234"/>
-          </w:tcPr>
-          <w:p>
-            <w:r>
-              <w:t>0.0</w:t>
-            </w:r>
-          </w:p>
-        </w:tc>
-        <w:tc>
-          <w:tcPr>
-            <w:tcW w:type="dxa" w:w="234"/>
-          </w:tcPr>
-          <w:p>
-            <w:r>
-              <w:t>0.0</w:t>
-            </w:r>
-          </w:p>
-        </w:tc>
-        <w:tc>
-          <w:tcPr>
-            <w:tcW w:type="dxa" w:w="234"/>
-          </w:tcPr>
-          <w:p>
-            <w:r>
-              <w:t>45540.0</w:t>
-            </w:r>
-          </w:p>
-        </w:tc>
-        <w:tc>
-          <w:tcPr>
-            <w:tcW w:type="dxa" w:w="234"/>
-          </w:tcPr>
-          <w:p>
-            <w:r>
-              <w:t>nan</w:t>
-            </w:r>
-          </w:p>
-        </w:tc>
-        <w:tc>
-          <w:tcPr>
-            <w:tcW w:type="dxa" w:w="234"/>
-          </w:tcPr>
-          <w:p>
-            <w:r>
-              <w:t>652740.0</w:t>
-            </w:r>
-          </w:p>
-        </w:tc>
-        <w:tc>
-          <w:tcPr>
-            <w:tcW w:type="dxa" w:w="234"/>
-          </w:tcPr>
-          <w:p>
-            <w:r>
-              <w:t>nan</w:t>
-            </w:r>
-          </w:p>
-        </w:tc>
-        <w:tc>
-          <w:tcPr>
-            <w:tcW w:type="dxa" w:w="234"/>
-          </w:tcPr>
-          <w:p>
-            <w:r>
-              <w:t>MARTIN, JEMIMA</w:t>
-            </w:r>
-          </w:p>
-        </w:tc>
-        <w:tc>
-          <w:tcPr>
-            <w:tcW w:type="dxa" w:w="234"/>
-          </w:tcPr>
-          <w:p>
-            <w:r>
-              <w:t>billed</w:t>
-            </w:r>
-          </w:p>
-        </w:tc>
-        <w:tc>
-          <w:tcPr>
-            <w:tcW w:type="dxa" w:w="234"/>
-          </w:tcPr>
-          <w:p>
-            <w:r>
-              <w:t>NMLAWAL@DAILYTRUST.COM</w:t>
-            </w:r>
-          </w:p>
-        </w:tc>
-        <w:tc>
-          <w:tcPr>
-            <w:tcW w:type="dxa" w:w="234"/>
-          </w:tcPr>
-          <w:p>
-            <w:r>
-              <w:t>ABUJA</w:t>
-            </w:r>
-          </w:p>
-        </w:tc>
-        <w:tc>
-          <w:tcPr>
-            <w:tcW w:type="dxa" w:w="234"/>
-          </w:tcPr>
-          <w:p>
-            <w:r>
-              <w:t>ABUJA</w:t>
-            </w:r>
-          </w:p>
-        </w:tc>
-        <w:tc>
-          <w:tcPr>
-            <w:tcW w:type="dxa" w:w="234"/>
-          </w:tcPr>
-          <w:p>
-            <w:r>
-              <w:t>TRUST TV SUNDAY POLITICS - 10X6 COLOUR</w:t>
-            </w:r>
-          </w:p>
-        </w:tc>
-        <w:tc>
-          <w:tcPr>
-            <w:tcW w:type="dxa" w:w="234"/>
-          </w:tcPr>
-          <w:p>
-            <w:r>
-              <w:t>nan</w:t>
-            </w:r>
-          </w:p>
-        </w:tc>
-        <w:tc>
-          <w:tcPr>
-            <w:tcW w:type="dxa" w:w="234"/>
-          </w:tcPr>
-          <w:p>
-            <w:r>
-              <w:t>PRE PAID</w:t>
-            </w:r>
-          </w:p>
-        </w:tc>
-        <w:tc>
-          <w:tcPr>
-            <w:tcW w:type="dxa" w:w="234"/>
-          </w:tcPr>
-          <w:p>
-            <w:r>
-              <w:t>2023-10</w:t>
             </w:r>
           </w:p>
         </w:tc>
@@ -1605,371 +1207,131 @@
       <w:tr>
         <w:tc>
           <w:tcPr>
-            <w:tcW w:type="dxa" w:w="234"/>
+            <w:tcW w:type="dxa" w:w="864"/>
           </w:tcPr>
           <w:p>
             <w:r>
+              <w:rPr>
+                <w:sz w:val="16"/>
+              </w:rPr>
               <w:t>2</w:t>
             </w:r>
           </w:p>
         </w:tc>
         <w:tc>
           <w:tcPr>
-            <w:tcW w:type="dxa" w:w="234"/>
+            <w:tcW w:type="dxa" w:w="864"/>
           </w:tcPr>
           <w:p>
             <w:r>
+              <w:rPr>
+                <w:sz w:val="16"/>
+              </w:rPr>
               <w:t>DAB12300000250</w:t>
             </w:r>
           </w:p>
         </w:tc>
         <w:tc>
           <w:tcPr>
-            <w:tcW w:type="dxa" w:w="234"/>
+            <w:tcW w:type="dxa" w:w="864"/>
           </w:tcPr>
           <w:p>
             <w:r>
+              <w:rPr>
+                <w:sz w:val="16"/>
+              </w:rPr>
               <w:t>DAI-ABUJ-2</w:t>
             </w:r>
           </w:p>
         </w:tc>
         <w:tc>
           <w:tcPr>
-            <w:tcW w:type="dxa" w:w="234"/>
+            <w:tcW w:type="dxa" w:w="864"/>
           </w:tcPr>
           <w:p>
             <w:r>
+              <w:rPr>
+                <w:sz w:val="16"/>
+              </w:rPr>
               <w:t>2023-10-01 00:00:00</w:t>
             </w:r>
           </w:p>
         </w:tc>
         <w:tc>
           <w:tcPr>
-            <w:tcW w:type="dxa" w:w="234"/>
+            <w:tcW w:type="dxa" w:w="864"/>
           </w:tcPr>
           <w:p>
             <w:r>
+              <w:rPr>
+                <w:sz w:val="16"/>
+              </w:rPr>
               <w:t>HOME ADVERT</w:t>
             </w:r>
           </w:p>
         </w:tc>
         <w:tc>
           <w:tcPr>
-            <w:tcW w:type="dxa" w:w="234"/>
+            <w:tcW w:type="dxa" w:w="864"/>
           </w:tcPr>
           <w:p>
             <w:r>
+              <w:rPr>
+                <w:sz w:val="16"/>
+              </w:rPr>
               <w:t>TRUST TV (HOME ADVERT)(TR85)</w:t>
             </w:r>
           </w:p>
         </w:tc>
         <w:tc>
           <w:tcPr>
-            <w:tcW w:type="dxa" w:w="234"/>
+            <w:tcW w:type="dxa" w:w="864"/>
           </w:tcPr>
           <w:p>
             <w:r>
+              <w:rPr>
+                <w:sz w:val="16"/>
+              </w:rPr>
               <w:t>DAI-ABUJ-2</w:t>
             </w:r>
           </w:p>
         </w:tc>
         <w:tc>
           <w:tcPr>
-            <w:tcW w:type="dxa" w:w="234"/>
+            <w:tcW w:type="dxa" w:w="864"/>
           </w:tcPr>
           <w:p>
             <w:r>
+              <w:rPr>
+                <w:sz w:val="16"/>
+              </w:rPr>
               <w:t>ABUJA</w:t>
             </w:r>
           </w:p>
         </w:tc>
         <w:tc>
           <w:tcPr>
-            <w:tcW w:type="dxa" w:w="234"/>
+            <w:tcW w:type="dxa" w:w="864"/>
           </w:tcPr>
           <w:p>
             <w:r>
+              <w:rPr>
+                <w:sz w:val="16"/>
+              </w:rPr>
               <w:t>10.0</w:t>
             </w:r>
           </w:p>
         </w:tc>
         <w:tc>
           <w:tcPr>
-            <w:tcW w:type="dxa" w:w="234"/>
+            <w:tcW w:type="dxa" w:w="864"/>
           </w:tcPr>
           <w:p>
             <w:r>
+              <w:rPr>
+                <w:sz w:val="16"/>
+              </w:rPr>
               <w:t>6.0</w:t>
-            </w:r>
-          </w:p>
-        </w:tc>
-        <w:tc>
-          <w:tcPr>
-            <w:tcW w:type="dxa" w:w="234"/>
-          </w:tcPr>
-          <w:p>
-            <w:r>
-              <w:t>60.0</w:t>
-            </w:r>
-          </w:p>
-        </w:tc>
-        <w:tc>
-          <w:tcPr>
-            <w:tcW w:type="dxa" w:w="234"/>
-          </w:tcPr>
-          <w:p>
-            <w:r>
-              <w:t>nan</w:t>
-            </w:r>
-          </w:p>
-        </w:tc>
-        <w:tc>
-          <w:tcPr>
-            <w:tcW w:type="dxa" w:w="234"/>
-          </w:tcPr>
-          <w:p>
-            <w:r>
-              <w:t>Colour</w:t>
-            </w:r>
-          </w:p>
-        </w:tc>
-        <w:tc>
-          <w:tcPr>
-            <w:tcW w:type="dxa" w:w="234"/>
-          </w:tcPr>
-          <w:p>
-            <w:r>
-              <w:t>OTHER</w:t>
-            </w:r>
-          </w:p>
-        </w:tc>
-        <w:tc>
-          <w:tcPr>
-            <w:tcW w:type="dxa" w:w="234"/>
-          </w:tcPr>
-          <w:p>
-            <w:r>
-              <w:t>ANY PAGE</w:t>
-            </w:r>
-          </w:p>
-        </w:tc>
-        <w:tc>
-          <w:tcPr>
-            <w:tcW w:type="dxa" w:w="234"/>
-          </w:tcPr>
-          <w:p>
-            <w:r>
-              <w:t>OTHER</w:t>
-            </w:r>
-          </w:p>
-        </w:tc>
-        <w:tc>
-          <w:tcPr>
-            <w:tcW w:type="dxa" w:w="234"/>
-          </w:tcPr>
-          <w:p>
-            <w:r>
-              <w:t>1102</w:t>
-            </w:r>
-          </w:p>
-        </w:tc>
-        <w:tc>
-          <w:tcPr>
-            <w:tcW w:type="dxa" w:w="234"/>
-          </w:tcPr>
-          <w:p>
-            <w:r>
-              <w:t>Confirm</w:t>
-            </w:r>
-          </w:p>
-        </w:tc>
-        <w:tc>
-          <w:tcPr>
-            <w:tcW w:type="dxa" w:w="234"/>
-          </w:tcPr>
-          <w:p>
-            <w:r>
-              <w:t>PUBLIC NOTICE</w:t>
-            </w:r>
-          </w:p>
-        </w:tc>
-        <w:tc>
-          <w:tcPr>
-            <w:tcW w:type="dxa" w:w="234"/>
-          </w:tcPr>
-          <w:p>
-            <w:r>
-              <w:t>PUBLIC NOTICE</w:t>
-            </w:r>
-          </w:p>
-        </w:tc>
-        <w:tc>
-          <w:tcPr>
-            <w:tcW w:type="dxa" w:w="234"/>
-          </w:tcPr>
-          <w:p>
-            <w:r>
-              <w:t>607200.0</w:t>
-            </w:r>
-          </w:p>
-        </w:tc>
-        <w:tc>
-          <w:tcPr>
-            <w:tcW w:type="dxa" w:w="234"/>
-          </w:tcPr>
-          <w:p>
-            <w:r>
-              <w:t>0.0</w:t>
-            </w:r>
-          </w:p>
-        </w:tc>
-        <w:tc>
-          <w:tcPr>
-            <w:tcW w:type="dxa" w:w="234"/>
-          </w:tcPr>
-          <w:p>
-            <w:r>
-              <w:t>0.0</w:t>
-            </w:r>
-          </w:p>
-        </w:tc>
-        <w:tc>
-          <w:tcPr>
-            <w:tcW w:type="dxa" w:w="234"/>
-          </w:tcPr>
-          <w:p>
-            <w:r>
-              <w:t>0.0</w:t>
-            </w:r>
-          </w:p>
-        </w:tc>
-        <w:tc>
-          <w:tcPr>
-            <w:tcW w:type="dxa" w:w="234"/>
-          </w:tcPr>
-          <w:p>
-            <w:r>
-              <w:t>45540.0</w:t>
-            </w:r>
-          </w:p>
-        </w:tc>
-        <w:tc>
-          <w:tcPr>
-            <w:tcW w:type="dxa" w:w="234"/>
-          </w:tcPr>
-          <w:p>
-            <w:r>
-              <w:t>nan</w:t>
-            </w:r>
-          </w:p>
-        </w:tc>
-        <w:tc>
-          <w:tcPr>
-            <w:tcW w:type="dxa" w:w="234"/>
-          </w:tcPr>
-          <w:p>
-            <w:r>
-              <w:t>652740.0</w:t>
-            </w:r>
-          </w:p>
-        </w:tc>
-        <w:tc>
-          <w:tcPr>
-            <w:tcW w:type="dxa" w:w="234"/>
-          </w:tcPr>
-          <w:p>
-            <w:r>
-              <w:t>nan</w:t>
-            </w:r>
-          </w:p>
-        </w:tc>
-        <w:tc>
-          <w:tcPr>
-            <w:tcW w:type="dxa" w:w="234"/>
-          </w:tcPr>
-          <w:p>
-            <w:r>
-              <w:t>MARTIN, JEMIMA</w:t>
-            </w:r>
-          </w:p>
-        </w:tc>
-        <w:tc>
-          <w:tcPr>
-            <w:tcW w:type="dxa" w:w="234"/>
-          </w:tcPr>
-          <w:p>
-            <w:r>
-              <w:t>billed</w:t>
-            </w:r>
-          </w:p>
-        </w:tc>
-        <w:tc>
-          <w:tcPr>
-            <w:tcW w:type="dxa" w:w="234"/>
-          </w:tcPr>
-          <w:p>
-            <w:r>
-              <w:t>NMLAWAL@DAILYTRUST.COM</w:t>
-            </w:r>
-          </w:p>
-        </w:tc>
-        <w:tc>
-          <w:tcPr>
-            <w:tcW w:type="dxa" w:w="234"/>
-          </w:tcPr>
-          <w:p>
-            <w:r>
-              <w:t>ABUJA</w:t>
-            </w:r>
-          </w:p>
-        </w:tc>
-        <w:tc>
-          <w:tcPr>
-            <w:tcW w:type="dxa" w:w="234"/>
-          </w:tcPr>
-          <w:p>
-            <w:r>
-              <w:t>ABUJA</w:t>
-            </w:r>
-          </w:p>
-        </w:tc>
-        <w:tc>
-          <w:tcPr>
-            <w:tcW w:type="dxa" w:w="234"/>
-          </w:tcPr>
-          <w:p>
-            <w:r>
-              <w:t>TINUBU 100 DAYS IN OFFICE - 10X6 C</w:t>
-            </w:r>
-          </w:p>
-        </w:tc>
-        <w:tc>
-          <w:tcPr>
-            <w:tcW w:type="dxa" w:w="234"/>
-          </w:tcPr>
-          <w:p>
-            <w:r>
-              <w:t>nan</w:t>
-            </w:r>
-          </w:p>
-        </w:tc>
-        <w:tc>
-          <w:tcPr>
-            <w:tcW w:type="dxa" w:w="234"/>
-          </w:tcPr>
-          <w:p>
-            <w:r>
-              <w:t>PRE PAID</w:t>
-            </w:r>
-          </w:p>
-        </w:tc>
-        <w:tc>
-          <w:tcPr>
-            <w:tcW w:type="dxa" w:w="234"/>
-          </w:tcPr>
-          <w:p>
-            <w:r>
-              <w:t>2023-10</w:t>
             </w:r>
           </w:p>
         </w:tc>
@@ -1977,371 +1339,131 @@
       <w:tr>
         <w:tc>
           <w:tcPr>
-            <w:tcW w:type="dxa" w:w="234"/>
+            <w:tcW w:type="dxa" w:w="864"/>
           </w:tcPr>
           <w:p>
             <w:r>
+              <w:rPr>
+                <w:sz w:val="16"/>
+              </w:rPr>
               <w:t>3</w:t>
             </w:r>
           </w:p>
         </w:tc>
         <w:tc>
           <w:tcPr>
-            <w:tcW w:type="dxa" w:w="234"/>
+            <w:tcW w:type="dxa" w:w="864"/>
           </w:tcPr>
           <w:p>
             <w:r>
+              <w:rPr>
+                <w:sz w:val="16"/>
+              </w:rPr>
               <w:t>DAB12300000251</w:t>
             </w:r>
           </w:p>
         </w:tc>
         <w:tc>
           <w:tcPr>
-            <w:tcW w:type="dxa" w:w="234"/>
+            <w:tcW w:type="dxa" w:w="864"/>
           </w:tcPr>
           <w:p>
             <w:r>
+              <w:rPr>
+                <w:sz w:val="16"/>
+              </w:rPr>
               <w:t>DAI-ABUJ-2</w:t>
             </w:r>
           </w:p>
         </w:tc>
         <w:tc>
           <w:tcPr>
-            <w:tcW w:type="dxa" w:w="234"/>
+            <w:tcW w:type="dxa" w:w="864"/>
           </w:tcPr>
           <w:p>
             <w:r>
+              <w:rPr>
+                <w:sz w:val="16"/>
+              </w:rPr>
               <w:t>2023-10-01 00:00:00</w:t>
             </w:r>
           </w:p>
         </w:tc>
         <w:tc>
           <w:tcPr>
-            <w:tcW w:type="dxa" w:w="234"/>
+            <w:tcW w:type="dxa" w:w="864"/>
           </w:tcPr>
           <w:p>
             <w:r>
+              <w:rPr>
+                <w:sz w:val="16"/>
+              </w:rPr>
               <w:t>DIRECT AGENT</w:t>
             </w:r>
           </w:p>
         </w:tc>
         <w:tc>
           <w:tcPr>
-            <w:tcW w:type="dxa" w:w="234"/>
+            <w:tcW w:type="dxa" w:w="864"/>
           </w:tcPr>
           <w:p>
             <w:r>
+              <w:rPr>
+                <w:sz w:val="16"/>
+              </w:rPr>
               <w:t>NIGERIA-SAO TOME PRINCIPE JOINT</w:t>
             </w:r>
           </w:p>
         </w:tc>
         <w:tc>
           <w:tcPr>
-            <w:tcW w:type="dxa" w:w="234"/>
+            <w:tcW w:type="dxa" w:w="864"/>
           </w:tcPr>
           <w:p>
             <w:r>
+              <w:rPr>
+                <w:sz w:val="16"/>
+              </w:rPr>
               <w:t>DAI-ABUJ-2</w:t>
             </w:r>
           </w:p>
         </w:tc>
         <w:tc>
           <w:tcPr>
-            <w:tcW w:type="dxa" w:w="234"/>
+            <w:tcW w:type="dxa" w:w="864"/>
           </w:tcPr>
           <w:p>
             <w:r>
+              <w:rPr>
+                <w:sz w:val="16"/>
+              </w:rPr>
               <w:t>ABUJA</w:t>
             </w:r>
           </w:p>
         </w:tc>
         <w:tc>
           <w:tcPr>
-            <w:tcW w:type="dxa" w:w="234"/>
+            <w:tcW w:type="dxa" w:w="864"/>
           </w:tcPr>
           <w:p>
             <w:r>
+              <w:rPr>
+                <w:sz w:val="16"/>
+              </w:rPr>
               <w:t>14.0</w:t>
             </w:r>
           </w:p>
         </w:tc>
         <w:tc>
           <w:tcPr>
-            <w:tcW w:type="dxa" w:w="234"/>
+            <w:tcW w:type="dxa" w:w="864"/>
           </w:tcPr>
           <w:p>
             <w:r>
+              <w:rPr>
+                <w:sz w:val="16"/>
+              </w:rPr>
               <w:t>6.0</w:t>
-            </w:r>
-          </w:p>
-        </w:tc>
-        <w:tc>
-          <w:tcPr>
-            <w:tcW w:type="dxa" w:w="234"/>
-          </w:tcPr>
-          <w:p>
-            <w:r>
-              <w:t>84.0</w:t>
-            </w:r>
-          </w:p>
-        </w:tc>
-        <w:tc>
-          <w:tcPr>
-            <w:tcW w:type="dxa" w:w="234"/>
-          </w:tcPr>
-          <w:p>
-            <w:r>
-              <w:t>nan</w:t>
-            </w:r>
-          </w:p>
-        </w:tc>
-        <w:tc>
-          <w:tcPr>
-            <w:tcW w:type="dxa" w:w="234"/>
-          </w:tcPr>
-          <w:p>
-            <w:r>
-              <w:t>Colour</w:t>
-            </w:r>
-          </w:p>
-        </w:tc>
-        <w:tc>
-          <w:tcPr>
-            <w:tcW w:type="dxa" w:w="234"/>
-          </w:tcPr>
-          <w:p>
-            <w:r>
-              <w:t>OTHER</w:t>
-            </w:r>
-          </w:p>
-        </w:tc>
-        <w:tc>
-          <w:tcPr>
-            <w:tcW w:type="dxa" w:w="234"/>
-          </w:tcPr>
-          <w:p>
-            <w:r>
-              <w:t>FULL PAGE</w:t>
-            </w:r>
-          </w:p>
-        </w:tc>
-        <w:tc>
-          <w:tcPr>
-            <w:tcW w:type="dxa" w:w="234"/>
-          </w:tcPr>
-          <w:p>
-            <w:r>
-              <w:t>OTHER</w:t>
-            </w:r>
-          </w:p>
-        </w:tc>
-        <w:tc>
-          <w:tcPr>
-            <w:tcW w:type="dxa" w:w="234"/>
-          </w:tcPr>
-          <w:p>
-            <w:r>
-              <w:t>1103</w:t>
-            </w:r>
-          </w:p>
-        </w:tc>
-        <w:tc>
-          <w:tcPr>
-            <w:tcW w:type="dxa" w:w="234"/>
-          </w:tcPr>
-          <w:p>
-            <w:r>
-              <w:t>Confirm</w:t>
-            </w:r>
-          </w:p>
-        </w:tc>
-        <w:tc>
-          <w:tcPr>
-            <w:tcW w:type="dxa" w:w="234"/>
-          </w:tcPr>
-          <w:p>
-            <w:r>
-              <w:t>SPECIAL PROJECT</w:t>
-            </w:r>
-          </w:p>
-        </w:tc>
-        <w:tc>
-          <w:tcPr>
-            <w:tcW w:type="dxa" w:w="234"/>
-          </w:tcPr>
-          <w:p>
-            <w:r>
-              <w:t>SPECIAL PROJECT</w:t>
-            </w:r>
-          </w:p>
-        </w:tc>
-        <w:tc>
-          <w:tcPr>
-            <w:tcW w:type="dxa" w:w="234"/>
-          </w:tcPr>
-          <w:p>
-            <w:r>
-              <w:t>658627.2</w:t>
-            </w:r>
-          </w:p>
-        </w:tc>
-        <w:tc>
-          <w:tcPr>
-            <w:tcW w:type="dxa" w:w="234"/>
-          </w:tcPr>
-          <w:p>
-            <w:r>
-              <w:t>0.0</w:t>
-            </w:r>
-          </w:p>
-        </w:tc>
-        <w:tc>
-          <w:tcPr>
-            <w:tcW w:type="dxa" w:w="234"/>
-          </w:tcPr>
-          <w:p>
-            <w:r>
-              <w:t>25.0</w:t>
-            </w:r>
-          </w:p>
-        </w:tc>
-        <w:tc>
-          <w:tcPr>
-            <w:tcW w:type="dxa" w:w="234"/>
-          </w:tcPr>
-          <w:p>
-            <w:r>
-              <w:t>164656.8</w:t>
-            </w:r>
-          </w:p>
-        </w:tc>
-        <w:tc>
-          <w:tcPr>
-            <w:tcW w:type="dxa" w:w="234"/>
-          </w:tcPr>
-          <w:p>
-            <w:r>
-              <w:t>37047.78</w:t>
-            </w:r>
-          </w:p>
-        </w:tc>
-        <w:tc>
-          <w:tcPr>
-            <w:tcW w:type="dxa" w:w="234"/>
-          </w:tcPr>
-          <w:p>
-            <w:r>
-              <w:t>nan</w:t>
-            </w:r>
-          </w:p>
-        </w:tc>
-        <w:tc>
-          <w:tcPr>
-            <w:tcW w:type="dxa" w:w="234"/>
-          </w:tcPr>
-          <w:p>
-            <w:r>
-              <w:t>531018.18</w:t>
-            </w:r>
-          </w:p>
-        </w:tc>
-        <w:tc>
-          <w:tcPr>
-            <w:tcW w:type="dxa" w:w="234"/>
-          </w:tcPr>
-          <w:p>
-            <w:r>
-              <w:t>nan</w:t>
-            </w:r>
-          </w:p>
-        </w:tc>
-        <w:tc>
-          <w:tcPr>
-            <w:tcW w:type="dxa" w:w="234"/>
-          </w:tcPr>
-          <w:p>
-            <w:r>
-              <w:t>ESEZOBOR, NAOMI ADAGHEBALU</w:t>
-            </w:r>
-          </w:p>
-        </w:tc>
-        <w:tc>
-          <w:tcPr>
-            <w:tcW w:type="dxa" w:w="234"/>
-          </w:tcPr>
-          <w:p>
-            <w:r>
-              <w:t>billed</w:t>
-            </w:r>
-          </w:p>
-        </w:tc>
-        <w:tc>
-          <w:tcPr>
-            <w:tcW w:type="dxa" w:w="234"/>
-          </w:tcPr>
-          <w:p>
-            <w:r>
-              <w:t>NMLAWAL@DAILYTRUST.COM</w:t>
-            </w:r>
-          </w:p>
-        </w:tc>
-        <w:tc>
-          <w:tcPr>
-            <w:tcW w:type="dxa" w:w="234"/>
-          </w:tcPr>
-          <w:p>
-            <w:r>
-              <w:t>ABUJA</w:t>
-            </w:r>
-          </w:p>
-        </w:tc>
-        <w:tc>
-          <w:tcPr>
-            <w:tcW w:type="dxa" w:w="234"/>
-          </w:tcPr>
-          <w:p>
-            <w:r>
-              <w:t>ABUJA</w:t>
-            </w:r>
-          </w:p>
-        </w:tc>
-        <w:tc>
-          <w:tcPr>
-            <w:tcW w:type="dxa" w:w="234"/>
-          </w:tcPr>
-          <w:p>
-            <w:r>
-              <w:t>NIGERIA-SAOTOME -FP COLOUR</w:t>
-            </w:r>
-          </w:p>
-        </w:tc>
-        <w:tc>
-          <w:tcPr>
-            <w:tcW w:type="dxa" w:w="234"/>
-          </w:tcPr>
-          <w:p>
-            <w:r>
-              <w:t>nan</w:t>
-            </w:r>
-          </w:p>
-        </w:tc>
-        <w:tc>
-          <w:tcPr>
-            <w:tcW w:type="dxa" w:w="234"/>
-          </w:tcPr>
-          <w:p>
-            <w:r>
-              <w:t>PRE PAID</w:t>
-            </w:r>
-          </w:p>
-        </w:tc>
-        <w:tc>
-          <w:tcPr>
-            <w:tcW w:type="dxa" w:w="234"/>
-          </w:tcPr>
-          <w:p>
-            <w:r>
-              <w:t>2023-10</w:t>
             </w:r>
           </w:p>
         </w:tc>
@@ -2349,371 +1471,131 @@
       <w:tr>
         <w:tc>
           <w:tcPr>
-            <w:tcW w:type="dxa" w:w="234"/>
+            <w:tcW w:type="dxa" w:w="864"/>
           </w:tcPr>
           <w:p>
             <w:r>
+              <w:rPr>
+                <w:sz w:val="16"/>
+              </w:rPr>
               <w:t>4</w:t>
             </w:r>
           </w:p>
         </w:tc>
         <w:tc>
           <w:tcPr>
-            <w:tcW w:type="dxa" w:w="234"/>
+            <w:tcW w:type="dxa" w:w="864"/>
           </w:tcPr>
           <w:p>
             <w:r>
+              <w:rPr>
+                <w:sz w:val="16"/>
+              </w:rPr>
               <w:t>DAB12300000252</w:t>
             </w:r>
           </w:p>
         </w:tc>
         <w:tc>
           <w:tcPr>
-            <w:tcW w:type="dxa" w:w="234"/>
+            <w:tcW w:type="dxa" w:w="864"/>
           </w:tcPr>
           <w:p>
             <w:r>
+              <w:rPr>
+                <w:sz w:val="16"/>
+              </w:rPr>
               <w:t>DAI-ABUJ-2</w:t>
             </w:r>
           </w:p>
         </w:tc>
         <w:tc>
           <w:tcPr>
-            <w:tcW w:type="dxa" w:w="234"/>
+            <w:tcW w:type="dxa" w:w="864"/>
           </w:tcPr>
           <w:p>
             <w:r>
+              <w:rPr>
+                <w:sz w:val="16"/>
+              </w:rPr>
               <w:t>2023-10-01 00:00:00</w:t>
             </w:r>
           </w:p>
         </w:tc>
         <w:tc>
           <w:tcPr>
-            <w:tcW w:type="dxa" w:w="234"/>
+            <w:tcW w:type="dxa" w:w="864"/>
           </w:tcPr>
           <w:p>
             <w:r>
+              <w:rPr>
+                <w:sz w:val="16"/>
+              </w:rPr>
               <w:t>HOME ADVERT</w:t>
             </w:r>
           </w:p>
         </w:tc>
         <w:tc>
           <w:tcPr>
-            <w:tcW w:type="dxa" w:w="234"/>
+            <w:tcW w:type="dxa" w:w="864"/>
           </w:tcPr>
           <w:p>
             <w:r>
+              <w:rPr>
+                <w:sz w:val="16"/>
+              </w:rPr>
               <w:t>TAMBARI PROMO</w:t>
             </w:r>
           </w:p>
         </w:tc>
         <w:tc>
           <w:tcPr>
-            <w:tcW w:type="dxa" w:w="234"/>
+            <w:tcW w:type="dxa" w:w="864"/>
           </w:tcPr>
           <w:p>
             <w:r>
+              <w:rPr>
+                <w:sz w:val="16"/>
+              </w:rPr>
               <w:t>DAI-ABUJ-2</w:t>
             </w:r>
           </w:p>
         </w:tc>
         <w:tc>
           <w:tcPr>
-            <w:tcW w:type="dxa" w:w="234"/>
+            <w:tcW w:type="dxa" w:w="864"/>
           </w:tcPr>
           <w:p>
             <w:r>
+              <w:rPr>
+                <w:sz w:val="16"/>
+              </w:rPr>
               <w:t>ABUJA</w:t>
             </w:r>
           </w:p>
         </w:tc>
         <w:tc>
           <w:tcPr>
-            <w:tcW w:type="dxa" w:w="234"/>
+            <w:tcW w:type="dxa" w:w="864"/>
           </w:tcPr>
           <w:p>
             <w:r>
+              <w:rPr>
+                <w:sz w:val="16"/>
+              </w:rPr>
               <w:t>10.0</w:t>
             </w:r>
           </w:p>
         </w:tc>
         <w:tc>
           <w:tcPr>
-            <w:tcW w:type="dxa" w:w="234"/>
+            <w:tcW w:type="dxa" w:w="864"/>
           </w:tcPr>
           <w:p>
             <w:r>
+              <w:rPr>
+                <w:sz w:val="16"/>
+              </w:rPr>
               <w:t>5.0</w:t>
-            </w:r>
-          </w:p>
-        </w:tc>
-        <w:tc>
-          <w:tcPr>
-            <w:tcW w:type="dxa" w:w="234"/>
-          </w:tcPr>
-          <w:p>
-            <w:r>
-              <w:t>50.0</w:t>
-            </w:r>
-          </w:p>
-        </w:tc>
-        <w:tc>
-          <w:tcPr>
-            <w:tcW w:type="dxa" w:w="234"/>
-          </w:tcPr>
-          <w:p>
-            <w:r>
-              <w:t>nan</w:t>
-            </w:r>
-          </w:p>
-        </w:tc>
-        <w:tc>
-          <w:tcPr>
-            <w:tcW w:type="dxa" w:w="234"/>
-          </w:tcPr>
-          <w:p>
-            <w:r>
-              <w:t>Colour</w:t>
-            </w:r>
-          </w:p>
-        </w:tc>
-        <w:tc>
-          <w:tcPr>
-            <w:tcW w:type="dxa" w:w="234"/>
-          </w:tcPr>
-          <w:p>
-            <w:r>
-              <w:t>OTHER</w:t>
-            </w:r>
-          </w:p>
-        </w:tc>
-        <w:tc>
-          <w:tcPr>
-            <w:tcW w:type="dxa" w:w="234"/>
-          </w:tcPr>
-          <w:p>
-            <w:r>
-              <w:t>ANY PAGE</w:t>
-            </w:r>
-          </w:p>
-        </w:tc>
-        <w:tc>
-          <w:tcPr>
-            <w:tcW w:type="dxa" w:w="234"/>
-          </w:tcPr>
-          <w:p>
-            <w:r>
-              <w:t>OTHER</w:t>
-            </w:r>
-          </w:p>
-        </w:tc>
-        <w:tc>
-          <w:tcPr>
-            <w:tcW w:type="dxa" w:w="234"/>
-          </w:tcPr>
-          <w:p>
-            <w:r>
-              <w:t>1104</w:t>
-            </w:r>
-          </w:p>
-        </w:tc>
-        <w:tc>
-          <w:tcPr>
-            <w:tcW w:type="dxa" w:w="234"/>
-          </w:tcPr>
-          <w:p>
-            <w:r>
-              <w:t>Confirm</w:t>
-            </w:r>
-          </w:p>
-        </w:tc>
-        <w:tc>
-          <w:tcPr>
-            <w:tcW w:type="dxa" w:w="234"/>
-          </w:tcPr>
-          <w:p>
-            <w:r>
-              <w:t>PUBLIC NOTICE</w:t>
-            </w:r>
-          </w:p>
-        </w:tc>
-        <w:tc>
-          <w:tcPr>
-            <w:tcW w:type="dxa" w:w="234"/>
-          </w:tcPr>
-          <w:p>
-            <w:r>
-              <w:t>PUBLIC NOTICE</w:t>
-            </w:r>
-          </w:p>
-        </w:tc>
-        <w:tc>
-          <w:tcPr>
-            <w:tcW w:type="dxa" w:w="234"/>
-          </w:tcPr>
-          <w:p>
-            <w:r>
-              <w:t>556600.0</w:t>
-            </w:r>
-          </w:p>
-        </w:tc>
-        <w:tc>
-          <w:tcPr>
-            <w:tcW w:type="dxa" w:w="234"/>
-          </w:tcPr>
-          <w:p>
-            <w:r>
-              <w:t>0.0</w:t>
-            </w:r>
-          </w:p>
-        </w:tc>
-        <w:tc>
-          <w:tcPr>
-            <w:tcW w:type="dxa" w:w="234"/>
-          </w:tcPr>
-          <w:p>
-            <w:r>
-              <w:t>0.0</w:t>
-            </w:r>
-          </w:p>
-        </w:tc>
-        <w:tc>
-          <w:tcPr>
-            <w:tcW w:type="dxa" w:w="234"/>
-          </w:tcPr>
-          <w:p>
-            <w:r>
-              <w:t>0.0</w:t>
-            </w:r>
-          </w:p>
-        </w:tc>
-        <w:tc>
-          <w:tcPr>
-            <w:tcW w:type="dxa" w:w="234"/>
-          </w:tcPr>
-          <w:p>
-            <w:r>
-              <w:t>0.0</w:t>
-            </w:r>
-          </w:p>
-        </w:tc>
-        <w:tc>
-          <w:tcPr>
-            <w:tcW w:type="dxa" w:w="234"/>
-          </w:tcPr>
-          <w:p>
-            <w:r>
-              <w:t>nan</w:t>
-            </w:r>
-          </w:p>
-        </w:tc>
-        <w:tc>
-          <w:tcPr>
-            <w:tcW w:type="dxa" w:w="234"/>
-          </w:tcPr>
-          <w:p>
-            <w:r>
-              <w:t>0.0</w:t>
-            </w:r>
-          </w:p>
-        </w:tc>
-        <w:tc>
-          <w:tcPr>
-            <w:tcW w:type="dxa" w:w="234"/>
-          </w:tcPr>
-          <w:p>
-            <w:r>
-              <w:t>nan</w:t>
-            </w:r>
-          </w:p>
-        </w:tc>
-        <w:tc>
-          <w:tcPr>
-            <w:tcW w:type="dxa" w:w="234"/>
-          </w:tcPr>
-          <w:p>
-            <w:r>
-              <w:t>MARTIN, JEMIMA</w:t>
-            </w:r>
-          </w:p>
-        </w:tc>
-        <w:tc>
-          <w:tcPr>
-            <w:tcW w:type="dxa" w:w="234"/>
-          </w:tcPr>
-          <w:p>
-            <w:r>
-              <w:t>publish</w:t>
-            </w:r>
-          </w:p>
-        </w:tc>
-        <w:tc>
-          <w:tcPr>
-            <w:tcW w:type="dxa" w:w="234"/>
-          </w:tcPr>
-          <w:p>
-            <w:r>
-              <w:t>NMLAWAL@DAILYTRUST.COM</w:t>
-            </w:r>
-          </w:p>
-        </w:tc>
-        <w:tc>
-          <w:tcPr>
-            <w:tcW w:type="dxa" w:w="234"/>
-          </w:tcPr>
-          <w:p>
-            <w:r>
-              <w:t>ABUJA</w:t>
-            </w:r>
-          </w:p>
-        </w:tc>
-        <w:tc>
-          <w:tcPr>
-            <w:tcW w:type="dxa" w:w="234"/>
-          </w:tcPr>
-          <w:p>
-            <w:r>
-              <w:t>ABUJA</w:t>
-            </w:r>
-          </w:p>
-        </w:tc>
-        <w:tc>
-          <w:tcPr>
-            <w:tcW w:type="dxa" w:w="234"/>
-          </w:tcPr>
-          <w:p>
-            <w:r>
-              <w:t>TAMBARI PROMO - 10X5 COLOUR</w:t>
-            </w:r>
-          </w:p>
-        </w:tc>
-        <w:tc>
-          <w:tcPr>
-            <w:tcW w:type="dxa" w:w="234"/>
-          </w:tcPr>
-          <w:p>
-            <w:r>
-              <w:t>nan</w:t>
-            </w:r>
-          </w:p>
-        </w:tc>
-        <w:tc>
-          <w:tcPr>
-            <w:tcW w:type="dxa" w:w="234"/>
-          </w:tcPr>
-          <w:p>
-            <w:r>
-              <w:t>PRE PAID</w:t>
-            </w:r>
-          </w:p>
-        </w:tc>
-        <w:tc>
-          <w:tcPr>
-            <w:tcW w:type="dxa" w:w="234"/>
-          </w:tcPr>
-          <w:p>
-            <w:r>
-              <w:t>2023-10</w:t>
             </w:r>
           </w:p>
         </w:tc>
@@ -2721,371 +1603,131 @@
       <w:tr>
         <w:tc>
           <w:tcPr>
-            <w:tcW w:type="dxa" w:w="234"/>
+            <w:tcW w:type="dxa" w:w="864"/>
           </w:tcPr>
           <w:p>
             <w:r>
+              <w:rPr>
+                <w:sz w:val="16"/>
+              </w:rPr>
               <w:t>5</w:t>
             </w:r>
           </w:p>
         </w:tc>
         <w:tc>
           <w:tcPr>
-            <w:tcW w:type="dxa" w:w="234"/>
+            <w:tcW w:type="dxa" w:w="864"/>
           </w:tcPr>
           <w:p>
             <w:r>
+              <w:rPr>
+                <w:sz w:val="16"/>
+              </w:rPr>
               <w:t>DAB12300000253</w:t>
             </w:r>
           </w:p>
         </w:tc>
         <w:tc>
           <w:tcPr>
-            <w:tcW w:type="dxa" w:w="234"/>
+            <w:tcW w:type="dxa" w:w="864"/>
           </w:tcPr>
           <w:p>
             <w:r>
+              <w:rPr>
+                <w:sz w:val="16"/>
+              </w:rPr>
               <w:t>DAI-ABUJ-2</w:t>
             </w:r>
           </w:p>
         </w:tc>
         <w:tc>
           <w:tcPr>
-            <w:tcW w:type="dxa" w:w="234"/>
+            <w:tcW w:type="dxa" w:w="864"/>
           </w:tcPr>
           <w:p>
             <w:r>
+              <w:rPr>
+                <w:sz w:val="16"/>
+              </w:rPr>
               <w:t>2023-10-01 00:00:00</w:t>
             </w:r>
           </w:p>
         </w:tc>
         <w:tc>
           <w:tcPr>
-            <w:tcW w:type="dxa" w:w="234"/>
+            <w:tcW w:type="dxa" w:w="864"/>
           </w:tcPr>
           <w:p>
             <w:r>
+              <w:rPr>
+                <w:sz w:val="16"/>
+              </w:rPr>
               <w:t>DIRECT AGENT</w:t>
             </w:r>
           </w:p>
         </w:tc>
         <w:tc>
           <w:tcPr>
-            <w:tcW w:type="dxa" w:w="234"/>
+            <w:tcW w:type="dxa" w:w="864"/>
           </w:tcPr>
           <w:p>
             <w:r>
+              <w:rPr>
+                <w:sz w:val="16"/>
+              </w:rPr>
               <w:t>TRANSMISSION COMPANY OF NIGERIA</w:t>
             </w:r>
           </w:p>
         </w:tc>
         <w:tc>
           <w:tcPr>
-            <w:tcW w:type="dxa" w:w="234"/>
+            <w:tcW w:type="dxa" w:w="864"/>
           </w:tcPr>
           <w:p>
             <w:r>
+              <w:rPr>
+                <w:sz w:val="16"/>
+              </w:rPr>
               <w:t>DAI-ABUJ-2</w:t>
             </w:r>
           </w:p>
         </w:tc>
         <w:tc>
           <w:tcPr>
-            <w:tcW w:type="dxa" w:w="234"/>
+            <w:tcW w:type="dxa" w:w="864"/>
           </w:tcPr>
           <w:p>
             <w:r>
+              <w:rPr>
+                <w:sz w:val="16"/>
+              </w:rPr>
               <w:t>ABUJA</w:t>
             </w:r>
           </w:p>
         </w:tc>
         <w:tc>
           <w:tcPr>
-            <w:tcW w:type="dxa" w:w="234"/>
+            <w:tcW w:type="dxa" w:w="864"/>
           </w:tcPr>
           <w:p>
             <w:r>
+              <w:rPr>
+                <w:sz w:val="16"/>
+              </w:rPr>
               <w:t>14.0</w:t>
             </w:r>
           </w:p>
         </w:tc>
         <w:tc>
           <w:tcPr>
-            <w:tcW w:type="dxa" w:w="234"/>
+            <w:tcW w:type="dxa" w:w="864"/>
           </w:tcPr>
           <w:p>
             <w:r>
+              <w:rPr>
+                <w:sz w:val="16"/>
+              </w:rPr>
               <w:t>6.0</w:t>
-            </w:r>
-          </w:p>
-        </w:tc>
-        <w:tc>
-          <w:tcPr>
-            <w:tcW w:type="dxa" w:w="234"/>
-          </w:tcPr>
-          <w:p>
-            <w:r>
-              <w:t>84.0</w:t>
-            </w:r>
-          </w:p>
-        </w:tc>
-        <w:tc>
-          <w:tcPr>
-            <w:tcW w:type="dxa" w:w="234"/>
-          </w:tcPr>
-          <w:p>
-            <w:r>
-              <w:t>nan</w:t>
-            </w:r>
-          </w:p>
-        </w:tc>
-        <w:tc>
-          <w:tcPr>
-            <w:tcW w:type="dxa" w:w="234"/>
-          </w:tcPr>
-          <w:p>
-            <w:r>
-              <w:t>Colour</w:t>
-            </w:r>
-          </w:p>
-        </w:tc>
-        <w:tc>
-          <w:tcPr>
-            <w:tcW w:type="dxa" w:w="234"/>
-          </w:tcPr>
-          <w:p>
-            <w:r>
-              <w:t>OTHER</w:t>
-            </w:r>
-          </w:p>
-        </w:tc>
-        <w:tc>
-          <w:tcPr>
-            <w:tcW w:type="dxa" w:w="234"/>
-          </w:tcPr>
-          <w:p>
-            <w:r>
-              <w:t>FULL PAGE</w:t>
-            </w:r>
-          </w:p>
-        </w:tc>
-        <w:tc>
-          <w:tcPr>
-            <w:tcW w:type="dxa" w:w="234"/>
-          </w:tcPr>
-          <w:p>
-            <w:r>
-              <w:t>OTHER</w:t>
-            </w:r>
-          </w:p>
-        </w:tc>
-        <w:tc>
-          <w:tcPr>
-            <w:tcW w:type="dxa" w:w="234"/>
-          </w:tcPr>
-          <w:p>
-            <w:r>
-              <w:t>1106</w:t>
-            </w:r>
-          </w:p>
-        </w:tc>
-        <w:tc>
-          <w:tcPr>
-            <w:tcW w:type="dxa" w:w="234"/>
-          </w:tcPr>
-          <w:p>
-            <w:r>
-              <w:t>Confirm</w:t>
-            </w:r>
-          </w:p>
-        </w:tc>
-        <w:tc>
-          <w:tcPr>
-            <w:tcW w:type="dxa" w:w="234"/>
-          </w:tcPr>
-          <w:p>
-            <w:r>
-              <w:t>SPECIAL PROJECT</w:t>
-            </w:r>
-          </w:p>
-        </w:tc>
-        <w:tc>
-          <w:tcPr>
-            <w:tcW w:type="dxa" w:w="234"/>
-          </w:tcPr>
-          <w:p>
-            <w:r>
-              <w:t>SPECIAL PROJECT</w:t>
-            </w:r>
-          </w:p>
-        </w:tc>
-        <w:tc>
-          <w:tcPr>
-            <w:tcW w:type="dxa" w:w="234"/>
-          </w:tcPr>
-          <w:p>
-            <w:r>
-              <w:t>658627.2</w:t>
-            </w:r>
-          </w:p>
-        </w:tc>
-        <w:tc>
-          <w:tcPr>
-            <w:tcW w:type="dxa" w:w="234"/>
-          </w:tcPr>
-          <w:p>
-            <w:r>
-              <w:t>0.0</w:t>
-            </w:r>
-          </w:p>
-        </w:tc>
-        <w:tc>
-          <w:tcPr>
-            <w:tcW w:type="dxa" w:w="234"/>
-          </w:tcPr>
-          <w:p>
-            <w:r>
-              <w:t>20.0</w:t>
-            </w:r>
-          </w:p>
-        </w:tc>
-        <w:tc>
-          <w:tcPr>
-            <w:tcW w:type="dxa" w:w="234"/>
-          </w:tcPr>
-          <w:p>
-            <w:r>
-              <w:t>131725.44</w:t>
-            </w:r>
-          </w:p>
-        </w:tc>
-        <w:tc>
-          <w:tcPr>
-            <w:tcW w:type="dxa" w:w="234"/>
-          </w:tcPr>
-          <w:p>
-            <w:r>
-              <w:t>nan</w:t>
-            </w:r>
-          </w:p>
-        </w:tc>
-        <w:tc>
-          <w:tcPr>
-            <w:tcW w:type="dxa" w:w="234"/>
-          </w:tcPr>
-          <w:p>
-            <w:r>
-              <w:t>nan</w:t>
-            </w:r>
-          </w:p>
-        </w:tc>
-        <w:tc>
-          <w:tcPr>
-            <w:tcW w:type="dxa" w:w="234"/>
-          </w:tcPr>
-          <w:p>
-            <w:r>
-              <w:t>526901.76</w:t>
-            </w:r>
-          </w:p>
-        </w:tc>
-        <w:tc>
-          <w:tcPr>
-            <w:tcW w:type="dxa" w:w="234"/>
-          </w:tcPr>
-          <w:p>
-            <w:r>
-              <w:t>ABU-2425-000228</w:t>
-            </w:r>
-          </w:p>
-        </w:tc>
-        <w:tc>
-          <w:tcPr>
-            <w:tcW w:type="dxa" w:w="234"/>
-          </w:tcPr>
-          <w:p>
-            <w:r>
-              <w:t>RAJI SANI, RUKAYAT OLABISI</w:t>
-            </w:r>
-          </w:p>
-        </w:tc>
-        <w:tc>
-          <w:tcPr>
-            <w:tcW w:type="dxa" w:w="234"/>
-          </w:tcPr>
-          <w:p>
-            <w:r>
-              <w:t>billed</w:t>
-            </w:r>
-          </w:p>
-        </w:tc>
-        <w:tc>
-          <w:tcPr>
-            <w:tcW w:type="dxa" w:w="234"/>
-          </w:tcPr>
-          <w:p>
-            <w:r>
-              <w:t>NMLAWAL@DAILYTRUST.COM</w:t>
-            </w:r>
-          </w:p>
-        </w:tc>
-        <w:tc>
-          <w:tcPr>
-            <w:tcW w:type="dxa" w:w="234"/>
-          </w:tcPr>
-          <w:p>
-            <w:r>
-              <w:t>ABUJA</w:t>
-            </w:r>
-          </w:p>
-        </w:tc>
-        <w:tc>
-          <w:tcPr>
-            <w:tcW w:type="dxa" w:w="234"/>
-          </w:tcPr>
-          <w:p>
-            <w:r>
-              <w:t>ABUJA</w:t>
-            </w:r>
-          </w:p>
-        </w:tc>
-        <w:tc>
-          <w:tcPr>
-            <w:tcW w:type="dxa" w:w="234"/>
-          </w:tcPr>
-          <w:p>
-            <w:r>
-              <w:t>TCN - INDEPENDENCE - FP C</w:t>
-            </w:r>
-          </w:p>
-        </w:tc>
-        <w:tc>
-          <w:tcPr>
-            <w:tcW w:type="dxa" w:w="234"/>
-          </w:tcPr>
-          <w:p>
-            <w:r>
-              <w:t>nan</w:t>
-            </w:r>
-          </w:p>
-        </w:tc>
-        <w:tc>
-          <w:tcPr>
-            <w:tcW w:type="dxa" w:w="234"/>
-          </w:tcPr>
-          <w:p>
-            <w:r>
-              <w:t>PRE PAID</w:t>
-            </w:r>
-          </w:p>
-        </w:tc>
-        <w:tc>
-          <w:tcPr>
-            <w:tcW w:type="dxa" w:w="234"/>
-          </w:tcPr>
-          <w:p>
-            <w:r>
-              <w:t>2023-10</w:t>
             </w:r>
           </w:p>
         </w:tc>
@@ -3093,371 +1735,131 @@
       <w:tr>
         <w:tc>
           <w:tcPr>
-            <w:tcW w:type="dxa" w:w="234"/>
+            <w:tcW w:type="dxa" w:w="864"/>
           </w:tcPr>
           <w:p>
             <w:r>
+              <w:rPr>
+                <w:sz w:val="16"/>
+              </w:rPr>
               <w:t>6</w:t>
             </w:r>
           </w:p>
         </w:tc>
         <w:tc>
           <w:tcPr>
-            <w:tcW w:type="dxa" w:w="234"/>
+            <w:tcW w:type="dxa" w:w="864"/>
           </w:tcPr>
           <w:p>
             <w:r>
+              <w:rPr>
+                <w:sz w:val="16"/>
+              </w:rPr>
               <w:t>DKA12300000031</w:t>
             </w:r>
           </w:p>
         </w:tc>
         <w:tc>
           <w:tcPr>
-            <w:tcW w:type="dxa" w:w="234"/>
+            <w:tcW w:type="dxa" w:w="864"/>
           </w:tcPr>
           <w:p>
             <w:r>
+              <w:rPr>
+                <w:sz w:val="16"/>
+              </w:rPr>
               <w:t>DAI-ABUJ-2</w:t>
             </w:r>
           </w:p>
         </w:tc>
         <w:tc>
           <w:tcPr>
-            <w:tcW w:type="dxa" w:w="234"/>
+            <w:tcW w:type="dxa" w:w="864"/>
           </w:tcPr>
           <w:p>
             <w:r>
+              <w:rPr>
+                <w:sz w:val="16"/>
+              </w:rPr>
               <w:t>2023-10-01 00:00:00</w:t>
             </w:r>
           </w:p>
         </w:tc>
         <w:tc>
           <w:tcPr>
-            <w:tcW w:type="dxa" w:w="234"/>
+            <w:tcW w:type="dxa" w:w="864"/>
           </w:tcPr>
           <w:p>
             <w:r>
+              <w:rPr>
+                <w:sz w:val="16"/>
+              </w:rPr>
               <w:t>DIRECT SALES KANO</w:t>
             </w:r>
           </w:p>
         </w:tc>
         <w:tc>
           <w:tcPr>
-            <w:tcW w:type="dxa" w:w="234"/>
+            <w:tcW w:type="dxa" w:w="864"/>
           </w:tcPr>
           <w:p>
             <w:r>
+              <w:rPr>
+                <w:sz w:val="16"/>
+              </w:rPr>
               <w:t>PLATEAU STATE GOVERNMENT</w:t>
             </w:r>
           </w:p>
         </w:tc>
         <w:tc>
           <w:tcPr>
-            <w:tcW w:type="dxa" w:w="234"/>
+            <w:tcW w:type="dxa" w:w="864"/>
           </w:tcPr>
           <w:p>
             <w:r>
+              <w:rPr>
+                <w:sz w:val="16"/>
+              </w:rPr>
               <w:t>DAI-ABUJ-2</w:t>
             </w:r>
           </w:p>
         </w:tc>
         <w:tc>
           <w:tcPr>
-            <w:tcW w:type="dxa" w:w="234"/>
+            <w:tcW w:type="dxa" w:w="864"/>
           </w:tcPr>
           <w:p>
             <w:r>
+              <w:rPr>
+                <w:sz w:val="16"/>
+              </w:rPr>
               <w:t>ABUJA</w:t>
             </w:r>
           </w:p>
         </w:tc>
         <w:tc>
           <w:tcPr>
-            <w:tcW w:type="dxa" w:w="234"/>
+            <w:tcW w:type="dxa" w:w="864"/>
           </w:tcPr>
           <w:p>
             <w:r>
+              <w:rPr>
+                <w:sz w:val="16"/>
+              </w:rPr>
               <w:t>14.0</w:t>
             </w:r>
           </w:p>
         </w:tc>
         <w:tc>
           <w:tcPr>
-            <w:tcW w:type="dxa" w:w="234"/>
+            <w:tcW w:type="dxa" w:w="864"/>
           </w:tcPr>
           <w:p>
             <w:r>
+              <w:rPr>
+                <w:sz w:val="16"/>
+              </w:rPr>
               <w:t>6.0</w:t>
-            </w:r>
-          </w:p>
-        </w:tc>
-        <w:tc>
-          <w:tcPr>
-            <w:tcW w:type="dxa" w:w="234"/>
-          </w:tcPr>
-          <w:p>
-            <w:r>
-              <w:t>84.0</w:t>
-            </w:r>
-          </w:p>
-        </w:tc>
-        <w:tc>
-          <w:tcPr>
-            <w:tcW w:type="dxa" w:w="234"/>
-          </w:tcPr>
-          <w:p>
-            <w:r>
-              <w:t>nan</w:t>
-            </w:r>
-          </w:p>
-        </w:tc>
-        <w:tc>
-          <w:tcPr>
-            <w:tcW w:type="dxa" w:w="234"/>
-          </w:tcPr>
-          <w:p>
-            <w:r>
-              <w:t>Colour</w:t>
-            </w:r>
-          </w:p>
-        </w:tc>
-        <w:tc>
-          <w:tcPr>
-            <w:tcW w:type="dxa" w:w="234"/>
-          </w:tcPr>
-          <w:p>
-            <w:r>
-              <w:t>OTHER</w:t>
-            </w:r>
-          </w:p>
-        </w:tc>
-        <w:tc>
-          <w:tcPr>
-            <w:tcW w:type="dxa" w:w="234"/>
-          </w:tcPr>
-          <w:p>
-            <w:r>
-              <w:t>FULL PAGE</w:t>
-            </w:r>
-          </w:p>
-        </w:tc>
-        <w:tc>
-          <w:tcPr>
-            <w:tcW w:type="dxa" w:w="234"/>
-          </w:tcPr>
-          <w:p>
-            <w:r>
-              <w:t>OTHER</w:t>
-            </w:r>
-          </w:p>
-        </w:tc>
-        <w:tc>
-          <w:tcPr>
-            <w:tcW w:type="dxa" w:w="234"/>
-          </w:tcPr>
-          <w:p>
-            <w:r>
-              <w:t>30092023</w:t>
-            </w:r>
-          </w:p>
-        </w:tc>
-        <w:tc>
-          <w:tcPr>
-            <w:tcW w:type="dxa" w:w="234"/>
-          </w:tcPr>
-          <w:p>
-            <w:r>
-              <w:t>Confirm</w:t>
-            </w:r>
-          </w:p>
-        </w:tc>
-        <w:tc>
-          <w:tcPr>
-            <w:tcW w:type="dxa" w:w="234"/>
-          </w:tcPr>
-          <w:p>
-            <w:r>
-              <w:t>SPECIAL PROJECT</w:t>
-            </w:r>
-          </w:p>
-        </w:tc>
-        <w:tc>
-          <w:tcPr>
-            <w:tcW w:type="dxa" w:w="234"/>
-          </w:tcPr>
-          <w:p>
-            <w:r>
-              <w:t>SPECIAL PROJECT</w:t>
-            </w:r>
-          </w:p>
-        </w:tc>
-        <w:tc>
-          <w:tcPr>
-            <w:tcW w:type="dxa" w:w="234"/>
-          </w:tcPr>
-          <w:p>
-            <w:r>
-              <w:t>658627.2</w:t>
-            </w:r>
-          </w:p>
-        </w:tc>
-        <w:tc>
-          <w:tcPr>
-            <w:tcW w:type="dxa" w:w="234"/>
-          </w:tcPr>
-          <w:p>
-            <w:r>
-              <w:t>0.0</w:t>
-            </w:r>
-          </w:p>
-        </w:tc>
-        <w:tc>
-          <w:tcPr>
-            <w:tcW w:type="dxa" w:w="234"/>
-          </w:tcPr>
-          <w:p>
-            <w:r>
-              <w:t>25.0</w:t>
-            </w:r>
-          </w:p>
-        </w:tc>
-        <w:tc>
-          <w:tcPr>
-            <w:tcW w:type="dxa" w:w="234"/>
-          </w:tcPr>
-          <w:p>
-            <w:r>
-              <w:t>164656.8</w:t>
-            </w:r>
-          </w:p>
-        </w:tc>
-        <w:tc>
-          <w:tcPr>
-            <w:tcW w:type="dxa" w:w="234"/>
-          </w:tcPr>
-          <w:p>
-            <w:r>
-              <w:t>37047.78</w:t>
-            </w:r>
-          </w:p>
-        </w:tc>
-        <w:tc>
-          <w:tcPr>
-            <w:tcW w:type="dxa" w:w="234"/>
-          </w:tcPr>
-          <w:p>
-            <w:r>
-              <w:t>nan</w:t>
-            </w:r>
-          </w:p>
-        </w:tc>
-        <w:tc>
-          <w:tcPr>
-            <w:tcW w:type="dxa" w:w="234"/>
-          </w:tcPr>
-          <w:p>
-            <w:r>
-              <w:t>531018.18</w:t>
-            </w:r>
-          </w:p>
-        </w:tc>
-        <w:tc>
-          <w:tcPr>
-            <w:tcW w:type="dxa" w:w="234"/>
-          </w:tcPr>
-          <w:p>
-            <w:r>
-              <w:t>JOS-2324-000001</w:t>
-            </w:r>
-          </w:p>
-        </w:tc>
-        <w:tc>
-          <w:tcPr>
-            <w:tcW w:type="dxa" w:w="234"/>
-          </w:tcPr>
-          <w:p>
-            <w:r>
-              <w:t>MAINASARA, ABDULLAHI</w:t>
-            </w:r>
-          </w:p>
-        </w:tc>
-        <w:tc>
-          <w:tcPr>
-            <w:tcW w:type="dxa" w:w="234"/>
-          </w:tcPr>
-          <w:p>
-            <w:r>
-              <w:t>billed</w:t>
-            </w:r>
-          </w:p>
-        </w:tc>
-        <w:tc>
-          <w:tcPr>
-            <w:tcW w:type="dxa" w:w="234"/>
-          </w:tcPr>
-          <w:p>
-            <w:r>
-              <w:t>SALIHUHISHAM@DAILYTRUST.COM</w:t>
-            </w:r>
-          </w:p>
-        </w:tc>
-        <w:tc>
-          <w:tcPr>
-            <w:tcW w:type="dxa" w:w="234"/>
-          </w:tcPr>
-          <w:p>
-            <w:r>
-              <w:t>KANO</w:t>
-            </w:r>
-          </w:p>
-        </w:tc>
-        <w:tc>
-          <w:tcPr>
-            <w:tcW w:type="dxa" w:w="234"/>
-          </w:tcPr>
-          <w:p>
-            <w:r>
-              <w:t>KANO</w:t>
-            </w:r>
-          </w:p>
-        </w:tc>
-        <w:tc>
-          <w:tcPr>
-            <w:tcW w:type="dxa" w:w="234"/>
-          </w:tcPr>
-          <w:p>
-            <w:r>
-              <w:t>FULL PAGE COLOUR PLATEAU</w:t>
-            </w:r>
-          </w:p>
-        </w:tc>
-        <w:tc>
-          <w:tcPr>
-            <w:tcW w:type="dxa" w:w="234"/>
-          </w:tcPr>
-          <w:p>
-            <w:r>
-              <w:t>nan</w:t>
-            </w:r>
-          </w:p>
-        </w:tc>
-        <w:tc>
-          <w:tcPr>
-            <w:tcW w:type="dxa" w:w="234"/>
-          </w:tcPr>
-          <w:p>
-            <w:r>
-              <w:t>PRE PAID</w:t>
-            </w:r>
-          </w:p>
-        </w:tc>
-        <w:tc>
-          <w:tcPr>
-            <w:tcW w:type="dxa" w:w="234"/>
-          </w:tcPr>
-          <w:p>
-            <w:r>
-              <w:t>2023-10</w:t>
             </w:r>
           </w:p>
         </w:tc>
@@ -3465,371 +1867,131 @@
       <w:tr>
         <w:tc>
           <w:tcPr>
-            <w:tcW w:type="dxa" w:w="234"/>
+            <w:tcW w:type="dxa" w:w="864"/>
           </w:tcPr>
           <w:p>
             <w:r>
+              <w:rPr>
+                <w:sz w:val="16"/>
+              </w:rPr>
               <w:t>7</w:t>
             </w:r>
           </w:p>
         </w:tc>
         <w:tc>
           <w:tcPr>
-            <w:tcW w:type="dxa" w:w="234"/>
+            <w:tcW w:type="dxa" w:w="864"/>
           </w:tcPr>
           <w:p>
             <w:r>
+              <w:rPr>
+                <w:sz w:val="16"/>
+              </w:rPr>
               <w:t>DKA12300000032</w:t>
             </w:r>
           </w:p>
         </w:tc>
         <w:tc>
           <w:tcPr>
-            <w:tcW w:type="dxa" w:w="234"/>
+            <w:tcW w:type="dxa" w:w="864"/>
           </w:tcPr>
           <w:p>
             <w:r>
+              <w:rPr>
+                <w:sz w:val="16"/>
+              </w:rPr>
               <w:t>DAI-ABUJ-2</w:t>
             </w:r>
           </w:p>
         </w:tc>
         <w:tc>
           <w:tcPr>
-            <w:tcW w:type="dxa" w:w="234"/>
+            <w:tcW w:type="dxa" w:w="864"/>
           </w:tcPr>
           <w:p>
             <w:r>
+              <w:rPr>
+                <w:sz w:val="16"/>
+              </w:rPr>
               <w:t>2023-10-01 00:00:00</w:t>
             </w:r>
           </w:p>
         </w:tc>
         <w:tc>
           <w:tcPr>
-            <w:tcW w:type="dxa" w:w="234"/>
+            <w:tcW w:type="dxa" w:w="864"/>
           </w:tcPr>
           <w:p>
             <w:r>
+              <w:rPr>
+                <w:sz w:val="16"/>
+              </w:rPr>
               <w:t>FATSAM</w:t>
             </w:r>
           </w:p>
         </w:tc>
         <w:tc>
           <w:tcPr>
-            <w:tcW w:type="dxa" w:w="234"/>
+            <w:tcW w:type="dxa" w:w="864"/>
           </w:tcPr>
           <w:p>
             <w:r>
+              <w:rPr>
+                <w:sz w:val="16"/>
+              </w:rPr>
               <w:t>KEBBI STATE GOVERNMENT</w:t>
             </w:r>
           </w:p>
         </w:tc>
         <w:tc>
           <w:tcPr>
-            <w:tcW w:type="dxa" w:w="234"/>
+            <w:tcW w:type="dxa" w:w="864"/>
           </w:tcPr>
           <w:p>
             <w:r>
+              <w:rPr>
+                <w:sz w:val="16"/>
+              </w:rPr>
               <w:t>DAI-ABUJ-2</w:t>
             </w:r>
           </w:p>
         </w:tc>
         <w:tc>
           <w:tcPr>
-            <w:tcW w:type="dxa" w:w="234"/>
+            <w:tcW w:type="dxa" w:w="864"/>
           </w:tcPr>
           <w:p>
             <w:r>
+              <w:rPr>
+                <w:sz w:val="16"/>
+              </w:rPr>
               <w:t>SOKOTO</w:t>
             </w:r>
           </w:p>
         </w:tc>
         <w:tc>
           <w:tcPr>
-            <w:tcW w:type="dxa" w:w="234"/>
+            <w:tcW w:type="dxa" w:w="864"/>
           </w:tcPr>
           <w:p>
             <w:r>
+              <w:rPr>
+                <w:sz w:val="16"/>
+              </w:rPr>
               <w:t>14.0</w:t>
             </w:r>
           </w:p>
         </w:tc>
         <w:tc>
           <w:tcPr>
-            <w:tcW w:type="dxa" w:w="234"/>
+            <w:tcW w:type="dxa" w:w="864"/>
           </w:tcPr>
           <w:p>
             <w:r>
+              <w:rPr>
+                <w:sz w:val="16"/>
+              </w:rPr>
               <w:t>6.0</w:t>
-            </w:r>
-          </w:p>
-        </w:tc>
-        <w:tc>
-          <w:tcPr>
-            <w:tcW w:type="dxa" w:w="234"/>
-          </w:tcPr>
-          <w:p>
-            <w:r>
-              <w:t>84.0</w:t>
-            </w:r>
-          </w:p>
-        </w:tc>
-        <w:tc>
-          <w:tcPr>
-            <w:tcW w:type="dxa" w:w="234"/>
-          </w:tcPr>
-          <w:p>
-            <w:r>
-              <w:t>nan</w:t>
-            </w:r>
-          </w:p>
-        </w:tc>
-        <w:tc>
-          <w:tcPr>
-            <w:tcW w:type="dxa" w:w="234"/>
-          </w:tcPr>
-          <w:p>
-            <w:r>
-              <w:t>Colour</w:t>
-            </w:r>
-          </w:p>
-        </w:tc>
-        <w:tc>
-          <w:tcPr>
-            <w:tcW w:type="dxa" w:w="234"/>
-          </w:tcPr>
-          <w:p>
-            <w:r>
-              <w:t>OTHER</w:t>
-            </w:r>
-          </w:p>
-        </w:tc>
-        <w:tc>
-          <w:tcPr>
-            <w:tcW w:type="dxa" w:w="234"/>
-          </w:tcPr>
-          <w:p>
-            <w:r>
-              <w:t>FULL PAGE</w:t>
-            </w:r>
-          </w:p>
-        </w:tc>
-        <w:tc>
-          <w:tcPr>
-            <w:tcW w:type="dxa" w:w="234"/>
-          </w:tcPr>
-          <w:p>
-            <w:r>
-              <w:t>OTHER</w:t>
-            </w:r>
-          </w:p>
-        </w:tc>
-        <w:tc>
-          <w:tcPr>
-            <w:tcW w:type="dxa" w:w="234"/>
-          </w:tcPr>
-          <w:p>
-            <w:r>
-              <w:t>300923</w:t>
-            </w:r>
-          </w:p>
-        </w:tc>
-        <w:tc>
-          <w:tcPr>
-            <w:tcW w:type="dxa" w:w="234"/>
-          </w:tcPr>
-          <w:p>
-            <w:r>
-              <w:t>Confirm</w:t>
-            </w:r>
-          </w:p>
-        </w:tc>
-        <w:tc>
-          <w:tcPr>
-            <w:tcW w:type="dxa" w:w="234"/>
-          </w:tcPr>
-          <w:p>
-            <w:r>
-              <w:t>SPECIAL PROJECT</w:t>
-            </w:r>
-          </w:p>
-        </w:tc>
-        <w:tc>
-          <w:tcPr>
-            <w:tcW w:type="dxa" w:w="234"/>
-          </w:tcPr>
-          <w:p>
-            <w:r>
-              <w:t>SPECIAL PROJECT</w:t>
-            </w:r>
-          </w:p>
-        </w:tc>
-        <w:tc>
-          <w:tcPr>
-            <w:tcW w:type="dxa" w:w="234"/>
-          </w:tcPr>
-          <w:p>
-            <w:r>
-              <w:t>658627.2</w:t>
-            </w:r>
-          </w:p>
-        </w:tc>
-        <w:tc>
-          <w:tcPr>
-            <w:tcW w:type="dxa" w:w="234"/>
-          </w:tcPr>
-          <w:p>
-            <w:r>
-              <w:t>0.0</w:t>
-            </w:r>
-          </w:p>
-        </w:tc>
-        <w:tc>
-          <w:tcPr>
-            <w:tcW w:type="dxa" w:w="234"/>
-          </w:tcPr>
-          <w:p>
-            <w:r>
-              <w:t>25.0</w:t>
-            </w:r>
-          </w:p>
-        </w:tc>
-        <w:tc>
-          <w:tcPr>
-            <w:tcW w:type="dxa" w:w="234"/>
-          </w:tcPr>
-          <w:p>
-            <w:r>
-              <w:t>164656.8</w:t>
-            </w:r>
-          </w:p>
-        </w:tc>
-        <w:tc>
-          <w:tcPr>
-            <w:tcW w:type="dxa" w:w="234"/>
-          </w:tcPr>
-          <w:p>
-            <w:r>
-              <w:t>37047.78</w:t>
-            </w:r>
-          </w:p>
-        </w:tc>
-        <w:tc>
-          <w:tcPr>
-            <w:tcW w:type="dxa" w:w="234"/>
-          </w:tcPr>
-          <w:p>
-            <w:r>
-              <w:t>nan</w:t>
-            </w:r>
-          </w:p>
-        </w:tc>
-        <w:tc>
-          <w:tcPr>
-            <w:tcW w:type="dxa" w:w="234"/>
-          </w:tcPr>
-          <w:p>
-            <w:r>
-              <w:t>531018.18</w:t>
-            </w:r>
-          </w:p>
-        </w:tc>
-        <w:tc>
-          <w:tcPr>
-            <w:tcW w:type="dxa" w:w="234"/>
-          </w:tcPr>
-          <w:p>
-            <w:r>
-              <w:t>KAN-2324-000097</w:t>
-            </w:r>
-          </w:p>
-        </w:tc>
-        <w:tc>
-          <w:tcPr>
-            <w:tcW w:type="dxa" w:w="234"/>
-          </w:tcPr>
-          <w:p>
-            <w:r>
-              <w:t>IBRAHIM, YUSHA'U ADAMU</w:t>
-            </w:r>
-          </w:p>
-        </w:tc>
-        <w:tc>
-          <w:tcPr>
-            <w:tcW w:type="dxa" w:w="234"/>
-          </w:tcPr>
-          <w:p>
-            <w:r>
-              <w:t>billed</w:t>
-            </w:r>
-          </w:p>
-        </w:tc>
-        <w:tc>
-          <w:tcPr>
-            <w:tcW w:type="dxa" w:w="234"/>
-          </w:tcPr>
-          <w:p>
-            <w:r>
-              <w:t>SALIHUHISHAM@DAILYTRUST.COM</w:t>
-            </w:r>
-          </w:p>
-        </w:tc>
-        <w:tc>
-          <w:tcPr>
-            <w:tcW w:type="dxa" w:w="234"/>
-          </w:tcPr>
-          <w:p>
-            <w:r>
-              <w:t>KANO</w:t>
-            </w:r>
-          </w:p>
-        </w:tc>
-        <w:tc>
-          <w:tcPr>
-            <w:tcW w:type="dxa" w:w="234"/>
-          </w:tcPr>
-          <w:p>
-            <w:r>
-              <w:t>KANO</w:t>
-            </w:r>
-          </w:p>
-        </w:tc>
-        <w:tc>
-          <w:tcPr>
-            <w:tcW w:type="dxa" w:w="234"/>
-          </w:tcPr>
-          <w:p>
-            <w:r>
-              <w:t>FULL PAGE COLOUR</w:t>
-            </w:r>
-          </w:p>
-        </w:tc>
-        <w:tc>
-          <w:tcPr>
-            <w:tcW w:type="dxa" w:w="234"/>
-          </w:tcPr>
-          <w:p>
-            <w:r>
-              <w:t>nan</w:t>
-            </w:r>
-          </w:p>
-        </w:tc>
-        <w:tc>
-          <w:tcPr>
-            <w:tcW w:type="dxa" w:w="234"/>
-          </w:tcPr>
-          <w:p>
-            <w:r>
-              <w:t>PRE PAID</w:t>
-            </w:r>
-          </w:p>
-        </w:tc>
-        <w:tc>
-          <w:tcPr>
-            <w:tcW w:type="dxa" w:w="234"/>
-          </w:tcPr>
-          <w:p>
-            <w:r>
-              <w:t>2023-10</w:t>
             </w:r>
           </w:p>
         </w:tc>
@@ -3837,371 +1999,131 @@
       <w:tr>
         <w:tc>
           <w:tcPr>
-            <w:tcW w:type="dxa" w:w="234"/>
+            <w:tcW w:type="dxa" w:w="864"/>
           </w:tcPr>
           <w:p>
             <w:r>
+              <w:rPr>
+                <w:sz w:val="16"/>
+              </w:rPr>
               <w:t>8</w:t>
             </w:r>
           </w:p>
         </w:tc>
         <w:tc>
           <w:tcPr>
-            <w:tcW w:type="dxa" w:w="234"/>
+            <w:tcW w:type="dxa" w:w="864"/>
           </w:tcPr>
           <w:p>
             <w:r>
+              <w:rPr>
+                <w:sz w:val="16"/>
+              </w:rPr>
               <w:t>DKA12300000033</w:t>
             </w:r>
           </w:p>
         </w:tc>
         <w:tc>
           <w:tcPr>
-            <w:tcW w:type="dxa" w:w="234"/>
+            <w:tcW w:type="dxa" w:w="864"/>
           </w:tcPr>
           <w:p>
             <w:r>
+              <w:rPr>
+                <w:sz w:val="16"/>
+              </w:rPr>
               <w:t>DAI-ABUJ-2</w:t>
             </w:r>
           </w:p>
         </w:tc>
         <w:tc>
           <w:tcPr>
-            <w:tcW w:type="dxa" w:w="234"/>
+            <w:tcW w:type="dxa" w:w="864"/>
           </w:tcPr>
           <w:p>
             <w:r>
+              <w:rPr>
+                <w:sz w:val="16"/>
+              </w:rPr>
               <w:t>2023-10-01 00:00:00</w:t>
             </w:r>
           </w:p>
         </w:tc>
         <w:tc>
           <w:tcPr>
-            <w:tcW w:type="dxa" w:w="234"/>
+            <w:tcW w:type="dxa" w:w="864"/>
           </w:tcPr>
           <w:p>
             <w:r>
+              <w:rPr>
+                <w:sz w:val="16"/>
+              </w:rPr>
               <w:t>DIRECT SALES KANO</w:t>
             </w:r>
           </w:p>
         </w:tc>
         <w:tc>
           <w:tcPr>
-            <w:tcW w:type="dxa" w:w="234"/>
+            <w:tcW w:type="dxa" w:w="864"/>
           </w:tcPr>
           <w:p>
             <w:r>
+              <w:rPr>
+                <w:sz w:val="16"/>
+              </w:rPr>
               <w:t>INSTITUTE OF HUMAN VIROLOGY, NIG</w:t>
             </w:r>
           </w:p>
         </w:tc>
         <w:tc>
           <w:tcPr>
-            <w:tcW w:type="dxa" w:w="234"/>
+            <w:tcW w:type="dxa" w:w="864"/>
           </w:tcPr>
           <w:p>
             <w:r>
+              <w:rPr>
+                <w:sz w:val="16"/>
+              </w:rPr>
               <w:t>DAI-ABUJ-2</w:t>
             </w:r>
           </w:p>
         </w:tc>
         <w:tc>
           <w:tcPr>
-            <w:tcW w:type="dxa" w:w="234"/>
+            <w:tcW w:type="dxa" w:w="864"/>
           </w:tcPr>
           <w:p>
             <w:r>
+              <w:rPr>
+                <w:sz w:val="16"/>
+              </w:rPr>
               <w:t>ABUJA</w:t>
             </w:r>
           </w:p>
         </w:tc>
         <w:tc>
           <w:tcPr>
-            <w:tcW w:type="dxa" w:w="234"/>
+            <w:tcW w:type="dxa" w:w="864"/>
           </w:tcPr>
           <w:p>
             <w:r>
+              <w:rPr>
+                <w:sz w:val="16"/>
+              </w:rPr>
               <w:t>7.0</w:t>
             </w:r>
           </w:p>
         </w:tc>
         <w:tc>
           <w:tcPr>
-            <w:tcW w:type="dxa" w:w="234"/>
+            <w:tcW w:type="dxa" w:w="864"/>
           </w:tcPr>
           <w:p>
             <w:r>
+              <w:rPr>
+                <w:sz w:val="16"/>
+              </w:rPr>
               <w:t>3.0</w:t>
-            </w:r>
-          </w:p>
-        </w:tc>
-        <w:tc>
-          <w:tcPr>
-            <w:tcW w:type="dxa" w:w="234"/>
-          </w:tcPr>
-          <w:p>
-            <w:r>
-              <w:t>21.0</w:t>
-            </w:r>
-          </w:p>
-        </w:tc>
-        <w:tc>
-          <w:tcPr>
-            <w:tcW w:type="dxa" w:w="234"/>
-          </w:tcPr>
-          <w:p>
-            <w:r>
-              <w:t>nan</w:t>
-            </w:r>
-          </w:p>
-        </w:tc>
-        <w:tc>
-          <w:tcPr>
-            <w:tcW w:type="dxa" w:w="234"/>
-          </w:tcPr>
-          <w:p>
-            <w:r>
-              <w:t>B/W</w:t>
-            </w:r>
-          </w:p>
-        </w:tc>
-        <w:tc>
-          <w:tcPr>
-            <w:tcW w:type="dxa" w:w="234"/>
-          </w:tcPr>
-          <w:p>
-            <w:r>
-              <w:t>OTHER</w:t>
-            </w:r>
-          </w:p>
-        </w:tc>
-        <w:tc>
-          <w:tcPr>
-            <w:tcW w:type="dxa" w:w="234"/>
-          </w:tcPr>
-          <w:p>
-            <w:r>
-              <w:t>nan</w:t>
-            </w:r>
-          </w:p>
-        </w:tc>
-        <w:tc>
-          <w:tcPr>
-            <w:tcW w:type="dxa" w:w="234"/>
-          </w:tcPr>
-          <w:p>
-            <w:r>
-              <w:t>OTHER</w:t>
-            </w:r>
-          </w:p>
-        </w:tc>
-        <w:tc>
-          <w:tcPr>
-            <w:tcW w:type="dxa" w:w="234"/>
-          </w:tcPr>
-          <w:p>
-            <w:r>
-              <w:t>3092333</w:t>
-            </w:r>
-          </w:p>
-        </w:tc>
-        <w:tc>
-          <w:tcPr>
-            <w:tcW w:type="dxa" w:w="234"/>
-          </w:tcPr>
-          <w:p>
-            <w:r>
-              <w:t>Confirm</w:t>
-            </w:r>
-          </w:p>
-        </w:tc>
-        <w:tc>
-          <w:tcPr>
-            <w:tcW w:type="dxa" w:w="234"/>
-          </w:tcPr>
-          <w:p>
-            <w:r>
-              <w:t>SPECIAL PROJECT</w:t>
-            </w:r>
-          </w:p>
-        </w:tc>
-        <w:tc>
-          <w:tcPr>
-            <w:tcW w:type="dxa" w:w="234"/>
-          </w:tcPr>
-          <w:p>
-            <w:r>
-              <w:t>SPECIAL PROJECT</w:t>
-            </w:r>
-          </w:p>
-        </w:tc>
-        <w:tc>
-          <w:tcPr>
-            <w:tcW w:type="dxa" w:w="234"/>
-          </w:tcPr>
-          <w:p>
-            <w:r>
-              <w:t>157874.06</w:t>
-            </w:r>
-          </w:p>
-        </w:tc>
-        <w:tc>
-          <w:tcPr>
-            <w:tcW w:type="dxa" w:w="234"/>
-          </w:tcPr>
-          <w:p>
-            <w:r>
-              <w:t>0.0</w:t>
-            </w:r>
-          </w:p>
-        </w:tc>
-        <w:tc>
-          <w:tcPr>
-            <w:tcW w:type="dxa" w:w="234"/>
-          </w:tcPr>
-          <w:p>
-            <w:r>
-              <w:t>25.0</w:t>
-            </w:r>
-          </w:p>
-        </w:tc>
-        <w:tc>
-          <w:tcPr>
-            <w:tcW w:type="dxa" w:w="234"/>
-          </w:tcPr>
-          <w:p>
-            <w:r>
-              <w:t>39468.515</w:t>
-            </w:r>
-          </w:p>
-        </w:tc>
-        <w:tc>
-          <w:tcPr>
-            <w:tcW w:type="dxa" w:w="234"/>
-          </w:tcPr>
-          <w:p>
-            <w:r>
-              <w:t>8880.42</w:t>
-            </w:r>
-          </w:p>
-        </w:tc>
-        <w:tc>
-          <w:tcPr>
-            <w:tcW w:type="dxa" w:w="234"/>
-          </w:tcPr>
-          <w:p>
-            <w:r>
-              <w:t>nan</w:t>
-            </w:r>
-          </w:p>
-        </w:tc>
-        <w:tc>
-          <w:tcPr>
-            <w:tcW w:type="dxa" w:w="234"/>
-          </w:tcPr>
-          <w:p>
-            <w:r>
-              <w:t>127285.96</w:t>
-            </w:r>
-          </w:p>
-        </w:tc>
-        <w:tc>
-          <w:tcPr>
-            <w:tcW w:type="dxa" w:w="234"/>
-          </w:tcPr>
-          <w:p>
-            <w:r>
-              <w:t>JOS-2324-000001</w:t>
-            </w:r>
-          </w:p>
-        </w:tc>
-        <w:tc>
-          <w:tcPr>
-            <w:tcW w:type="dxa" w:w="234"/>
-          </w:tcPr>
-          <w:p>
-            <w:r>
-              <w:t>MAINASARA, ABDULLAHI</w:t>
-            </w:r>
-          </w:p>
-        </w:tc>
-        <w:tc>
-          <w:tcPr>
-            <w:tcW w:type="dxa" w:w="234"/>
-          </w:tcPr>
-          <w:p>
-            <w:r>
-              <w:t>billed</w:t>
-            </w:r>
-          </w:p>
-        </w:tc>
-        <w:tc>
-          <w:tcPr>
-            <w:tcW w:type="dxa" w:w="234"/>
-          </w:tcPr>
-          <w:p>
-            <w:r>
-              <w:t>SALIHUHISHAM@DAILYTRUST.COM</w:t>
-            </w:r>
-          </w:p>
-        </w:tc>
-        <w:tc>
-          <w:tcPr>
-            <w:tcW w:type="dxa" w:w="234"/>
-          </w:tcPr>
-          <w:p>
-            <w:r>
-              <w:t>KANO</w:t>
-            </w:r>
-          </w:p>
-        </w:tc>
-        <w:tc>
-          <w:tcPr>
-            <w:tcW w:type="dxa" w:w="234"/>
-          </w:tcPr>
-          <w:p>
-            <w:r>
-              <w:t>KANO</w:t>
-            </w:r>
-          </w:p>
-        </w:tc>
-        <w:tc>
-          <w:tcPr>
-            <w:tcW w:type="dxa" w:w="234"/>
-          </w:tcPr>
-          <w:p>
-            <w:r>
-              <w:t>QUARTER PAGE BLACK AND WHITE</w:t>
-            </w:r>
-          </w:p>
-        </w:tc>
-        <w:tc>
-          <w:tcPr>
-            <w:tcW w:type="dxa" w:w="234"/>
-          </w:tcPr>
-          <w:p>
-            <w:r>
-              <w:t>nan</w:t>
-            </w:r>
-          </w:p>
-        </w:tc>
-        <w:tc>
-          <w:tcPr>
-            <w:tcW w:type="dxa" w:w="234"/>
-          </w:tcPr>
-          <w:p>
-            <w:r>
-              <w:t>PRE PAID</w:t>
-            </w:r>
-          </w:p>
-        </w:tc>
-        <w:tc>
-          <w:tcPr>
-            <w:tcW w:type="dxa" w:w="234"/>
-          </w:tcPr>
-          <w:p>
-            <w:r>
-              <w:t>2023-10</w:t>
             </w:r>
           </w:p>
         </w:tc>
@@ -4209,371 +2131,131 @@
       <w:tr>
         <w:tc>
           <w:tcPr>
-            <w:tcW w:type="dxa" w:w="234"/>
+            <w:tcW w:type="dxa" w:w="864"/>
           </w:tcPr>
           <w:p>
             <w:r>
+              <w:rPr>
+                <w:sz w:val="16"/>
+              </w:rPr>
               <w:t>9</w:t>
             </w:r>
           </w:p>
         </w:tc>
         <w:tc>
           <w:tcPr>
-            <w:tcW w:type="dxa" w:w="234"/>
+            <w:tcW w:type="dxa" w:w="864"/>
           </w:tcPr>
           <w:p>
             <w:r>
+              <w:rPr>
+                <w:sz w:val="16"/>
+              </w:rPr>
               <w:t>DLA12300000039</w:t>
             </w:r>
           </w:p>
         </w:tc>
         <w:tc>
           <w:tcPr>
-            <w:tcW w:type="dxa" w:w="234"/>
+            <w:tcW w:type="dxa" w:w="864"/>
           </w:tcPr>
           <w:p>
             <w:r>
+              <w:rPr>
+                <w:sz w:val="16"/>
+              </w:rPr>
               <w:t>DAI-ABUJ-2</w:t>
             </w:r>
           </w:p>
         </w:tc>
         <w:tc>
           <w:tcPr>
-            <w:tcW w:type="dxa" w:w="234"/>
+            <w:tcW w:type="dxa" w:w="864"/>
           </w:tcPr>
           <w:p>
             <w:r>
+              <w:rPr>
+                <w:sz w:val="16"/>
+              </w:rPr>
               <w:t>2023-10-01 00:00:00</w:t>
             </w:r>
           </w:p>
         </w:tc>
         <w:tc>
           <w:tcPr>
-            <w:tcW w:type="dxa" w:w="234"/>
+            <w:tcW w:type="dxa" w:w="864"/>
           </w:tcPr>
           <w:p>
             <w:r>
+              <w:rPr>
+                <w:sz w:val="16"/>
+              </w:rPr>
               <w:t>MEDIA DIVE</w:t>
             </w:r>
           </w:p>
         </w:tc>
         <w:tc>
           <w:tcPr>
-            <w:tcW w:type="dxa" w:w="234"/>
+            <w:tcW w:type="dxa" w:w="864"/>
           </w:tcPr>
           <w:p>
             <w:r>
+              <w:rPr>
+                <w:sz w:val="16"/>
+              </w:rPr>
               <w:t>MAINSTREAM ENERGY SOLUTION</w:t>
             </w:r>
           </w:p>
         </w:tc>
         <w:tc>
           <w:tcPr>
-            <w:tcW w:type="dxa" w:w="234"/>
+            <w:tcW w:type="dxa" w:w="864"/>
           </w:tcPr>
           <w:p>
             <w:r>
+              <w:rPr>
+                <w:sz w:val="16"/>
+              </w:rPr>
               <w:t>DAI-ABUJ-2</w:t>
             </w:r>
           </w:p>
         </w:tc>
         <w:tc>
           <w:tcPr>
-            <w:tcW w:type="dxa" w:w="234"/>
+            <w:tcW w:type="dxa" w:w="864"/>
           </w:tcPr>
           <w:p>
             <w:r>
+              <w:rPr>
+                <w:sz w:val="16"/>
+              </w:rPr>
               <w:t>LAGOS</w:t>
             </w:r>
           </w:p>
         </w:tc>
         <w:tc>
           <w:tcPr>
-            <w:tcW w:type="dxa" w:w="234"/>
+            <w:tcW w:type="dxa" w:w="864"/>
           </w:tcPr>
           <w:p>
             <w:r>
+              <w:rPr>
+                <w:sz w:val="16"/>
+              </w:rPr>
               <w:t>14.0</w:t>
             </w:r>
           </w:p>
         </w:tc>
         <w:tc>
           <w:tcPr>
-            <w:tcW w:type="dxa" w:w="234"/>
+            <w:tcW w:type="dxa" w:w="864"/>
           </w:tcPr>
           <w:p>
             <w:r>
+              <w:rPr>
+                <w:sz w:val="16"/>
+              </w:rPr>
               <w:t>6.0</w:t>
-            </w:r>
-          </w:p>
-        </w:tc>
-        <w:tc>
-          <w:tcPr>
-            <w:tcW w:type="dxa" w:w="234"/>
-          </w:tcPr>
-          <w:p>
-            <w:r>
-              <w:t>84.0</w:t>
-            </w:r>
-          </w:p>
-        </w:tc>
-        <w:tc>
-          <w:tcPr>
-            <w:tcW w:type="dxa" w:w="234"/>
-          </w:tcPr>
-          <w:p>
-            <w:r>
-              <w:t>nan</w:t>
-            </w:r>
-          </w:p>
-        </w:tc>
-        <w:tc>
-          <w:tcPr>
-            <w:tcW w:type="dxa" w:w="234"/>
-          </w:tcPr>
-          <w:p>
-            <w:r>
-              <w:t>Colour</w:t>
-            </w:r>
-          </w:p>
-        </w:tc>
-        <w:tc>
-          <w:tcPr>
-            <w:tcW w:type="dxa" w:w="234"/>
-          </w:tcPr>
-          <w:p>
-            <w:r>
-              <w:t>OTHER</w:t>
-            </w:r>
-          </w:p>
-        </w:tc>
-        <w:tc>
-          <w:tcPr>
-            <w:tcW w:type="dxa" w:w="234"/>
-          </w:tcPr>
-          <w:p>
-            <w:r>
-              <w:t>FULL PAGE</w:t>
-            </w:r>
-          </w:p>
-        </w:tc>
-        <w:tc>
-          <w:tcPr>
-            <w:tcW w:type="dxa" w:w="234"/>
-          </w:tcPr>
-          <w:p>
-            <w:r>
-              <w:t>OTHER</w:t>
-            </w:r>
-          </w:p>
-        </w:tc>
-        <w:tc>
-          <w:tcPr>
-            <w:tcW w:type="dxa" w:w="234"/>
-          </w:tcPr>
-          <w:p>
-            <w:r>
-              <w:t>30092023</w:t>
-            </w:r>
-          </w:p>
-        </w:tc>
-        <w:tc>
-          <w:tcPr>
-            <w:tcW w:type="dxa" w:w="234"/>
-          </w:tcPr>
-          <w:p>
-            <w:r>
-              <w:t>Confirm</w:t>
-            </w:r>
-          </w:p>
-        </w:tc>
-        <w:tc>
-          <w:tcPr>
-            <w:tcW w:type="dxa" w:w="234"/>
-          </w:tcPr>
-          <w:p>
-            <w:r>
-              <w:t>PUBLIC NOTICE</w:t>
-            </w:r>
-          </w:p>
-        </w:tc>
-        <w:tc>
-          <w:tcPr>
-            <w:tcW w:type="dxa" w:w="234"/>
-          </w:tcPr>
-          <w:p>
-            <w:r>
-              <w:t>PUBLIC NOTICE</w:t>
-            </w:r>
-          </w:p>
-        </w:tc>
-        <w:tc>
-          <w:tcPr>
-            <w:tcW w:type="dxa" w:w="234"/>
-          </w:tcPr>
-          <w:p>
-            <w:r>
-              <w:t>658627.2</w:t>
-            </w:r>
-          </w:p>
-        </w:tc>
-        <w:tc>
-          <w:tcPr>
-            <w:tcW w:type="dxa" w:w="234"/>
-          </w:tcPr>
-          <w:p>
-            <w:r>
-              <w:t>0.0</w:t>
-            </w:r>
-          </w:p>
-        </w:tc>
-        <w:tc>
-          <w:tcPr>
-            <w:tcW w:type="dxa" w:w="234"/>
-          </w:tcPr>
-          <w:p>
-            <w:r>
-              <w:t>25.0</w:t>
-            </w:r>
-          </w:p>
-        </w:tc>
-        <w:tc>
-          <w:tcPr>
-            <w:tcW w:type="dxa" w:w="234"/>
-          </w:tcPr>
-          <w:p>
-            <w:r>
-              <w:t>164656.8</w:t>
-            </w:r>
-          </w:p>
-        </w:tc>
-        <w:tc>
-          <w:tcPr>
-            <w:tcW w:type="dxa" w:w="234"/>
-          </w:tcPr>
-          <w:p>
-            <w:r>
-              <w:t>37047.78</w:t>
-            </w:r>
-          </w:p>
-        </w:tc>
-        <w:tc>
-          <w:tcPr>
-            <w:tcW w:type="dxa" w:w="234"/>
-          </w:tcPr>
-          <w:p>
-            <w:r>
-              <w:t>0.0</w:t>
-            </w:r>
-          </w:p>
-        </w:tc>
-        <w:tc>
-          <w:tcPr>
-            <w:tcW w:type="dxa" w:w="234"/>
-          </w:tcPr>
-          <w:p>
-            <w:r>
-              <w:t>531018.18</w:t>
-            </w:r>
-          </w:p>
-        </w:tc>
-        <w:tc>
-          <w:tcPr>
-            <w:tcW w:type="dxa" w:w="234"/>
-          </w:tcPr>
-          <w:p>
-            <w:r>
-              <w:t>LAG-2324-000005</w:t>
-            </w:r>
-          </w:p>
-        </w:tc>
-        <w:tc>
-          <w:tcPr>
-            <w:tcW w:type="dxa" w:w="234"/>
-          </w:tcPr>
-          <w:p>
-            <w:r>
-              <w:t>OLAWALE, ADELEYE AZEEZ</w:t>
-            </w:r>
-          </w:p>
-        </w:tc>
-        <w:tc>
-          <w:tcPr>
-            <w:tcW w:type="dxa" w:w="234"/>
-          </w:tcPr>
-          <w:p>
-            <w:r>
-              <w:t>billed</w:t>
-            </w:r>
-          </w:p>
-        </w:tc>
-        <w:tc>
-          <w:tcPr>
-            <w:tcW w:type="dxa" w:w="234"/>
-          </w:tcPr>
-          <w:p>
-            <w:r>
-              <w:t>AZEEZADELEYE@DAILYTRUST.COM</w:t>
-            </w:r>
-          </w:p>
-        </w:tc>
-        <w:tc>
-          <w:tcPr>
-            <w:tcW w:type="dxa" w:w="234"/>
-          </w:tcPr>
-          <w:p>
-            <w:r>
-              <w:t>LAGOS</w:t>
-            </w:r>
-          </w:p>
-        </w:tc>
-        <w:tc>
-          <w:tcPr>
-            <w:tcW w:type="dxa" w:w="234"/>
-          </w:tcPr>
-          <w:p>
-            <w:r>
-              <w:t>LAGOS</w:t>
-            </w:r>
-          </w:p>
-        </w:tc>
-        <w:tc>
-          <w:tcPr>
-            <w:tcW w:type="dxa" w:w="234"/>
-          </w:tcPr>
-          <w:p>
-            <w:r>
-              <w:t>NIGERIA @ 63</w:t>
-            </w:r>
-          </w:p>
-        </w:tc>
-        <w:tc>
-          <w:tcPr>
-            <w:tcW w:type="dxa" w:w="234"/>
-          </w:tcPr>
-          <w:p>
-            <w:r>
-              <w:t>nan</w:t>
-            </w:r>
-          </w:p>
-        </w:tc>
-        <w:tc>
-          <w:tcPr>
-            <w:tcW w:type="dxa" w:w="234"/>
-          </w:tcPr>
-          <w:p>
-            <w:r>
-              <w:t>PRE PAID</w:t>
-            </w:r>
-          </w:p>
-        </w:tc>
-        <w:tc>
-          <w:tcPr>
-            <w:tcW w:type="dxa" w:w="234"/>
-          </w:tcPr>
-          <w:p>
-            <w:r>
-              <w:t>2023-10</w:t>
             </w:r>
           </w:p>
         </w:tc>
@@ -4581,371 +2263,131 @@
       <w:tr>
         <w:tc>
           <w:tcPr>
-            <w:tcW w:type="dxa" w:w="234"/>
+            <w:tcW w:type="dxa" w:w="864"/>
           </w:tcPr>
           <w:p>
             <w:r>
+              <w:rPr>
+                <w:sz w:val="16"/>
+              </w:rPr>
               <w:t>10</w:t>
             </w:r>
           </w:p>
         </w:tc>
         <w:tc>
           <w:tcPr>
-            <w:tcW w:type="dxa" w:w="234"/>
+            <w:tcW w:type="dxa" w:w="864"/>
           </w:tcPr>
           <w:p>
             <w:r>
+              <w:rPr>
+                <w:sz w:val="16"/>
+              </w:rPr>
               <w:t>DLA12300000040</w:t>
             </w:r>
           </w:p>
         </w:tc>
         <w:tc>
           <w:tcPr>
-            <w:tcW w:type="dxa" w:w="234"/>
+            <w:tcW w:type="dxa" w:w="864"/>
           </w:tcPr>
           <w:p>
             <w:r>
+              <w:rPr>
+                <w:sz w:val="16"/>
+              </w:rPr>
               <w:t>DAI-ABUJ-2</w:t>
             </w:r>
           </w:p>
         </w:tc>
         <w:tc>
           <w:tcPr>
-            <w:tcW w:type="dxa" w:w="234"/>
+            <w:tcW w:type="dxa" w:w="864"/>
           </w:tcPr>
           <w:p>
             <w:r>
+              <w:rPr>
+                <w:sz w:val="16"/>
+              </w:rPr>
               <w:t>2023-10-01 00:00:00</w:t>
             </w:r>
           </w:p>
         </w:tc>
         <w:tc>
           <w:tcPr>
-            <w:tcW w:type="dxa" w:w="234"/>
+            <w:tcW w:type="dxa" w:w="864"/>
           </w:tcPr>
           <w:p>
             <w:r>
+              <w:rPr>
+                <w:sz w:val="16"/>
+              </w:rPr>
               <w:t>RINET LIMITED</w:t>
             </w:r>
           </w:p>
         </w:tc>
         <w:tc>
           <w:tcPr>
-            <w:tcW w:type="dxa" w:w="234"/>
+            <w:tcW w:type="dxa" w:w="864"/>
           </w:tcPr>
           <w:p>
             <w:r>
+              <w:rPr>
+                <w:sz w:val="16"/>
+              </w:rPr>
               <w:t>NIGERIAN CONTENT DEVELOPMENT AND</w:t>
             </w:r>
           </w:p>
         </w:tc>
         <w:tc>
           <w:tcPr>
-            <w:tcW w:type="dxa" w:w="234"/>
+            <w:tcW w:type="dxa" w:w="864"/>
           </w:tcPr>
           <w:p>
             <w:r>
+              <w:rPr>
+                <w:sz w:val="16"/>
+              </w:rPr>
               <w:t>DAI-ABUJ-2</w:t>
             </w:r>
           </w:p>
         </w:tc>
         <w:tc>
           <w:tcPr>
-            <w:tcW w:type="dxa" w:w="234"/>
+            <w:tcW w:type="dxa" w:w="864"/>
           </w:tcPr>
           <w:p>
             <w:r>
+              <w:rPr>
+                <w:sz w:val="16"/>
+              </w:rPr>
               <w:t>LAGOS</w:t>
             </w:r>
           </w:p>
         </w:tc>
         <w:tc>
           <w:tcPr>
-            <w:tcW w:type="dxa" w:w="234"/>
+            <w:tcW w:type="dxa" w:w="864"/>
           </w:tcPr>
           <w:p>
             <w:r>
+              <w:rPr>
+                <w:sz w:val="16"/>
+              </w:rPr>
               <w:t>14.0</w:t>
             </w:r>
           </w:p>
         </w:tc>
         <w:tc>
           <w:tcPr>
-            <w:tcW w:type="dxa" w:w="234"/>
+            <w:tcW w:type="dxa" w:w="864"/>
           </w:tcPr>
           <w:p>
             <w:r>
+              <w:rPr>
+                <w:sz w:val="16"/>
+              </w:rPr>
               <w:t>6.0</w:t>
-            </w:r>
-          </w:p>
-        </w:tc>
-        <w:tc>
-          <w:tcPr>
-            <w:tcW w:type="dxa" w:w="234"/>
-          </w:tcPr>
-          <w:p>
-            <w:r>
-              <w:t>84.0</w:t>
-            </w:r>
-          </w:p>
-        </w:tc>
-        <w:tc>
-          <w:tcPr>
-            <w:tcW w:type="dxa" w:w="234"/>
-          </w:tcPr>
-          <w:p>
-            <w:r>
-              <w:t>nan</w:t>
-            </w:r>
-          </w:p>
-        </w:tc>
-        <w:tc>
-          <w:tcPr>
-            <w:tcW w:type="dxa" w:w="234"/>
-          </w:tcPr>
-          <w:p>
-            <w:r>
-              <w:t>Colour</w:t>
-            </w:r>
-          </w:p>
-        </w:tc>
-        <w:tc>
-          <w:tcPr>
-            <w:tcW w:type="dxa" w:w="234"/>
-          </w:tcPr>
-          <w:p>
-            <w:r>
-              <w:t>OTHER</w:t>
-            </w:r>
-          </w:p>
-        </w:tc>
-        <w:tc>
-          <w:tcPr>
-            <w:tcW w:type="dxa" w:w="234"/>
-          </w:tcPr>
-          <w:p>
-            <w:r>
-              <w:t>FULL PAGE</w:t>
-            </w:r>
-          </w:p>
-        </w:tc>
-        <w:tc>
-          <w:tcPr>
-            <w:tcW w:type="dxa" w:w="234"/>
-          </w:tcPr>
-          <w:p>
-            <w:r>
-              <w:t>OTHER</w:t>
-            </w:r>
-          </w:p>
-        </w:tc>
-        <w:tc>
-          <w:tcPr>
-            <w:tcW w:type="dxa" w:w="234"/>
-          </w:tcPr>
-          <w:p>
-            <w:r>
-              <w:t>30092023</w:t>
-            </w:r>
-          </w:p>
-        </w:tc>
-        <w:tc>
-          <w:tcPr>
-            <w:tcW w:type="dxa" w:w="234"/>
-          </w:tcPr>
-          <w:p>
-            <w:r>
-              <w:t>Confirm</w:t>
-            </w:r>
-          </w:p>
-        </w:tc>
-        <w:tc>
-          <w:tcPr>
-            <w:tcW w:type="dxa" w:w="234"/>
-          </w:tcPr>
-          <w:p>
-            <w:r>
-              <w:t>PUBLIC NOTICE</w:t>
-            </w:r>
-          </w:p>
-        </w:tc>
-        <w:tc>
-          <w:tcPr>
-            <w:tcW w:type="dxa" w:w="234"/>
-          </w:tcPr>
-          <w:p>
-            <w:r>
-              <w:t>PUBLIC NOTICE</w:t>
-            </w:r>
-          </w:p>
-        </w:tc>
-        <w:tc>
-          <w:tcPr>
-            <w:tcW w:type="dxa" w:w="234"/>
-          </w:tcPr>
-          <w:p>
-            <w:r>
-              <w:t>658627.2</w:t>
-            </w:r>
-          </w:p>
-        </w:tc>
-        <w:tc>
-          <w:tcPr>
-            <w:tcW w:type="dxa" w:w="234"/>
-          </w:tcPr>
-          <w:p>
-            <w:r>
-              <w:t>0.0</w:t>
-            </w:r>
-          </w:p>
-        </w:tc>
-        <w:tc>
-          <w:tcPr>
-            <w:tcW w:type="dxa" w:w="234"/>
-          </w:tcPr>
-          <w:p>
-            <w:r>
-              <w:t>25.0</w:t>
-            </w:r>
-          </w:p>
-        </w:tc>
-        <w:tc>
-          <w:tcPr>
-            <w:tcW w:type="dxa" w:w="234"/>
-          </w:tcPr>
-          <w:p>
-            <w:r>
-              <w:t>164656.8</w:t>
-            </w:r>
-          </w:p>
-        </w:tc>
-        <w:tc>
-          <w:tcPr>
-            <w:tcW w:type="dxa" w:w="234"/>
-          </w:tcPr>
-          <w:p>
-            <w:r>
-              <w:t>37047.78</w:t>
-            </w:r>
-          </w:p>
-        </w:tc>
-        <w:tc>
-          <w:tcPr>
-            <w:tcW w:type="dxa" w:w="234"/>
-          </w:tcPr>
-          <w:p>
-            <w:r>
-              <w:t>0.0</w:t>
-            </w:r>
-          </w:p>
-        </w:tc>
-        <w:tc>
-          <w:tcPr>
-            <w:tcW w:type="dxa" w:w="234"/>
-          </w:tcPr>
-          <w:p>
-            <w:r>
-              <w:t>531018.18</w:t>
-            </w:r>
-          </w:p>
-        </w:tc>
-        <w:tc>
-          <w:tcPr>
-            <w:tcW w:type="dxa" w:w="234"/>
-          </w:tcPr>
-          <w:p>
-            <w:r>
-              <w:t>LAG-2324-000071</w:t>
-            </w:r>
-          </w:p>
-        </w:tc>
-        <w:tc>
-          <w:tcPr>
-            <w:tcW w:type="dxa" w:w="234"/>
-          </w:tcPr>
-          <w:p>
-            <w:r>
-              <w:t>IYORAH, EUCHARIA</w:t>
-            </w:r>
-          </w:p>
-        </w:tc>
-        <w:tc>
-          <w:tcPr>
-            <w:tcW w:type="dxa" w:w="234"/>
-          </w:tcPr>
-          <w:p>
-            <w:r>
-              <w:t>billed</w:t>
-            </w:r>
-          </w:p>
-        </w:tc>
-        <w:tc>
-          <w:tcPr>
-            <w:tcW w:type="dxa" w:w="234"/>
-          </w:tcPr>
-          <w:p>
-            <w:r>
-              <w:t>AZEEZADELEYE@DAILYTRUST.COM</w:t>
-            </w:r>
-          </w:p>
-        </w:tc>
-        <w:tc>
-          <w:tcPr>
-            <w:tcW w:type="dxa" w:w="234"/>
-          </w:tcPr>
-          <w:p>
-            <w:r>
-              <w:t>LAGOS</w:t>
-            </w:r>
-          </w:p>
-        </w:tc>
-        <w:tc>
-          <w:tcPr>
-            <w:tcW w:type="dxa" w:w="234"/>
-          </w:tcPr>
-          <w:p>
-            <w:r>
-              <w:t>LAGOS</w:t>
-            </w:r>
-          </w:p>
-        </w:tc>
-        <w:tc>
-          <w:tcPr>
-            <w:tcW w:type="dxa" w:w="234"/>
-          </w:tcPr>
-          <w:p>
-            <w:r>
-              <w:t>WE ARE NIGERIANS ONE &amp; INDIVISIBLE PEOPLE</w:t>
-            </w:r>
-          </w:p>
-        </w:tc>
-        <w:tc>
-          <w:tcPr>
-            <w:tcW w:type="dxa" w:w="234"/>
-          </w:tcPr>
-          <w:p>
-            <w:r>
-              <w:t>nan</w:t>
-            </w:r>
-          </w:p>
-        </w:tc>
-        <w:tc>
-          <w:tcPr>
-            <w:tcW w:type="dxa" w:w="234"/>
-          </w:tcPr>
-          <w:p>
-            <w:r>
-              <w:t>PRE PAID</w:t>
-            </w:r>
-          </w:p>
-        </w:tc>
-        <w:tc>
-          <w:tcPr>
-            <w:tcW w:type="dxa" w:w="234"/>
-          </w:tcPr>
-          <w:p>
-            <w:r>
-              <w:t>2023-10</w:t>
             </w:r>
           </w:p>
         </w:tc>
@@ -4953,371 +2395,131 @@
       <w:tr>
         <w:tc>
           <w:tcPr>
-            <w:tcW w:type="dxa" w:w="234"/>
+            <w:tcW w:type="dxa" w:w="864"/>
           </w:tcPr>
           <w:p>
             <w:r>
+              <w:rPr>
+                <w:sz w:val="16"/>
+              </w:rPr>
               <w:t>11</w:t>
             </w:r>
           </w:p>
         </w:tc>
         <w:tc>
           <w:tcPr>
-            <w:tcW w:type="dxa" w:w="234"/>
+            <w:tcW w:type="dxa" w:w="864"/>
           </w:tcPr>
           <w:p>
             <w:r>
+              <w:rPr>
+                <w:sz w:val="16"/>
+              </w:rPr>
               <w:t>DLA12300000041</w:t>
             </w:r>
           </w:p>
         </w:tc>
         <w:tc>
           <w:tcPr>
-            <w:tcW w:type="dxa" w:w="234"/>
+            <w:tcW w:type="dxa" w:w="864"/>
           </w:tcPr>
           <w:p>
             <w:r>
+              <w:rPr>
+                <w:sz w:val="16"/>
+              </w:rPr>
               <w:t>DAI-ABUJ-2</w:t>
             </w:r>
           </w:p>
         </w:tc>
         <w:tc>
           <w:tcPr>
-            <w:tcW w:type="dxa" w:w="234"/>
+            <w:tcW w:type="dxa" w:w="864"/>
           </w:tcPr>
           <w:p>
             <w:r>
+              <w:rPr>
+                <w:sz w:val="16"/>
+              </w:rPr>
               <w:t>2023-10-01 00:00:00</w:t>
             </w:r>
           </w:p>
         </w:tc>
         <w:tc>
           <w:tcPr>
-            <w:tcW w:type="dxa" w:w="234"/>
+            <w:tcW w:type="dxa" w:w="864"/>
           </w:tcPr>
           <w:p>
             <w:r>
+              <w:rPr>
+                <w:sz w:val="16"/>
+              </w:rPr>
               <w:t>ALLSEASONS ZENITH</w:t>
             </w:r>
           </w:p>
         </w:tc>
         <w:tc>
           <w:tcPr>
-            <w:tcW w:type="dxa" w:w="234"/>
+            <w:tcW w:type="dxa" w:w="864"/>
           </w:tcPr>
           <w:p>
             <w:r>
+              <w:rPr>
+                <w:sz w:val="16"/>
+              </w:rPr>
               <w:t>KEYSTONE BANK PLC</w:t>
             </w:r>
           </w:p>
         </w:tc>
         <w:tc>
           <w:tcPr>
-            <w:tcW w:type="dxa" w:w="234"/>
+            <w:tcW w:type="dxa" w:w="864"/>
           </w:tcPr>
           <w:p>
             <w:r>
+              <w:rPr>
+                <w:sz w:val="16"/>
+              </w:rPr>
               <w:t>DAI-ABUJ-2</w:t>
             </w:r>
           </w:p>
         </w:tc>
         <w:tc>
           <w:tcPr>
-            <w:tcW w:type="dxa" w:w="234"/>
+            <w:tcW w:type="dxa" w:w="864"/>
           </w:tcPr>
           <w:p>
             <w:r>
+              <w:rPr>
+                <w:sz w:val="16"/>
+              </w:rPr>
               <w:t>LAGOS</w:t>
             </w:r>
           </w:p>
         </w:tc>
         <w:tc>
           <w:tcPr>
-            <w:tcW w:type="dxa" w:w="234"/>
+            <w:tcW w:type="dxa" w:w="864"/>
           </w:tcPr>
           <w:p>
             <w:r>
+              <w:rPr>
+                <w:sz w:val="16"/>
+              </w:rPr>
               <w:t>14.0</w:t>
             </w:r>
           </w:p>
         </w:tc>
         <w:tc>
           <w:tcPr>
-            <w:tcW w:type="dxa" w:w="234"/>
+            <w:tcW w:type="dxa" w:w="864"/>
           </w:tcPr>
           <w:p>
             <w:r>
+              <w:rPr>
+                <w:sz w:val="16"/>
+              </w:rPr>
               <w:t>6.0</w:t>
-            </w:r>
-          </w:p>
-        </w:tc>
-        <w:tc>
-          <w:tcPr>
-            <w:tcW w:type="dxa" w:w="234"/>
-          </w:tcPr>
-          <w:p>
-            <w:r>
-              <w:t>84.0</w:t>
-            </w:r>
-          </w:p>
-        </w:tc>
-        <w:tc>
-          <w:tcPr>
-            <w:tcW w:type="dxa" w:w="234"/>
-          </w:tcPr>
-          <w:p>
-            <w:r>
-              <w:t>nan</w:t>
-            </w:r>
-          </w:p>
-        </w:tc>
-        <w:tc>
-          <w:tcPr>
-            <w:tcW w:type="dxa" w:w="234"/>
-          </w:tcPr>
-          <w:p>
-            <w:r>
-              <w:t>Colour</w:t>
-            </w:r>
-          </w:p>
-        </w:tc>
-        <w:tc>
-          <w:tcPr>
-            <w:tcW w:type="dxa" w:w="234"/>
-          </w:tcPr>
-          <w:p>
-            <w:r>
-              <w:t>OTHER</w:t>
-            </w:r>
-          </w:p>
-        </w:tc>
-        <w:tc>
-          <w:tcPr>
-            <w:tcW w:type="dxa" w:w="234"/>
-          </w:tcPr>
-          <w:p>
-            <w:r>
-              <w:t>FULL PAGE</w:t>
-            </w:r>
-          </w:p>
-        </w:tc>
-        <w:tc>
-          <w:tcPr>
-            <w:tcW w:type="dxa" w:w="234"/>
-          </w:tcPr>
-          <w:p>
-            <w:r>
-              <w:t>OTHER</w:t>
-            </w:r>
-          </w:p>
-        </w:tc>
-        <w:tc>
-          <w:tcPr>
-            <w:tcW w:type="dxa" w:w="234"/>
-          </w:tcPr>
-          <w:p>
-            <w:r>
-              <w:t>30092023</w:t>
-            </w:r>
-          </w:p>
-        </w:tc>
-        <w:tc>
-          <w:tcPr>
-            <w:tcW w:type="dxa" w:w="234"/>
-          </w:tcPr>
-          <w:p>
-            <w:r>
-              <w:t>Confirm</w:t>
-            </w:r>
-          </w:p>
-        </w:tc>
-        <w:tc>
-          <w:tcPr>
-            <w:tcW w:type="dxa" w:w="234"/>
-          </w:tcPr>
-          <w:p>
-            <w:r>
-              <w:t>PUBLIC NOTICE</w:t>
-            </w:r>
-          </w:p>
-        </w:tc>
-        <w:tc>
-          <w:tcPr>
-            <w:tcW w:type="dxa" w:w="234"/>
-          </w:tcPr>
-          <w:p>
-            <w:r>
-              <w:t>PUBLIC NOTICE</w:t>
-            </w:r>
-          </w:p>
-        </w:tc>
-        <w:tc>
-          <w:tcPr>
-            <w:tcW w:type="dxa" w:w="234"/>
-          </w:tcPr>
-          <w:p>
-            <w:r>
-              <w:t>658627.2</w:t>
-            </w:r>
-          </w:p>
-        </w:tc>
-        <w:tc>
-          <w:tcPr>
-            <w:tcW w:type="dxa" w:w="234"/>
-          </w:tcPr>
-          <w:p>
-            <w:r>
-              <w:t>0.0</w:t>
-            </w:r>
-          </w:p>
-        </w:tc>
-        <w:tc>
-          <w:tcPr>
-            <w:tcW w:type="dxa" w:w="234"/>
-          </w:tcPr>
-          <w:p>
-            <w:r>
-              <w:t>20.0</w:t>
-            </w:r>
-          </w:p>
-        </w:tc>
-        <w:tc>
-          <w:tcPr>
-            <w:tcW w:type="dxa" w:w="234"/>
-          </w:tcPr>
-          <w:p>
-            <w:r>
-              <w:t>131725.44</w:t>
-            </w:r>
-          </w:p>
-        </w:tc>
-        <w:tc>
-          <w:tcPr>
-            <w:tcW w:type="dxa" w:w="234"/>
-          </w:tcPr>
-          <w:p>
-            <w:r>
-              <w:t>39517.63</w:t>
-            </w:r>
-          </w:p>
-        </w:tc>
-        <w:tc>
-          <w:tcPr>
-            <w:tcW w:type="dxa" w:w="234"/>
-          </w:tcPr>
-          <w:p>
-            <w:r>
-              <w:t>28320.97</w:t>
-            </w:r>
-          </w:p>
-        </w:tc>
-        <w:tc>
-          <w:tcPr>
-            <w:tcW w:type="dxa" w:w="234"/>
-          </w:tcPr>
-          <w:p>
-            <w:r>
-              <w:t>566419.39</w:t>
-            </w:r>
-          </w:p>
-        </w:tc>
-        <w:tc>
-          <w:tcPr>
-            <w:tcW w:type="dxa" w:w="234"/>
-          </w:tcPr>
-          <w:p>
-            <w:r>
-              <w:t>LAG-2324-000258</w:t>
-            </w:r>
-          </w:p>
-        </w:tc>
-        <w:tc>
-          <w:tcPr>
-            <w:tcW w:type="dxa" w:w="234"/>
-          </w:tcPr>
-          <w:p>
-            <w:r>
-              <w:t>BANJOKO, SULAIMAN AFOLABI</w:t>
-            </w:r>
-          </w:p>
-        </w:tc>
-        <w:tc>
-          <w:tcPr>
-            <w:tcW w:type="dxa" w:w="234"/>
-          </w:tcPr>
-          <w:p>
-            <w:r>
-              <w:t>billed</w:t>
-            </w:r>
-          </w:p>
-        </w:tc>
-        <w:tc>
-          <w:tcPr>
-            <w:tcW w:type="dxa" w:w="234"/>
-          </w:tcPr>
-          <w:p>
-            <w:r>
-              <w:t>AZEEZADELEYE@DAILYTRUST.COM</w:t>
-            </w:r>
-          </w:p>
-        </w:tc>
-        <w:tc>
-          <w:tcPr>
-            <w:tcW w:type="dxa" w:w="234"/>
-          </w:tcPr>
-          <w:p>
-            <w:r>
-              <w:t>LAGOS</w:t>
-            </w:r>
-          </w:p>
-        </w:tc>
-        <w:tc>
-          <w:tcPr>
-            <w:tcW w:type="dxa" w:w="234"/>
-          </w:tcPr>
-          <w:p>
-            <w:r>
-              <w:t>LAGOS</w:t>
-            </w:r>
-          </w:p>
-        </w:tc>
-        <w:tc>
-          <w:tcPr>
-            <w:tcW w:type="dxa" w:w="234"/>
-          </w:tcPr>
-          <w:p>
-            <w:r>
-              <w:t>REV UP NAIJA!</w:t>
-            </w:r>
-          </w:p>
-        </w:tc>
-        <w:tc>
-          <w:tcPr>
-            <w:tcW w:type="dxa" w:w="234"/>
-          </w:tcPr>
-          <w:p>
-            <w:r>
-              <w:t>nan</w:t>
-            </w:r>
-          </w:p>
-        </w:tc>
-        <w:tc>
-          <w:tcPr>
-            <w:tcW w:type="dxa" w:w="234"/>
-          </w:tcPr>
-          <w:p>
-            <w:r>
-              <w:t>PRE PAID</w:t>
-            </w:r>
-          </w:p>
-        </w:tc>
-        <w:tc>
-          <w:tcPr>
-            <w:tcW w:type="dxa" w:w="234"/>
-          </w:tcPr>
-          <w:p>
-            <w:r>
-              <w:t>2023-10</w:t>
             </w:r>
           </w:p>
         </w:tc>
@@ -5325,371 +2527,131 @@
       <w:tr>
         <w:tc>
           <w:tcPr>
-            <w:tcW w:type="dxa" w:w="234"/>
+            <w:tcW w:type="dxa" w:w="864"/>
           </w:tcPr>
           <w:p>
             <w:r>
+              <w:rPr>
+                <w:sz w:val="16"/>
+              </w:rPr>
               <w:t>12</w:t>
             </w:r>
           </w:p>
         </w:tc>
         <w:tc>
           <w:tcPr>
-            <w:tcW w:type="dxa" w:w="234"/>
+            <w:tcW w:type="dxa" w:w="864"/>
           </w:tcPr>
           <w:p>
             <w:r>
+              <w:rPr>
+                <w:sz w:val="16"/>
+              </w:rPr>
               <w:t>DLA12300000042</w:t>
             </w:r>
           </w:p>
         </w:tc>
         <w:tc>
           <w:tcPr>
-            <w:tcW w:type="dxa" w:w="234"/>
+            <w:tcW w:type="dxa" w:w="864"/>
           </w:tcPr>
           <w:p>
             <w:r>
+              <w:rPr>
+                <w:sz w:val="16"/>
+              </w:rPr>
               <w:t>DAI-ABUJ-2</w:t>
             </w:r>
           </w:p>
         </w:tc>
         <w:tc>
           <w:tcPr>
-            <w:tcW w:type="dxa" w:w="234"/>
+            <w:tcW w:type="dxa" w:w="864"/>
           </w:tcPr>
           <w:p>
             <w:r>
+              <w:rPr>
+                <w:sz w:val="16"/>
+              </w:rPr>
               <w:t>2023-10-01 00:00:00</w:t>
             </w:r>
           </w:p>
         </w:tc>
         <w:tc>
           <w:tcPr>
-            <w:tcW w:type="dxa" w:w="234"/>
+            <w:tcW w:type="dxa" w:w="864"/>
           </w:tcPr>
           <w:p>
             <w:r>
+              <w:rPr>
+                <w:sz w:val="16"/>
+              </w:rPr>
               <w:t>DIRECT AGENT</w:t>
             </w:r>
           </w:p>
         </w:tc>
         <w:tc>
           <w:tcPr>
-            <w:tcW w:type="dxa" w:w="234"/>
+            <w:tcW w:type="dxa" w:w="864"/>
           </w:tcPr>
           <w:p>
             <w:r>
+              <w:rPr>
+                <w:sz w:val="16"/>
+              </w:rPr>
               <w:t>UNITED BANK FOR AFRICA (UBA)(UN4</w:t>
             </w:r>
           </w:p>
         </w:tc>
         <w:tc>
           <w:tcPr>
-            <w:tcW w:type="dxa" w:w="234"/>
+            <w:tcW w:type="dxa" w:w="864"/>
           </w:tcPr>
           <w:p>
             <w:r>
+              <w:rPr>
+                <w:sz w:val="16"/>
+              </w:rPr>
               <w:t>DAI-ABUJ-2</w:t>
             </w:r>
           </w:p>
         </w:tc>
         <w:tc>
           <w:tcPr>
-            <w:tcW w:type="dxa" w:w="234"/>
+            <w:tcW w:type="dxa" w:w="864"/>
           </w:tcPr>
           <w:p>
             <w:r>
+              <w:rPr>
+                <w:sz w:val="16"/>
+              </w:rPr>
               <w:t>LAGOS</w:t>
             </w:r>
           </w:p>
         </w:tc>
         <w:tc>
           <w:tcPr>
-            <w:tcW w:type="dxa" w:w="234"/>
+            <w:tcW w:type="dxa" w:w="864"/>
           </w:tcPr>
           <w:p>
             <w:r>
+              <w:rPr>
+                <w:sz w:val="16"/>
+              </w:rPr>
               <w:t>14.0</w:t>
             </w:r>
           </w:p>
         </w:tc>
         <w:tc>
           <w:tcPr>
-            <w:tcW w:type="dxa" w:w="234"/>
+            <w:tcW w:type="dxa" w:w="864"/>
           </w:tcPr>
           <w:p>
             <w:r>
+              <w:rPr>
+                <w:sz w:val="16"/>
+              </w:rPr>
               <w:t>6.0</w:t>
-            </w:r>
-          </w:p>
-        </w:tc>
-        <w:tc>
-          <w:tcPr>
-            <w:tcW w:type="dxa" w:w="234"/>
-          </w:tcPr>
-          <w:p>
-            <w:r>
-              <w:t>84.0</w:t>
-            </w:r>
-          </w:p>
-        </w:tc>
-        <w:tc>
-          <w:tcPr>
-            <w:tcW w:type="dxa" w:w="234"/>
-          </w:tcPr>
-          <w:p>
-            <w:r>
-              <w:t>nan</w:t>
-            </w:r>
-          </w:p>
-        </w:tc>
-        <w:tc>
-          <w:tcPr>
-            <w:tcW w:type="dxa" w:w="234"/>
-          </w:tcPr>
-          <w:p>
-            <w:r>
-              <w:t>Colour</w:t>
-            </w:r>
-          </w:p>
-        </w:tc>
-        <w:tc>
-          <w:tcPr>
-            <w:tcW w:type="dxa" w:w="234"/>
-          </w:tcPr>
-          <w:p>
-            <w:r>
-              <w:t>OTHER</w:t>
-            </w:r>
-          </w:p>
-        </w:tc>
-        <w:tc>
-          <w:tcPr>
-            <w:tcW w:type="dxa" w:w="234"/>
-          </w:tcPr>
-          <w:p>
-            <w:r>
-              <w:t>FULL PAGE</w:t>
-            </w:r>
-          </w:p>
-        </w:tc>
-        <w:tc>
-          <w:tcPr>
-            <w:tcW w:type="dxa" w:w="234"/>
-          </w:tcPr>
-          <w:p>
-            <w:r>
-              <w:t>OTHER</w:t>
-            </w:r>
-          </w:p>
-        </w:tc>
-        <w:tc>
-          <w:tcPr>
-            <w:tcW w:type="dxa" w:w="234"/>
-          </w:tcPr>
-          <w:p>
-            <w:r>
-              <w:t>30092023</w:t>
-            </w:r>
-          </w:p>
-        </w:tc>
-        <w:tc>
-          <w:tcPr>
-            <w:tcW w:type="dxa" w:w="234"/>
-          </w:tcPr>
-          <w:p>
-            <w:r>
-              <w:t>Confirm</w:t>
-            </w:r>
-          </w:p>
-        </w:tc>
-        <w:tc>
-          <w:tcPr>
-            <w:tcW w:type="dxa" w:w="234"/>
-          </w:tcPr>
-          <w:p>
-            <w:r>
-              <w:t>PUBLIC NOTICE</w:t>
-            </w:r>
-          </w:p>
-        </w:tc>
-        <w:tc>
-          <w:tcPr>
-            <w:tcW w:type="dxa" w:w="234"/>
-          </w:tcPr>
-          <w:p>
-            <w:r>
-              <w:t>PUBLIC NOTICE</w:t>
-            </w:r>
-          </w:p>
-        </w:tc>
-        <w:tc>
-          <w:tcPr>
-            <w:tcW w:type="dxa" w:w="234"/>
-          </w:tcPr>
-          <w:p>
-            <w:r>
-              <w:t>658627.2</w:t>
-            </w:r>
-          </w:p>
-        </w:tc>
-        <w:tc>
-          <w:tcPr>
-            <w:tcW w:type="dxa" w:w="234"/>
-          </w:tcPr>
-          <w:p>
-            <w:r>
-              <w:t>0.0</w:t>
-            </w:r>
-          </w:p>
-        </w:tc>
-        <w:tc>
-          <w:tcPr>
-            <w:tcW w:type="dxa" w:w="234"/>
-          </w:tcPr>
-          <w:p>
-            <w:r>
-              <w:t>30.0</w:t>
-            </w:r>
-          </w:p>
-        </w:tc>
-        <w:tc>
-          <w:tcPr>
-            <w:tcW w:type="dxa" w:w="234"/>
-          </w:tcPr>
-          <w:p>
-            <w:r>
-              <w:t>187708.752</w:t>
-            </w:r>
-          </w:p>
-        </w:tc>
-        <w:tc>
-          <w:tcPr>
-            <w:tcW w:type="dxa" w:w="234"/>
-          </w:tcPr>
-          <w:p>
-            <w:r>
-              <w:t>32849.03</w:t>
-            </w:r>
-          </w:p>
-        </w:tc>
-        <w:tc>
-          <w:tcPr>
-            <w:tcW w:type="dxa" w:w="234"/>
-          </w:tcPr>
-          <w:p>
-            <w:r>
-              <w:t>0.0</w:t>
-            </w:r>
-          </w:p>
-        </w:tc>
-        <w:tc>
-          <w:tcPr>
-            <w:tcW w:type="dxa" w:w="234"/>
-          </w:tcPr>
-          <w:p>
-            <w:r>
-              <w:t>470836.12</w:t>
-            </w:r>
-          </w:p>
-        </w:tc>
-        <w:tc>
-          <w:tcPr>
-            <w:tcW w:type="dxa" w:w="234"/>
-          </w:tcPr>
-          <w:p>
-            <w:r>
-              <w:t>nan</w:t>
-            </w:r>
-          </w:p>
-        </w:tc>
-        <w:tc>
-          <w:tcPr>
-            <w:tcW w:type="dxa" w:w="234"/>
-          </w:tcPr>
-          <w:p>
-            <w:r>
-              <w:t>BANJOKO, SULAIMAN AFOLABI</w:t>
-            </w:r>
-          </w:p>
-        </w:tc>
-        <w:tc>
-          <w:tcPr>
-            <w:tcW w:type="dxa" w:w="234"/>
-          </w:tcPr>
-          <w:p>
-            <w:r>
-              <w:t>billed</w:t>
-            </w:r>
-          </w:p>
-        </w:tc>
-        <w:tc>
-          <w:tcPr>
-            <w:tcW w:type="dxa" w:w="234"/>
-          </w:tcPr>
-          <w:p>
-            <w:r>
-              <w:t>AZEEZADELEYE@DAILYTRUST.COM</w:t>
-            </w:r>
-          </w:p>
-        </w:tc>
-        <w:tc>
-          <w:tcPr>
-            <w:tcW w:type="dxa" w:w="234"/>
-          </w:tcPr>
-          <w:p>
-            <w:r>
-              <w:t>LAGOS</w:t>
-            </w:r>
-          </w:p>
-        </w:tc>
-        <w:tc>
-          <w:tcPr>
-            <w:tcW w:type="dxa" w:w="234"/>
-          </w:tcPr>
-          <w:p>
-            <w:r>
-              <w:t>LAGOS</w:t>
-            </w:r>
-          </w:p>
-        </w:tc>
-        <w:tc>
-          <w:tcPr>
-            <w:tcW w:type="dxa" w:w="234"/>
-          </w:tcPr>
-          <w:p>
-            <w:r>
-              <w:t>WHERE DIVERSITY MEETS FREEDOM!</w:t>
-            </w:r>
-          </w:p>
-        </w:tc>
-        <w:tc>
-          <w:tcPr>
-            <w:tcW w:type="dxa" w:w="234"/>
-          </w:tcPr>
-          <w:p>
-            <w:r>
-              <w:t>nan</w:t>
-            </w:r>
-          </w:p>
-        </w:tc>
-        <w:tc>
-          <w:tcPr>
-            <w:tcW w:type="dxa" w:w="234"/>
-          </w:tcPr>
-          <w:p>
-            <w:r>
-              <w:t>PRE PAID</w:t>
-            </w:r>
-          </w:p>
-        </w:tc>
-        <w:tc>
-          <w:tcPr>
-            <w:tcW w:type="dxa" w:w="234"/>
-          </w:tcPr>
-          <w:p>
-            <w:r>
-              <w:t>2023-10</w:t>
             </w:r>
           </w:p>
         </w:tc>
@@ -5697,371 +2659,131 @@
       <w:tr>
         <w:tc>
           <w:tcPr>
-            <w:tcW w:type="dxa" w:w="234"/>
+            <w:tcW w:type="dxa" w:w="864"/>
           </w:tcPr>
           <w:p>
             <w:r>
+              <w:rPr>
+                <w:sz w:val="16"/>
+              </w:rPr>
               <w:t>13</w:t>
             </w:r>
           </w:p>
         </w:tc>
         <w:tc>
           <w:tcPr>
-            <w:tcW w:type="dxa" w:w="234"/>
+            <w:tcW w:type="dxa" w:w="864"/>
           </w:tcPr>
           <w:p>
             <w:r>
+              <w:rPr>
+                <w:sz w:val="16"/>
+              </w:rPr>
               <w:t>DLA12300000043</w:t>
             </w:r>
           </w:p>
         </w:tc>
         <w:tc>
           <w:tcPr>
-            <w:tcW w:type="dxa" w:w="234"/>
+            <w:tcW w:type="dxa" w:w="864"/>
           </w:tcPr>
           <w:p>
             <w:r>
+              <w:rPr>
+                <w:sz w:val="16"/>
+              </w:rPr>
               <w:t>DAI-ABUJ-2</w:t>
             </w:r>
           </w:p>
         </w:tc>
         <w:tc>
           <w:tcPr>
-            <w:tcW w:type="dxa" w:w="234"/>
+            <w:tcW w:type="dxa" w:w="864"/>
           </w:tcPr>
           <w:p>
             <w:r>
+              <w:rPr>
+                <w:sz w:val="16"/>
+              </w:rPr>
               <w:t>2023-10-01 00:00:00</w:t>
             </w:r>
           </w:p>
         </w:tc>
         <w:tc>
           <w:tcPr>
-            <w:tcW w:type="dxa" w:w="234"/>
+            <w:tcW w:type="dxa" w:w="864"/>
           </w:tcPr>
           <w:p>
             <w:r>
+              <w:rPr>
+                <w:sz w:val="16"/>
+              </w:rPr>
               <w:t>DIRECT AGENT</w:t>
             </w:r>
           </w:p>
         </w:tc>
         <w:tc>
           <w:tcPr>
-            <w:tcW w:type="dxa" w:w="234"/>
+            <w:tcW w:type="dxa" w:w="864"/>
           </w:tcPr>
           <w:p>
             <w:r>
+              <w:rPr>
+                <w:sz w:val="16"/>
+              </w:rPr>
               <w:t>ZENITH BANK PLC</w:t>
             </w:r>
           </w:p>
         </w:tc>
         <w:tc>
           <w:tcPr>
-            <w:tcW w:type="dxa" w:w="234"/>
+            <w:tcW w:type="dxa" w:w="864"/>
           </w:tcPr>
           <w:p>
             <w:r>
+              <w:rPr>
+                <w:sz w:val="16"/>
+              </w:rPr>
               <w:t>DAI-ABUJ-2</w:t>
             </w:r>
           </w:p>
         </w:tc>
         <w:tc>
           <w:tcPr>
-            <w:tcW w:type="dxa" w:w="234"/>
+            <w:tcW w:type="dxa" w:w="864"/>
           </w:tcPr>
           <w:p>
             <w:r>
+              <w:rPr>
+                <w:sz w:val="16"/>
+              </w:rPr>
               <w:t>LAGOS</w:t>
             </w:r>
           </w:p>
         </w:tc>
         <w:tc>
           <w:tcPr>
-            <w:tcW w:type="dxa" w:w="234"/>
+            <w:tcW w:type="dxa" w:w="864"/>
           </w:tcPr>
           <w:p>
             <w:r>
+              <w:rPr>
+                <w:sz w:val="16"/>
+              </w:rPr>
               <w:t>14.0</w:t>
             </w:r>
           </w:p>
         </w:tc>
         <w:tc>
           <w:tcPr>
-            <w:tcW w:type="dxa" w:w="234"/>
+            <w:tcW w:type="dxa" w:w="864"/>
           </w:tcPr>
           <w:p>
             <w:r>
+              <w:rPr>
+                <w:sz w:val="16"/>
+              </w:rPr>
               <w:t>6.0</w:t>
-            </w:r>
-          </w:p>
-        </w:tc>
-        <w:tc>
-          <w:tcPr>
-            <w:tcW w:type="dxa" w:w="234"/>
-          </w:tcPr>
-          <w:p>
-            <w:r>
-              <w:t>84.0</w:t>
-            </w:r>
-          </w:p>
-        </w:tc>
-        <w:tc>
-          <w:tcPr>
-            <w:tcW w:type="dxa" w:w="234"/>
-          </w:tcPr>
-          <w:p>
-            <w:r>
-              <w:t>nan</w:t>
-            </w:r>
-          </w:p>
-        </w:tc>
-        <w:tc>
-          <w:tcPr>
-            <w:tcW w:type="dxa" w:w="234"/>
-          </w:tcPr>
-          <w:p>
-            <w:r>
-              <w:t>Colour</w:t>
-            </w:r>
-          </w:p>
-        </w:tc>
-        <w:tc>
-          <w:tcPr>
-            <w:tcW w:type="dxa" w:w="234"/>
-          </w:tcPr>
-          <w:p>
-            <w:r>
-              <w:t>OTHER</w:t>
-            </w:r>
-          </w:p>
-        </w:tc>
-        <w:tc>
-          <w:tcPr>
-            <w:tcW w:type="dxa" w:w="234"/>
-          </w:tcPr>
-          <w:p>
-            <w:r>
-              <w:t>FULL PAGE</w:t>
-            </w:r>
-          </w:p>
-        </w:tc>
-        <w:tc>
-          <w:tcPr>
-            <w:tcW w:type="dxa" w:w="234"/>
-          </w:tcPr>
-          <w:p>
-            <w:r>
-              <w:t>OTHER</w:t>
-            </w:r>
-          </w:p>
-        </w:tc>
-        <w:tc>
-          <w:tcPr>
-            <w:tcW w:type="dxa" w:w="234"/>
-          </w:tcPr>
-          <w:p>
-            <w:r>
-              <w:t>1102023</w:t>
-            </w:r>
-          </w:p>
-        </w:tc>
-        <w:tc>
-          <w:tcPr>
-            <w:tcW w:type="dxa" w:w="234"/>
-          </w:tcPr>
-          <w:p>
-            <w:r>
-              <w:t>Confirm</w:t>
-            </w:r>
-          </w:p>
-        </w:tc>
-        <w:tc>
-          <w:tcPr>
-            <w:tcW w:type="dxa" w:w="234"/>
-          </w:tcPr>
-          <w:p>
-            <w:r>
-              <w:t>SPECIAL PROJECT</w:t>
-            </w:r>
-          </w:p>
-        </w:tc>
-        <w:tc>
-          <w:tcPr>
-            <w:tcW w:type="dxa" w:w="234"/>
-          </w:tcPr>
-          <w:p>
-            <w:r>
-              <w:t>SPECIAL PROJECT</w:t>
-            </w:r>
-          </w:p>
-        </w:tc>
-        <w:tc>
-          <w:tcPr>
-            <w:tcW w:type="dxa" w:w="234"/>
-          </w:tcPr>
-          <w:p>
-            <w:r>
-              <w:t>658627.2</w:t>
-            </w:r>
-          </w:p>
-        </w:tc>
-        <w:tc>
-          <w:tcPr>
-            <w:tcW w:type="dxa" w:w="234"/>
-          </w:tcPr>
-          <w:p>
-            <w:r>
-              <w:t>0.0</w:t>
-            </w:r>
-          </w:p>
-        </w:tc>
-        <w:tc>
-          <w:tcPr>
-            <w:tcW w:type="dxa" w:w="234"/>
-          </w:tcPr>
-          <w:p>
-            <w:r>
-              <w:t>30.0</w:t>
-            </w:r>
-          </w:p>
-        </w:tc>
-        <w:tc>
-          <w:tcPr>
-            <w:tcW w:type="dxa" w:w="234"/>
-          </w:tcPr>
-          <w:p>
-            <w:r>
-              <w:t>197588.16</w:t>
-            </w:r>
-          </w:p>
-        </w:tc>
-        <w:tc>
-          <w:tcPr>
-            <w:tcW w:type="dxa" w:w="234"/>
-          </w:tcPr>
-          <w:p>
-            <w:r>
-              <w:t>nan</w:t>
-            </w:r>
-          </w:p>
-        </w:tc>
-        <w:tc>
-          <w:tcPr>
-            <w:tcW w:type="dxa" w:w="234"/>
-          </w:tcPr>
-          <w:p>
-            <w:r>
-              <w:t>nan</w:t>
-            </w:r>
-          </w:p>
-        </w:tc>
-        <w:tc>
-          <w:tcPr>
-            <w:tcW w:type="dxa" w:w="234"/>
-          </w:tcPr>
-          <w:p>
-            <w:r>
-              <w:t>461039.04</w:t>
-            </w:r>
-          </w:p>
-        </w:tc>
-        <w:tc>
-          <w:tcPr>
-            <w:tcW w:type="dxa" w:w="234"/>
-          </w:tcPr>
-          <w:p>
-            <w:r>
-              <w:t>nan</w:t>
-            </w:r>
-          </w:p>
-        </w:tc>
-        <w:tc>
-          <w:tcPr>
-            <w:tcW w:type="dxa" w:w="234"/>
-          </w:tcPr>
-          <w:p>
-            <w:r>
-              <w:t>BANJOKO, SULAIMAN AFOLABI</w:t>
-            </w:r>
-          </w:p>
-        </w:tc>
-        <w:tc>
-          <w:tcPr>
-            <w:tcW w:type="dxa" w:w="234"/>
-          </w:tcPr>
-          <w:p>
-            <w:r>
-              <w:t>billed</w:t>
-            </w:r>
-          </w:p>
-        </w:tc>
-        <w:tc>
-          <w:tcPr>
-            <w:tcW w:type="dxa" w:w="234"/>
-          </w:tcPr>
-          <w:p>
-            <w:r>
-              <w:t>AZEEZADELEYE@DAILYTRUST.COM</w:t>
-            </w:r>
-          </w:p>
-        </w:tc>
-        <w:tc>
-          <w:tcPr>
-            <w:tcW w:type="dxa" w:w="234"/>
-          </w:tcPr>
-          <w:p>
-            <w:r>
-              <w:t>LAGOS</w:t>
-            </w:r>
-          </w:p>
-        </w:tc>
-        <w:tc>
-          <w:tcPr>
-            <w:tcW w:type="dxa" w:w="234"/>
-          </w:tcPr>
-          <w:p>
-            <w:r>
-              <w:t>LAGOS</w:t>
-            </w:r>
-          </w:p>
-        </w:tc>
-        <w:tc>
-          <w:tcPr>
-            <w:tcW w:type="dxa" w:w="234"/>
-          </w:tcPr>
-          <w:p>
-            <w:r>
-              <w:t>HAPPY INDEPENDENCE DAY NIGERIA</w:t>
-            </w:r>
-          </w:p>
-        </w:tc>
-        <w:tc>
-          <w:tcPr>
-            <w:tcW w:type="dxa" w:w="234"/>
-          </w:tcPr>
-          <w:p>
-            <w:r>
-              <w:t>nan</w:t>
-            </w:r>
-          </w:p>
-        </w:tc>
-        <w:tc>
-          <w:tcPr>
-            <w:tcW w:type="dxa" w:w="234"/>
-          </w:tcPr>
-          <w:p>
-            <w:r>
-              <w:t>PRE PAID</w:t>
-            </w:r>
-          </w:p>
-        </w:tc>
-        <w:tc>
-          <w:tcPr>
-            <w:tcW w:type="dxa" w:w="234"/>
-          </w:tcPr>
-          <w:p>
-            <w:r>
-              <w:t>2023-10</w:t>
             </w:r>
           </w:p>
         </w:tc>
@@ -6069,371 +2791,131 @@
       <w:tr>
         <w:tc>
           <w:tcPr>
-            <w:tcW w:type="dxa" w:w="234"/>
+            <w:tcW w:type="dxa" w:w="864"/>
           </w:tcPr>
           <w:p>
             <w:r>
+              <w:rPr>
+                <w:sz w:val="16"/>
+              </w:rPr>
               <w:t>14</w:t>
             </w:r>
           </w:p>
         </w:tc>
         <w:tc>
           <w:tcPr>
-            <w:tcW w:type="dxa" w:w="234"/>
+            <w:tcW w:type="dxa" w:w="864"/>
           </w:tcPr>
           <w:p>
             <w:r>
+              <w:rPr>
+                <w:sz w:val="16"/>
+              </w:rPr>
               <w:t>DLA12300000044</w:t>
             </w:r>
           </w:p>
         </w:tc>
         <w:tc>
           <w:tcPr>
-            <w:tcW w:type="dxa" w:w="234"/>
+            <w:tcW w:type="dxa" w:w="864"/>
           </w:tcPr>
           <w:p>
             <w:r>
+              <w:rPr>
+                <w:sz w:val="16"/>
+              </w:rPr>
               <w:t>DAI-ABUJ-2</w:t>
             </w:r>
           </w:p>
         </w:tc>
         <w:tc>
           <w:tcPr>
-            <w:tcW w:type="dxa" w:w="234"/>
+            <w:tcW w:type="dxa" w:w="864"/>
           </w:tcPr>
           <w:p>
             <w:r>
+              <w:rPr>
+                <w:sz w:val="16"/>
+              </w:rPr>
               <w:t>2023-10-01 00:00:00</w:t>
             </w:r>
           </w:p>
         </w:tc>
         <w:tc>
           <w:tcPr>
-            <w:tcW w:type="dxa" w:w="234"/>
+            <w:tcW w:type="dxa" w:w="864"/>
           </w:tcPr>
           <w:p>
             <w:r>
+              <w:rPr>
+                <w:sz w:val="16"/>
+              </w:rPr>
               <w:t>STRATEGIC EFFECCT</w:t>
             </w:r>
           </w:p>
         </w:tc>
         <w:tc>
           <w:tcPr>
-            <w:tcW w:type="dxa" w:w="234"/>
+            <w:tcW w:type="dxa" w:w="864"/>
           </w:tcPr>
           <w:p>
             <w:r>
+              <w:rPr>
+                <w:sz w:val="16"/>
+              </w:rPr>
               <w:t>HIGH CHIEF KENNETH IFEKUDU,OFR</w:t>
             </w:r>
           </w:p>
         </w:tc>
         <w:tc>
           <w:tcPr>
-            <w:tcW w:type="dxa" w:w="234"/>
+            <w:tcW w:type="dxa" w:w="864"/>
           </w:tcPr>
           <w:p>
             <w:r>
+              <w:rPr>
+                <w:sz w:val="16"/>
+              </w:rPr>
               <w:t>DAI-ABUJ-2</w:t>
             </w:r>
           </w:p>
         </w:tc>
         <w:tc>
           <w:tcPr>
-            <w:tcW w:type="dxa" w:w="234"/>
+            <w:tcW w:type="dxa" w:w="864"/>
           </w:tcPr>
           <w:p>
             <w:r>
+              <w:rPr>
+                <w:sz w:val="16"/>
+              </w:rPr>
               <w:t>LAGOS</w:t>
             </w:r>
           </w:p>
         </w:tc>
         <w:tc>
           <w:tcPr>
-            <w:tcW w:type="dxa" w:w="234"/>
+            <w:tcW w:type="dxa" w:w="864"/>
           </w:tcPr>
           <w:p>
             <w:r>
+              <w:rPr>
+                <w:sz w:val="16"/>
+              </w:rPr>
               <w:t>14.0</w:t>
             </w:r>
           </w:p>
         </w:tc>
         <w:tc>
           <w:tcPr>
-            <w:tcW w:type="dxa" w:w="234"/>
+            <w:tcW w:type="dxa" w:w="864"/>
           </w:tcPr>
           <w:p>
             <w:r>
+              <w:rPr>
+                <w:sz w:val="16"/>
+              </w:rPr>
               <w:t>6.0</w:t>
-            </w:r>
-          </w:p>
-        </w:tc>
-        <w:tc>
-          <w:tcPr>
-            <w:tcW w:type="dxa" w:w="234"/>
-          </w:tcPr>
-          <w:p>
-            <w:r>
-              <w:t>84.0</w:t>
-            </w:r>
-          </w:p>
-        </w:tc>
-        <w:tc>
-          <w:tcPr>
-            <w:tcW w:type="dxa" w:w="234"/>
-          </w:tcPr>
-          <w:p>
-            <w:r>
-              <w:t>nan</w:t>
-            </w:r>
-          </w:p>
-        </w:tc>
-        <w:tc>
-          <w:tcPr>
-            <w:tcW w:type="dxa" w:w="234"/>
-          </w:tcPr>
-          <w:p>
-            <w:r>
-              <w:t>Colour</w:t>
-            </w:r>
-          </w:p>
-        </w:tc>
-        <w:tc>
-          <w:tcPr>
-            <w:tcW w:type="dxa" w:w="234"/>
-          </w:tcPr>
-          <w:p>
-            <w:r>
-              <w:t>OTHER</w:t>
-            </w:r>
-          </w:p>
-        </w:tc>
-        <w:tc>
-          <w:tcPr>
-            <w:tcW w:type="dxa" w:w="234"/>
-          </w:tcPr>
-          <w:p>
-            <w:r>
-              <w:t>FULL PAGE</w:t>
-            </w:r>
-          </w:p>
-        </w:tc>
-        <w:tc>
-          <w:tcPr>
-            <w:tcW w:type="dxa" w:w="234"/>
-          </w:tcPr>
-          <w:p>
-            <w:r>
-              <w:t>OTHER</w:t>
-            </w:r>
-          </w:p>
-        </w:tc>
-        <w:tc>
-          <w:tcPr>
-            <w:tcW w:type="dxa" w:w="234"/>
-          </w:tcPr>
-          <w:p>
-            <w:r>
-              <w:t>1102023</w:t>
-            </w:r>
-          </w:p>
-        </w:tc>
-        <w:tc>
-          <w:tcPr>
-            <w:tcW w:type="dxa" w:w="234"/>
-          </w:tcPr>
-          <w:p>
-            <w:r>
-              <w:t>Confirm</w:t>
-            </w:r>
-          </w:p>
-        </w:tc>
-        <w:tc>
-          <w:tcPr>
-            <w:tcW w:type="dxa" w:w="234"/>
-          </w:tcPr>
-          <w:p>
-            <w:r>
-              <w:t>PUBLIC NOTICE</w:t>
-            </w:r>
-          </w:p>
-        </w:tc>
-        <w:tc>
-          <w:tcPr>
-            <w:tcW w:type="dxa" w:w="234"/>
-          </w:tcPr>
-          <w:p>
-            <w:r>
-              <w:t>PUBLIC NOTICE</w:t>
-            </w:r>
-          </w:p>
-        </w:tc>
-        <w:tc>
-          <w:tcPr>
-            <w:tcW w:type="dxa" w:w="234"/>
-          </w:tcPr>
-          <w:p>
-            <w:r>
-              <w:t>658627.2</w:t>
-            </w:r>
-          </w:p>
-        </w:tc>
-        <w:tc>
-          <w:tcPr>
-            <w:tcW w:type="dxa" w:w="234"/>
-          </w:tcPr>
-          <w:p>
-            <w:r>
-              <w:t>0.0</w:t>
-            </w:r>
-          </w:p>
-        </w:tc>
-        <w:tc>
-          <w:tcPr>
-            <w:tcW w:type="dxa" w:w="234"/>
-          </w:tcPr>
-          <w:p>
-            <w:r>
-              <w:t>25.0</w:t>
-            </w:r>
-          </w:p>
-        </w:tc>
-        <w:tc>
-          <w:tcPr>
-            <w:tcW w:type="dxa" w:w="234"/>
-          </w:tcPr>
-          <w:p>
-            <w:r>
-              <w:t>164656.8</w:t>
-            </w:r>
-          </w:p>
-        </w:tc>
-        <w:tc>
-          <w:tcPr>
-            <w:tcW w:type="dxa" w:w="234"/>
-          </w:tcPr>
-          <w:p>
-            <w:r>
-              <w:t>37047.78</w:t>
-            </w:r>
-          </w:p>
-        </w:tc>
-        <w:tc>
-          <w:tcPr>
-            <w:tcW w:type="dxa" w:w="234"/>
-          </w:tcPr>
-          <w:p>
-            <w:r>
-              <w:t>nan</w:t>
-            </w:r>
-          </w:p>
-        </w:tc>
-        <w:tc>
-          <w:tcPr>
-            <w:tcW w:type="dxa" w:w="234"/>
-          </w:tcPr>
-          <w:p>
-            <w:r>
-              <w:t>531018.18</w:t>
-            </w:r>
-          </w:p>
-        </w:tc>
-        <w:tc>
-          <w:tcPr>
-            <w:tcW w:type="dxa" w:w="234"/>
-          </w:tcPr>
-          <w:p>
-            <w:r>
-              <w:t>LAG-2324-000011</w:t>
-            </w:r>
-          </w:p>
-        </w:tc>
-        <w:tc>
-          <w:tcPr>
-            <w:tcW w:type="dxa" w:w="234"/>
-          </w:tcPr>
-          <w:p>
-            <w:r>
-              <w:t>BANJOKO, SULAIMAN AFOLABI</w:t>
-            </w:r>
-          </w:p>
-        </w:tc>
-        <w:tc>
-          <w:tcPr>
-            <w:tcW w:type="dxa" w:w="234"/>
-          </w:tcPr>
-          <w:p>
-            <w:r>
-              <w:t>billed</w:t>
-            </w:r>
-          </w:p>
-        </w:tc>
-        <w:tc>
-          <w:tcPr>
-            <w:tcW w:type="dxa" w:w="234"/>
-          </w:tcPr>
-          <w:p>
-            <w:r>
-              <w:t>AZEEZADELEYE@DAILYTRUST.COM</w:t>
-            </w:r>
-          </w:p>
-        </w:tc>
-        <w:tc>
-          <w:tcPr>
-            <w:tcW w:type="dxa" w:w="234"/>
-          </w:tcPr>
-          <w:p>
-            <w:r>
-              <w:t>LAGOS</w:t>
-            </w:r>
-          </w:p>
-        </w:tc>
-        <w:tc>
-          <w:tcPr>
-            <w:tcW w:type="dxa" w:w="234"/>
-          </w:tcPr>
-          <w:p>
-            <w:r>
-              <w:t>LAGOS</w:t>
-            </w:r>
-          </w:p>
-        </w:tc>
-        <w:tc>
-          <w:tcPr>
-            <w:tcW w:type="dxa" w:w="234"/>
-          </w:tcPr>
-          <w:p>
-            <w:r>
-              <w:t>MR SPEAKER @ 60</w:t>
-            </w:r>
-          </w:p>
-        </w:tc>
-        <w:tc>
-          <w:tcPr>
-            <w:tcW w:type="dxa" w:w="234"/>
-          </w:tcPr>
-          <w:p>
-            <w:r>
-              <w:t>nan</w:t>
-            </w:r>
-          </w:p>
-        </w:tc>
-        <w:tc>
-          <w:tcPr>
-            <w:tcW w:type="dxa" w:w="234"/>
-          </w:tcPr>
-          <w:p>
-            <w:r>
-              <w:t>PRE PAID</w:t>
-            </w:r>
-          </w:p>
-        </w:tc>
-        <w:tc>
-          <w:tcPr>
-            <w:tcW w:type="dxa" w:w="234"/>
-          </w:tcPr>
-          <w:p>
-            <w:r>
-              <w:t>2023-10</w:t>
             </w:r>
           </w:p>
         </w:tc>
@@ -6441,2231 +2923,131 @@
       <w:tr>
         <w:tc>
           <w:tcPr>
-            <w:tcW w:type="dxa" w:w="234"/>
+            <w:tcW w:type="dxa" w:w="864"/>
           </w:tcPr>
           <w:p>
             <w:r>
+              <w:rPr>
+                <w:sz w:val="16"/>
+              </w:rPr>
               <w:t>15</w:t>
             </w:r>
           </w:p>
         </w:tc>
         <w:tc>
           <w:tcPr>
-            <w:tcW w:type="dxa" w:w="234"/>
+            <w:tcW w:type="dxa" w:w="864"/>
           </w:tcPr>
           <w:p>
             <w:r>
+              <w:rPr>
+                <w:sz w:val="16"/>
+              </w:rPr>
               <w:t>DAB12300000254</w:t>
             </w:r>
           </w:p>
         </w:tc>
         <w:tc>
           <w:tcPr>
-            <w:tcW w:type="dxa" w:w="234"/>
+            <w:tcW w:type="dxa" w:w="864"/>
           </w:tcPr>
           <w:p>
             <w:r>
+              <w:rPr>
+                <w:sz w:val="16"/>
+              </w:rPr>
               <w:t>DAI-ABUJ-0</w:t>
             </w:r>
           </w:p>
         </w:tc>
         <w:tc>
           <w:tcPr>
-            <w:tcW w:type="dxa" w:w="234"/>
+            <w:tcW w:type="dxa" w:w="864"/>
           </w:tcPr>
           <w:p>
             <w:r>
+              <w:rPr>
+                <w:sz w:val="16"/>
+              </w:rPr>
               <w:t>2023-10-02 00:00:00</w:t>
             </w:r>
           </w:p>
         </w:tc>
         <w:tc>
           <w:tcPr>
-            <w:tcW w:type="dxa" w:w="234"/>
+            <w:tcW w:type="dxa" w:w="864"/>
           </w:tcPr>
           <w:p>
             <w:r>
+              <w:rPr>
+                <w:sz w:val="16"/>
+              </w:rPr>
               <w:t>HAMZA IDRIS</w:t>
             </w:r>
           </w:p>
         </w:tc>
         <w:tc>
           <w:tcPr>
-            <w:tcW w:type="dxa" w:w="234"/>
+            <w:tcW w:type="dxa" w:w="864"/>
           </w:tcPr>
           <w:p>
             <w:r>
+              <w:rPr>
+                <w:sz w:val="16"/>
+              </w:rPr>
               <w:t>NORTH EAST DEVELOPMENT COMMISSIO</w:t>
             </w:r>
           </w:p>
         </w:tc>
         <w:tc>
           <w:tcPr>
-            <w:tcW w:type="dxa" w:w="234"/>
+            <w:tcW w:type="dxa" w:w="864"/>
           </w:tcPr>
           <w:p>
             <w:r>
+              <w:rPr>
+                <w:sz w:val="16"/>
+              </w:rPr>
               <w:t>DAI-ABUJ-0</w:t>
             </w:r>
           </w:p>
         </w:tc>
         <w:tc>
           <w:tcPr>
-            <w:tcW w:type="dxa" w:w="234"/>
+            <w:tcW w:type="dxa" w:w="864"/>
           </w:tcPr>
           <w:p>
             <w:r>
+              <w:rPr>
+                <w:sz w:val="16"/>
+              </w:rPr>
               <w:t>ABUJA</w:t>
             </w:r>
           </w:p>
         </w:tc>
         <w:tc>
           <w:tcPr>
-            <w:tcW w:type="dxa" w:w="234"/>
+            <w:tcW w:type="dxa" w:w="864"/>
           </w:tcPr>
           <w:p>
             <w:r>
+              <w:rPr>
+                <w:sz w:val="16"/>
+              </w:rPr>
               <w:t>14.0</w:t>
             </w:r>
           </w:p>
         </w:tc>
         <w:tc>
           <w:tcPr>
-            <w:tcW w:type="dxa" w:w="234"/>
+            <w:tcW w:type="dxa" w:w="864"/>
           </w:tcPr>
           <w:p>
             <w:r>
+              <w:rPr>
+                <w:sz w:val="16"/>
+              </w:rPr>
               <w:t>6.0</w:t>
-            </w:r>
-          </w:p>
-        </w:tc>
-        <w:tc>
-          <w:tcPr>
-            <w:tcW w:type="dxa" w:w="234"/>
-          </w:tcPr>
-          <w:p>
-            <w:r>
-              <w:t>84.0</w:t>
-            </w:r>
-          </w:p>
-        </w:tc>
-        <w:tc>
-          <w:tcPr>
-            <w:tcW w:type="dxa" w:w="234"/>
-          </w:tcPr>
-          <w:p>
-            <w:r>
-              <w:t>nan</w:t>
-            </w:r>
-          </w:p>
-        </w:tc>
-        <w:tc>
-          <w:tcPr>
-            <w:tcW w:type="dxa" w:w="234"/>
-          </w:tcPr>
-          <w:p>
-            <w:r>
-              <w:t>Colour</w:t>
-            </w:r>
-          </w:p>
-        </w:tc>
-        <w:tc>
-          <w:tcPr>
-            <w:tcW w:type="dxa" w:w="234"/>
-          </w:tcPr>
-          <w:p>
-            <w:r>
-              <w:t>OTHER</w:t>
-            </w:r>
-          </w:p>
-        </w:tc>
-        <w:tc>
-          <w:tcPr>
-            <w:tcW w:type="dxa" w:w="234"/>
-          </w:tcPr>
-          <w:p>
-            <w:r>
-              <w:t>CENTERSPRED</w:t>
-            </w:r>
-          </w:p>
-        </w:tc>
-        <w:tc>
-          <w:tcPr>
-            <w:tcW w:type="dxa" w:w="234"/>
-          </w:tcPr>
-          <w:p>
-            <w:r>
-              <w:t>OTHER</w:t>
-            </w:r>
-          </w:p>
-        </w:tc>
-        <w:tc>
-          <w:tcPr>
-            <w:tcW w:type="dxa" w:w="234"/>
-          </w:tcPr>
-          <w:p>
-            <w:r>
-              <w:t>210</w:t>
-            </w:r>
-          </w:p>
-        </w:tc>
-        <w:tc>
-          <w:tcPr>
-            <w:tcW w:type="dxa" w:w="234"/>
-          </w:tcPr>
-          <w:p>
-            <w:r>
-              <w:t>Confirm</w:t>
-            </w:r>
-          </w:p>
-        </w:tc>
-        <w:tc>
-          <w:tcPr>
-            <w:tcW w:type="dxa" w:w="234"/>
-          </w:tcPr>
-          <w:p>
-            <w:r>
-              <w:t>SPECIAL PROJECT</w:t>
-            </w:r>
-          </w:p>
-        </w:tc>
-        <w:tc>
-          <w:tcPr>
-            <w:tcW w:type="dxa" w:w="234"/>
-          </w:tcPr>
-          <w:p>
-            <w:r>
-              <w:t>SPECIAL PROJECT</w:t>
-            </w:r>
-          </w:p>
-        </w:tc>
-        <w:tc>
-          <w:tcPr>
-            <w:tcW w:type="dxa" w:w="234"/>
-          </w:tcPr>
-          <w:p>
-            <w:r>
-              <w:t>879799.52</w:t>
-            </w:r>
-          </w:p>
-        </w:tc>
-        <w:tc>
-          <w:tcPr>
-            <w:tcW w:type="dxa" w:w="234"/>
-          </w:tcPr>
-          <w:p>
-            <w:r>
-              <w:t>0.0</w:t>
-            </w:r>
-          </w:p>
-        </w:tc>
-        <w:tc>
-          <w:tcPr>
-            <w:tcW w:type="dxa" w:w="234"/>
-          </w:tcPr>
-          <w:p>
-            <w:r>
-              <w:t>25.0</w:t>
-            </w:r>
-          </w:p>
-        </w:tc>
-        <w:tc>
-          <w:tcPr>
-            <w:tcW w:type="dxa" w:w="234"/>
-          </w:tcPr>
-          <w:p>
-            <w:r>
-              <w:t>219949.88</w:t>
-            </w:r>
-          </w:p>
-        </w:tc>
-        <w:tc>
-          <w:tcPr>
-            <w:tcW w:type="dxa" w:w="234"/>
-          </w:tcPr>
-          <w:p>
-            <w:r>
-              <w:t>49488.72</w:t>
-            </w:r>
-          </w:p>
-        </w:tc>
-        <w:tc>
-          <w:tcPr>
-            <w:tcW w:type="dxa" w:w="234"/>
-          </w:tcPr>
-          <w:p>
-            <w:r>
-              <w:t>0.0</w:t>
-            </w:r>
-          </w:p>
-        </w:tc>
-        <w:tc>
-          <w:tcPr>
-            <w:tcW w:type="dxa" w:w="234"/>
-          </w:tcPr>
-          <w:p>
-            <w:r>
-              <w:t>709338.36</w:t>
-            </w:r>
-          </w:p>
-        </w:tc>
-        <w:tc>
-          <w:tcPr>
-            <w:tcW w:type="dxa" w:w="234"/>
-          </w:tcPr>
-          <w:p>
-            <w:r>
-              <w:t>ABU-2324-000018</w:t>
-            </w:r>
-          </w:p>
-        </w:tc>
-        <w:tc>
-          <w:tcPr>
-            <w:tcW w:type="dxa" w:w="234"/>
-          </w:tcPr>
-          <w:p>
-            <w:r>
-              <w:t>MARTIN, JEMIMA</w:t>
-            </w:r>
-          </w:p>
-        </w:tc>
-        <w:tc>
-          <w:tcPr>
-            <w:tcW w:type="dxa" w:w="234"/>
-          </w:tcPr>
-          <w:p>
-            <w:r>
-              <w:t>billed</w:t>
-            </w:r>
-          </w:p>
-        </w:tc>
-        <w:tc>
-          <w:tcPr>
-            <w:tcW w:type="dxa" w:w="234"/>
-          </w:tcPr>
-          <w:p>
-            <w:r>
-              <w:t>NMLAWAL@DAILYTRUST.COM</w:t>
-            </w:r>
-          </w:p>
-        </w:tc>
-        <w:tc>
-          <w:tcPr>
-            <w:tcW w:type="dxa" w:w="234"/>
-          </w:tcPr>
-          <w:p>
-            <w:r>
-              <w:t>ABUJA</w:t>
-            </w:r>
-          </w:p>
-        </w:tc>
-        <w:tc>
-          <w:tcPr>
-            <w:tcW w:type="dxa" w:w="234"/>
-          </w:tcPr>
-          <w:p>
-            <w:r>
-              <w:t>ABUJA</w:t>
-            </w:r>
-          </w:p>
-        </w:tc>
-        <w:tc>
-          <w:tcPr>
-            <w:tcW w:type="dxa" w:w="234"/>
-          </w:tcPr>
-          <w:p>
-            <w:r>
-              <w:t>NEDC CENTRE SPREAD - HAPPY INDEPENDENCE</w:t>
-            </w:r>
-          </w:p>
-        </w:tc>
-        <w:tc>
-          <w:tcPr>
-            <w:tcW w:type="dxa" w:w="234"/>
-          </w:tcPr>
-          <w:p>
-            <w:r>
-              <w:t>nan</w:t>
-            </w:r>
-          </w:p>
-        </w:tc>
-        <w:tc>
-          <w:tcPr>
-            <w:tcW w:type="dxa" w:w="234"/>
-          </w:tcPr>
-          <w:p>
-            <w:r>
-              <w:t>PRE PAID</w:t>
-            </w:r>
-          </w:p>
-        </w:tc>
-        <w:tc>
-          <w:tcPr>
-            <w:tcW w:type="dxa" w:w="234"/>
-          </w:tcPr>
-          <w:p>
-            <w:r>
-              <w:t>2023-10</w:t>
-            </w:r>
-          </w:p>
-        </w:tc>
-      </w:tr>
-      <w:tr>
-        <w:tc>
-          <w:tcPr>
-            <w:tcW w:type="dxa" w:w="234"/>
-          </w:tcPr>
-          <w:p>
-            <w:r>
-              <w:t>16</w:t>
-            </w:r>
-          </w:p>
-        </w:tc>
-        <w:tc>
-          <w:tcPr>
-            <w:tcW w:type="dxa" w:w="234"/>
-          </w:tcPr>
-          <w:p>
-            <w:r>
-              <w:t>DAB12300000254</w:t>
-            </w:r>
-          </w:p>
-        </w:tc>
-        <w:tc>
-          <w:tcPr>
-            <w:tcW w:type="dxa" w:w="234"/>
-          </w:tcPr>
-          <w:p>
-            <w:r>
-              <w:t>DAI-ABUJ-0</w:t>
-            </w:r>
-          </w:p>
-        </w:tc>
-        <w:tc>
-          <w:tcPr>
-            <w:tcW w:type="dxa" w:w="234"/>
-          </w:tcPr>
-          <w:p>
-            <w:r>
-              <w:t>2023-10-02 00:00:00</w:t>
-            </w:r>
-          </w:p>
-        </w:tc>
-        <w:tc>
-          <w:tcPr>
-            <w:tcW w:type="dxa" w:w="234"/>
-          </w:tcPr>
-          <w:p>
-            <w:r>
-              <w:t>HAMZA IDRIS</w:t>
-            </w:r>
-          </w:p>
-        </w:tc>
-        <w:tc>
-          <w:tcPr>
-            <w:tcW w:type="dxa" w:w="234"/>
-          </w:tcPr>
-          <w:p>
-            <w:r>
-              <w:t>NORTH EAST DEVELOPMENT COMMISSIO</w:t>
-            </w:r>
-          </w:p>
-        </w:tc>
-        <w:tc>
-          <w:tcPr>
-            <w:tcW w:type="dxa" w:w="234"/>
-          </w:tcPr>
-          <w:p>
-            <w:r>
-              <w:t>DAI-ABUJ-0</w:t>
-            </w:r>
-          </w:p>
-        </w:tc>
-        <w:tc>
-          <w:tcPr>
-            <w:tcW w:type="dxa" w:w="234"/>
-          </w:tcPr>
-          <w:p>
-            <w:r>
-              <w:t>ABUJA</w:t>
-            </w:r>
-          </w:p>
-        </w:tc>
-        <w:tc>
-          <w:tcPr>
-            <w:tcW w:type="dxa" w:w="234"/>
-          </w:tcPr>
-          <w:p>
-            <w:r>
-              <w:t>14.0</w:t>
-            </w:r>
-          </w:p>
-        </w:tc>
-        <w:tc>
-          <w:tcPr>
-            <w:tcW w:type="dxa" w:w="234"/>
-          </w:tcPr>
-          <w:p>
-            <w:r>
-              <w:t>6.0</w:t>
-            </w:r>
-          </w:p>
-        </w:tc>
-        <w:tc>
-          <w:tcPr>
-            <w:tcW w:type="dxa" w:w="234"/>
-          </w:tcPr>
-          <w:p>
-            <w:r>
-              <w:t>84.0</w:t>
-            </w:r>
-          </w:p>
-        </w:tc>
-        <w:tc>
-          <w:tcPr>
-            <w:tcW w:type="dxa" w:w="234"/>
-          </w:tcPr>
-          <w:p>
-            <w:r>
-              <w:t>nan</w:t>
-            </w:r>
-          </w:p>
-        </w:tc>
-        <w:tc>
-          <w:tcPr>
-            <w:tcW w:type="dxa" w:w="234"/>
-          </w:tcPr>
-          <w:p>
-            <w:r>
-              <w:t>Colour</w:t>
-            </w:r>
-          </w:p>
-        </w:tc>
-        <w:tc>
-          <w:tcPr>
-            <w:tcW w:type="dxa" w:w="234"/>
-          </w:tcPr>
-          <w:p>
-            <w:r>
-              <w:t>OTHER</w:t>
-            </w:r>
-          </w:p>
-        </w:tc>
-        <w:tc>
-          <w:tcPr>
-            <w:tcW w:type="dxa" w:w="234"/>
-          </w:tcPr>
-          <w:p>
-            <w:r>
-              <w:t>CENTERSPRED</w:t>
-            </w:r>
-          </w:p>
-        </w:tc>
-        <w:tc>
-          <w:tcPr>
-            <w:tcW w:type="dxa" w:w="234"/>
-          </w:tcPr>
-          <w:p>
-            <w:r>
-              <w:t>OTHER</w:t>
-            </w:r>
-          </w:p>
-        </w:tc>
-        <w:tc>
-          <w:tcPr>
-            <w:tcW w:type="dxa" w:w="234"/>
-          </w:tcPr>
-          <w:p>
-            <w:r>
-              <w:t>210</w:t>
-            </w:r>
-          </w:p>
-        </w:tc>
-        <w:tc>
-          <w:tcPr>
-            <w:tcW w:type="dxa" w:w="234"/>
-          </w:tcPr>
-          <w:p>
-            <w:r>
-              <w:t>Confirm</w:t>
-            </w:r>
-          </w:p>
-        </w:tc>
-        <w:tc>
-          <w:tcPr>
-            <w:tcW w:type="dxa" w:w="234"/>
-          </w:tcPr>
-          <w:p>
-            <w:r>
-              <w:t>SPECIAL PROJECT</w:t>
-            </w:r>
-          </w:p>
-        </w:tc>
-        <w:tc>
-          <w:tcPr>
-            <w:tcW w:type="dxa" w:w="234"/>
-          </w:tcPr>
-          <w:p>
-            <w:r>
-              <w:t>SPECIAL PROJECT</w:t>
-            </w:r>
-          </w:p>
-        </w:tc>
-        <w:tc>
-          <w:tcPr>
-            <w:tcW w:type="dxa" w:w="234"/>
-          </w:tcPr>
-          <w:p>
-            <w:r>
-              <w:t>879799.52</w:t>
-            </w:r>
-          </w:p>
-        </w:tc>
-        <w:tc>
-          <w:tcPr>
-            <w:tcW w:type="dxa" w:w="234"/>
-          </w:tcPr>
-          <w:p>
-            <w:r>
-              <w:t>0.0</w:t>
-            </w:r>
-          </w:p>
-        </w:tc>
-        <w:tc>
-          <w:tcPr>
-            <w:tcW w:type="dxa" w:w="234"/>
-          </w:tcPr>
-          <w:p>
-            <w:r>
-              <w:t>25.0</w:t>
-            </w:r>
-          </w:p>
-        </w:tc>
-        <w:tc>
-          <w:tcPr>
-            <w:tcW w:type="dxa" w:w="234"/>
-          </w:tcPr>
-          <w:p>
-            <w:r>
-              <w:t>219949.88</w:t>
-            </w:r>
-          </w:p>
-        </w:tc>
-        <w:tc>
-          <w:tcPr>
-            <w:tcW w:type="dxa" w:w="234"/>
-          </w:tcPr>
-          <w:p>
-            <w:r>
-              <w:t>49488.72</w:t>
-            </w:r>
-          </w:p>
-        </w:tc>
-        <w:tc>
-          <w:tcPr>
-            <w:tcW w:type="dxa" w:w="234"/>
-          </w:tcPr>
-          <w:p>
-            <w:r>
-              <w:t>0.0</w:t>
-            </w:r>
-          </w:p>
-        </w:tc>
-        <w:tc>
-          <w:tcPr>
-            <w:tcW w:type="dxa" w:w="234"/>
-          </w:tcPr>
-          <w:p>
-            <w:r>
-              <w:t>709338.36</w:t>
-            </w:r>
-          </w:p>
-        </w:tc>
-        <w:tc>
-          <w:tcPr>
-            <w:tcW w:type="dxa" w:w="234"/>
-          </w:tcPr>
-          <w:p>
-            <w:r>
-              <w:t>ABU-2324-000018</w:t>
-            </w:r>
-          </w:p>
-        </w:tc>
-        <w:tc>
-          <w:tcPr>
-            <w:tcW w:type="dxa" w:w="234"/>
-          </w:tcPr>
-          <w:p>
-            <w:r>
-              <w:t>MARTIN, JEMIMA</w:t>
-            </w:r>
-          </w:p>
-        </w:tc>
-        <w:tc>
-          <w:tcPr>
-            <w:tcW w:type="dxa" w:w="234"/>
-          </w:tcPr>
-          <w:p>
-            <w:r>
-              <w:t>billed</w:t>
-            </w:r>
-          </w:p>
-        </w:tc>
-        <w:tc>
-          <w:tcPr>
-            <w:tcW w:type="dxa" w:w="234"/>
-          </w:tcPr>
-          <w:p>
-            <w:r>
-              <w:t>NMLAWAL@DAILYTRUST.COM</w:t>
-            </w:r>
-          </w:p>
-        </w:tc>
-        <w:tc>
-          <w:tcPr>
-            <w:tcW w:type="dxa" w:w="234"/>
-          </w:tcPr>
-          <w:p>
-            <w:r>
-              <w:t>ABUJA</w:t>
-            </w:r>
-          </w:p>
-        </w:tc>
-        <w:tc>
-          <w:tcPr>
-            <w:tcW w:type="dxa" w:w="234"/>
-          </w:tcPr>
-          <w:p>
-            <w:r>
-              <w:t>ABUJA</w:t>
-            </w:r>
-          </w:p>
-        </w:tc>
-        <w:tc>
-          <w:tcPr>
-            <w:tcW w:type="dxa" w:w="234"/>
-          </w:tcPr>
-          <w:p>
-            <w:r>
-              <w:t>NEDC CENTRE SPREAD - HAPPY INDEPENDENCE</w:t>
-            </w:r>
-          </w:p>
-        </w:tc>
-        <w:tc>
-          <w:tcPr>
-            <w:tcW w:type="dxa" w:w="234"/>
-          </w:tcPr>
-          <w:p>
-            <w:r>
-              <w:t>nan</w:t>
-            </w:r>
-          </w:p>
-        </w:tc>
-        <w:tc>
-          <w:tcPr>
-            <w:tcW w:type="dxa" w:w="234"/>
-          </w:tcPr>
-          <w:p>
-            <w:r>
-              <w:t>PRE PAID</w:t>
-            </w:r>
-          </w:p>
-        </w:tc>
-        <w:tc>
-          <w:tcPr>
-            <w:tcW w:type="dxa" w:w="234"/>
-          </w:tcPr>
-          <w:p>
-            <w:r>
-              <w:t>2023-10</w:t>
-            </w:r>
-          </w:p>
-        </w:tc>
-      </w:tr>
-      <w:tr>
-        <w:tc>
-          <w:tcPr>
-            <w:tcW w:type="dxa" w:w="234"/>
-          </w:tcPr>
-          <w:p>
-            <w:r>
-              <w:t>17</w:t>
-            </w:r>
-          </w:p>
-        </w:tc>
-        <w:tc>
-          <w:tcPr>
-            <w:tcW w:type="dxa" w:w="234"/>
-          </w:tcPr>
-          <w:p>
-            <w:r>
-              <w:t>DAB12300000255</w:t>
-            </w:r>
-          </w:p>
-        </w:tc>
-        <w:tc>
-          <w:tcPr>
-            <w:tcW w:type="dxa" w:w="234"/>
-          </w:tcPr>
-          <w:p>
-            <w:r>
-              <w:t>DAI-ABUJ-0</w:t>
-            </w:r>
-          </w:p>
-        </w:tc>
-        <w:tc>
-          <w:tcPr>
-            <w:tcW w:type="dxa" w:w="234"/>
-          </w:tcPr>
-          <w:p>
-            <w:r>
-              <w:t>2023-10-02 00:00:00</w:t>
-            </w:r>
-          </w:p>
-        </w:tc>
-        <w:tc>
-          <w:tcPr>
-            <w:tcW w:type="dxa" w:w="234"/>
-          </w:tcPr>
-          <w:p>
-            <w:r>
-              <w:t>DIRECT AGENT</w:t>
-            </w:r>
-          </w:p>
-        </w:tc>
-        <w:tc>
-          <w:tcPr>
-            <w:tcW w:type="dxa" w:w="234"/>
-          </w:tcPr>
-          <w:p>
-            <w:r>
-              <w:t>AKWAIBOM STATE POLYTECHNIC, IKOT</w:t>
-            </w:r>
-          </w:p>
-        </w:tc>
-        <w:tc>
-          <w:tcPr>
-            <w:tcW w:type="dxa" w:w="234"/>
-          </w:tcPr>
-          <w:p>
-            <w:r>
-              <w:t>DAI-ABUJ-0</w:t>
-            </w:r>
-          </w:p>
-        </w:tc>
-        <w:tc>
-          <w:tcPr>
-            <w:tcW w:type="dxa" w:w="234"/>
-          </w:tcPr>
-          <w:p>
-            <w:r>
-              <w:t>ABUJA</w:t>
-            </w:r>
-          </w:p>
-        </w:tc>
-        <w:tc>
-          <w:tcPr>
-            <w:tcW w:type="dxa" w:w="234"/>
-          </w:tcPr>
-          <w:p>
-            <w:r>
-              <w:t>8.0</w:t>
-            </w:r>
-          </w:p>
-        </w:tc>
-        <w:tc>
-          <w:tcPr>
-            <w:tcW w:type="dxa" w:w="234"/>
-          </w:tcPr>
-          <w:p>
-            <w:r>
-              <w:t>5.0</w:t>
-            </w:r>
-          </w:p>
-        </w:tc>
-        <w:tc>
-          <w:tcPr>
-            <w:tcW w:type="dxa" w:w="234"/>
-          </w:tcPr>
-          <w:p>
-            <w:r>
-              <w:t>40.0</w:t>
-            </w:r>
-          </w:p>
-        </w:tc>
-        <w:tc>
-          <w:tcPr>
-            <w:tcW w:type="dxa" w:w="234"/>
-          </w:tcPr>
-          <w:p>
-            <w:r>
-              <w:t>nan</w:t>
-            </w:r>
-          </w:p>
-        </w:tc>
-        <w:tc>
-          <w:tcPr>
-            <w:tcW w:type="dxa" w:w="234"/>
-          </w:tcPr>
-          <w:p>
-            <w:r>
-              <w:t>B/W</w:t>
-            </w:r>
-          </w:p>
-        </w:tc>
-        <w:tc>
-          <w:tcPr>
-            <w:tcW w:type="dxa" w:w="234"/>
-          </w:tcPr>
-          <w:p>
-            <w:r>
-              <w:t>OTHER</w:t>
-            </w:r>
-          </w:p>
-        </w:tc>
-        <w:tc>
-          <w:tcPr>
-            <w:tcW w:type="dxa" w:w="234"/>
-          </w:tcPr>
-          <w:p>
-            <w:r>
-              <w:t>nan</w:t>
-            </w:r>
-          </w:p>
-        </w:tc>
-        <w:tc>
-          <w:tcPr>
-            <w:tcW w:type="dxa" w:w="234"/>
-          </w:tcPr>
-          <w:p>
-            <w:r>
-              <w:t>OTHER</w:t>
-            </w:r>
-          </w:p>
-        </w:tc>
-        <w:tc>
-          <w:tcPr>
-            <w:tcW w:type="dxa" w:w="234"/>
-          </w:tcPr>
-          <w:p>
-            <w:r>
-              <w:t>2105</w:t>
-            </w:r>
-          </w:p>
-        </w:tc>
-        <w:tc>
-          <w:tcPr>
-            <w:tcW w:type="dxa" w:w="234"/>
-          </w:tcPr>
-          <w:p>
-            <w:r>
-              <w:t>Confirm</w:t>
-            </w:r>
-          </w:p>
-        </w:tc>
-        <w:tc>
-          <w:tcPr>
-            <w:tcW w:type="dxa" w:w="234"/>
-          </w:tcPr>
-          <w:p>
-            <w:r>
-              <w:t>PUBLIC NOTICE</w:t>
-            </w:r>
-          </w:p>
-        </w:tc>
-        <w:tc>
-          <w:tcPr>
-            <w:tcW w:type="dxa" w:w="234"/>
-          </w:tcPr>
-          <w:p>
-            <w:r>
-              <w:t>PUBLIC NOTICE</w:t>
-            </w:r>
-          </w:p>
-        </w:tc>
-        <w:tc>
-          <w:tcPr>
-            <w:tcW w:type="dxa" w:w="234"/>
-          </w:tcPr>
-          <w:p>
-            <w:r>
-              <w:t>272228.0</w:t>
-            </w:r>
-          </w:p>
-        </w:tc>
-        <w:tc>
-          <w:tcPr>
-            <w:tcW w:type="dxa" w:w="234"/>
-          </w:tcPr>
-          <w:p>
-            <w:r>
-              <w:t>0.0</w:t>
-            </w:r>
-          </w:p>
-        </w:tc>
-        <w:tc>
-          <w:tcPr>
-            <w:tcW w:type="dxa" w:w="234"/>
-          </w:tcPr>
-          <w:p>
-            <w:r>
-              <w:t>25.0</w:t>
-            </w:r>
-          </w:p>
-        </w:tc>
-        <w:tc>
-          <w:tcPr>
-            <w:tcW w:type="dxa" w:w="234"/>
-          </w:tcPr>
-          <w:p>
-            <w:r>
-              <w:t>68057.0</w:t>
-            </w:r>
-          </w:p>
-        </w:tc>
-        <w:tc>
-          <w:tcPr>
-            <w:tcW w:type="dxa" w:w="234"/>
-          </w:tcPr>
-          <w:p>
-            <w:r>
-              <w:t>15312.83</w:t>
-            </w:r>
-          </w:p>
-        </w:tc>
-        <w:tc>
-          <w:tcPr>
-            <w:tcW w:type="dxa" w:w="234"/>
-          </w:tcPr>
-          <w:p>
-            <w:r>
-              <w:t>nan</w:t>
-            </w:r>
-          </w:p>
-        </w:tc>
-        <w:tc>
-          <w:tcPr>
-            <w:tcW w:type="dxa" w:w="234"/>
-          </w:tcPr>
-          <w:p>
-            <w:r>
-              <w:t>219483.83</w:t>
-            </w:r>
-          </w:p>
-        </w:tc>
-        <w:tc>
-          <w:tcPr>
-            <w:tcW w:type="dxa" w:w="234"/>
-          </w:tcPr>
-          <w:p>
-            <w:r>
-              <w:t>ABU-2324-000005</w:t>
-            </w:r>
-          </w:p>
-        </w:tc>
-        <w:tc>
-          <w:tcPr>
-            <w:tcW w:type="dxa" w:w="234"/>
-          </w:tcPr>
-          <w:p>
-            <w:r>
-              <w:t>SHEKARAU, AHMED IBRAHIM</w:t>
-            </w:r>
-          </w:p>
-        </w:tc>
-        <w:tc>
-          <w:tcPr>
-            <w:tcW w:type="dxa" w:w="234"/>
-          </w:tcPr>
-          <w:p>
-            <w:r>
-              <w:t>billed</w:t>
-            </w:r>
-          </w:p>
-        </w:tc>
-        <w:tc>
-          <w:tcPr>
-            <w:tcW w:type="dxa" w:w="234"/>
-          </w:tcPr>
-          <w:p>
-            <w:r>
-              <w:t>NMLAWAL@DAILYTRUST.COM</w:t>
-            </w:r>
-          </w:p>
-        </w:tc>
-        <w:tc>
-          <w:tcPr>
-            <w:tcW w:type="dxa" w:w="234"/>
-          </w:tcPr>
-          <w:p>
-            <w:r>
-              <w:t>ABUJA</w:t>
-            </w:r>
-          </w:p>
-        </w:tc>
-        <w:tc>
-          <w:tcPr>
-            <w:tcW w:type="dxa" w:w="234"/>
-          </w:tcPr>
-          <w:p>
-            <w:r>
-              <w:t>ABUJA</w:t>
-            </w:r>
-          </w:p>
-        </w:tc>
-        <w:tc>
-          <w:tcPr>
-            <w:tcW w:type="dxa" w:w="234"/>
-          </w:tcPr>
-          <w:p>
-            <w:r>
-              <w:t>AKWAIBOM STATE POLY - 8X5 BW</w:t>
-            </w:r>
-          </w:p>
-        </w:tc>
-        <w:tc>
-          <w:tcPr>
-            <w:tcW w:type="dxa" w:w="234"/>
-          </w:tcPr>
-          <w:p>
-            <w:r>
-              <w:t>nan</w:t>
-            </w:r>
-          </w:p>
-        </w:tc>
-        <w:tc>
-          <w:tcPr>
-            <w:tcW w:type="dxa" w:w="234"/>
-          </w:tcPr>
-          <w:p>
-            <w:r>
-              <w:t>PRE PAID</w:t>
-            </w:r>
-          </w:p>
-        </w:tc>
-        <w:tc>
-          <w:tcPr>
-            <w:tcW w:type="dxa" w:w="234"/>
-          </w:tcPr>
-          <w:p>
-            <w:r>
-              <w:t>2023-10</w:t>
-            </w:r>
-          </w:p>
-        </w:tc>
-      </w:tr>
-      <w:tr>
-        <w:tc>
-          <w:tcPr>
-            <w:tcW w:type="dxa" w:w="234"/>
-          </w:tcPr>
-          <w:p>
-            <w:r>
-              <w:t>18</w:t>
-            </w:r>
-          </w:p>
-        </w:tc>
-        <w:tc>
-          <w:tcPr>
-            <w:tcW w:type="dxa" w:w="234"/>
-          </w:tcPr>
-          <w:p>
-            <w:r>
-              <w:t>DAB12300000256</w:t>
-            </w:r>
-          </w:p>
-        </w:tc>
-        <w:tc>
-          <w:tcPr>
-            <w:tcW w:type="dxa" w:w="234"/>
-          </w:tcPr>
-          <w:p>
-            <w:r>
-              <w:t>DAI-ABUJ-0</w:t>
-            </w:r>
-          </w:p>
-        </w:tc>
-        <w:tc>
-          <w:tcPr>
-            <w:tcW w:type="dxa" w:w="234"/>
-          </w:tcPr>
-          <w:p>
-            <w:r>
-              <w:t>2023-10-02 00:00:00</w:t>
-            </w:r>
-          </w:p>
-        </w:tc>
-        <w:tc>
-          <w:tcPr>
-            <w:tcW w:type="dxa" w:w="234"/>
-          </w:tcPr>
-          <w:p>
-            <w:r>
-              <w:t>DIRECT AGENT</w:t>
-            </w:r>
-          </w:p>
-        </w:tc>
-        <w:tc>
-          <w:tcPr>
-            <w:tcW w:type="dxa" w:w="234"/>
-          </w:tcPr>
-          <w:p>
-            <w:r>
-              <w:t>NATIONAL HAJJI COMISSION</w:t>
-            </w:r>
-          </w:p>
-        </w:tc>
-        <w:tc>
-          <w:tcPr>
-            <w:tcW w:type="dxa" w:w="234"/>
-          </w:tcPr>
-          <w:p>
-            <w:r>
-              <w:t>DAI-ABUJ-0</w:t>
-            </w:r>
-          </w:p>
-        </w:tc>
-        <w:tc>
-          <w:tcPr>
-            <w:tcW w:type="dxa" w:w="234"/>
-          </w:tcPr>
-          <w:p>
-            <w:r>
-              <w:t>ABUJA</w:t>
-            </w:r>
-          </w:p>
-        </w:tc>
-        <w:tc>
-          <w:tcPr>
-            <w:tcW w:type="dxa" w:w="234"/>
-          </w:tcPr>
-          <w:p>
-            <w:r>
-              <w:t>14.0</w:t>
-            </w:r>
-          </w:p>
-        </w:tc>
-        <w:tc>
-          <w:tcPr>
-            <w:tcW w:type="dxa" w:w="234"/>
-          </w:tcPr>
-          <w:p>
-            <w:r>
-              <w:t>6.0</w:t>
-            </w:r>
-          </w:p>
-        </w:tc>
-        <w:tc>
-          <w:tcPr>
-            <w:tcW w:type="dxa" w:w="234"/>
-          </w:tcPr>
-          <w:p>
-            <w:r>
-              <w:t>84.0</w:t>
-            </w:r>
-          </w:p>
-        </w:tc>
-        <w:tc>
-          <w:tcPr>
-            <w:tcW w:type="dxa" w:w="234"/>
-          </w:tcPr>
-          <w:p>
-            <w:r>
-              <w:t>nan</w:t>
-            </w:r>
-          </w:p>
-        </w:tc>
-        <w:tc>
-          <w:tcPr>
-            <w:tcW w:type="dxa" w:w="234"/>
-          </w:tcPr>
-          <w:p>
-            <w:r>
-              <w:t>B/W</w:t>
-            </w:r>
-          </w:p>
-        </w:tc>
-        <w:tc>
-          <w:tcPr>
-            <w:tcW w:type="dxa" w:w="234"/>
-          </w:tcPr>
-          <w:p>
-            <w:r>
-              <w:t>OTHER</w:t>
-            </w:r>
-          </w:p>
-        </w:tc>
-        <w:tc>
-          <w:tcPr>
-            <w:tcW w:type="dxa" w:w="234"/>
-          </w:tcPr>
-          <w:p>
-            <w:r>
-              <w:t>nan</w:t>
-            </w:r>
-          </w:p>
-        </w:tc>
-        <w:tc>
-          <w:tcPr>
-            <w:tcW w:type="dxa" w:w="234"/>
-          </w:tcPr>
-          <w:p>
-            <w:r>
-              <w:t>OTHER</w:t>
-            </w:r>
-          </w:p>
-        </w:tc>
-        <w:tc>
-          <w:tcPr>
-            <w:tcW w:type="dxa" w:w="234"/>
-          </w:tcPr>
-          <w:p>
-            <w:r>
-              <w:t>2106</w:t>
-            </w:r>
-          </w:p>
-        </w:tc>
-        <w:tc>
-          <w:tcPr>
-            <w:tcW w:type="dxa" w:w="234"/>
-          </w:tcPr>
-          <w:p>
-            <w:r>
-              <w:t>Confirm</w:t>
-            </w:r>
-          </w:p>
-        </w:tc>
-        <w:tc>
-          <w:tcPr>
-            <w:tcW w:type="dxa" w:w="234"/>
-          </w:tcPr>
-          <w:p>
-            <w:r>
-              <w:t>PUBLIC NOTICE</w:t>
-            </w:r>
-          </w:p>
-        </w:tc>
-        <w:tc>
-          <w:tcPr>
-            <w:tcW w:type="dxa" w:w="234"/>
-          </w:tcPr>
-          <w:p>
-            <w:r>
-              <w:t>PUBLIC NOTICE</w:t>
-            </w:r>
-          </w:p>
-        </w:tc>
-        <w:tc>
-          <w:tcPr>
-            <w:tcW w:type="dxa" w:w="234"/>
-          </w:tcPr>
-          <w:p>
-            <w:r>
-              <w:t>539055.0</w:t>
-            </w:r>
-          </w:p>
-        </w:tc>
-        <w:tc>
-          <w:tcPr>
-            <w:tcW w:type="dxa" w:w="234"/>
-          </w:tcPr>
-          <w:p>
-            <w:r>
-              <w:t>0.0</w:t>
-            </w:r>
-          </w:p>
-        </w:tc>
-        <w:tc>
-          <w:tcPr>
-            <w:tcW w:type="dxa" w:w="234"/>
-          </w:tcPr>
-          <w:p>
-            <w:r>
-              <w:t>15.0</w:t>
-            </w:r>
-          </w:p>
-        </w:tc>
-        <w:tc>
-          <w:tcPr>
-            <w:tcW w:type="dxa" w:w="234"/>
-          </w:tcPr>
-          <w:p>
-            <w:r>
-              <w:t>80858.25</w:t>
-            </w:r>
-          </w:p>
-        </w:tc>
-        <w:tc>
-          <w:tcPr>
-            <w:tcW w:type="dxa" w:w="234"/>
-          </w:tcPr>
-          <w:p>
-            <w:r>
-              <w:t>nan</w:t>
-            </w:r>
-          </w:p>
-        </w:tc>
-        <w:tc>
-          <w:tcPr>
-            <w:tcW w:type="dxa" w:w="234"/>
-          </w:tcPr>
-          <w:p>
-            <w:r>
-              <w:t>nan</w:t>
-            </w:r>
-          </w:p>
-        </w:tc>
-        <w:tc>
-          <w:tcPr>
-            <w:tcW w:type="dxa" w:w="234"/>
-          </w:tcPr>
-          <w:p>
-            <w:r>
-              <w:t>458196.75</w:t>
-            </w:r>
-          </w:p>
-        </w:tc>
-        <w:tc>
-          <w:tcPr>
-            <w:tcW w:type="dxa" w:w="234"/>
-          </w:tcPr>
-          <w:p>
-            <w:r>
-              <w:t>ABU-2324-000071</w:t>
-            </w:r>
-          </w:p>
-        </w:tc>
-        <w:tc>
-          <w:tcPr>
-            <w:tcW w:type="dxa" w:w="234"/>
-          </w:tcPr>
-          <w:p>
-            <w:r>
-              <w:t>MUHAMMED, AISHA</w:t>
-            </w:r>
-          </w:p>
-        </w:tc>
-        <w:tc>
-          <w:tcPr>
-            <w:tcW w:type="dxa" w:w="234"/>
-          </w:tcPr>
-          <w:p>
-            <w:r>
-              <w:t>billed</w:t>
-            </w:r>
-          </w:p>
-        </w:tc>
-        <w:tc>
-          <w:tcPr>
-            <w:tcW w:type="dxa" w:w="234"/>
-          </w:tcPr>
-          <w:p>
-            <w:r>
-              <w:t>NMLAWAL@DAILYTRUST.COM</w:t>
-            </w:r>
-          </w:p>
-        </w:tc>
-        <w:tc>
-          <w:tcPr>
-            <w:tcW w:type="dxa" w:w="234"/>
-          </w:tcPr>
-          <w:p>
-            <w:r>
-              <w:t>ABUJA</w:t>
-            </w:r>
-          </w:p>
-        </w:tc>
-        <w:tc>
-          <w:tcPr>
-            <w:tcW w:type="dxa" w:w="234"/>
-          </w:tcPr>
-          <w:p>
-            <w:r>
-              <w:t>ABUJA</w:t>
-            </w:r>
-          </w:p>
-        </w:tc>
-        <w:tc>
-          <w:tcPr>
-            <w:tcW w:type="dxa" w:w="234"/>
-          </w:tcPr>
-          <w:p>
-            <w:r>
-              <w:t>NAHCON - FP BW</w:t>
-            </w:r>
-          </w:p>
-        </w:tc>
-        <w:tc>
-          <w:tcPr>
-            <w:tcW w:type="dxa" w:w="234"/>
-          </w:tcPr>
-          <w:p>
-            <w:r>
-              <w:t>nan</w:t>
-            </w:r>
-          </w:p>
-        </w:tc>
-        <w:tc>
-          <w:tcPr>
-            <w:tcW w:type="dxa" w:w="234"/>
-          </w:tcPr>
-          <w:p>
-            <w:r>
-              <w:t>PRE PAID</w:t>
-            </w:r>
-          </w:p>
-        </w:tc>
-        <w:tc>
-          <w:tcPr>
-            <w:tcW w:type="dxa" w:w="234"/>
-          </w:tcPr>
-          <w:p>
-            <w:r>
-              <w:t>2023-10</w:t>
-            </w:r>
-          </w:p>
-        </w:tc>
-      </w:tr>
-      <w:tr>
-        <w:tc>
-          <w:tcPr>
-            <w:tcW w:type="dxa" w:w="234"/>
-          </w:tcPr>
-          <w:p>
-            <w:r>
-              <w:t>19</w:t>
-            </w:r>
-          </w:p>
-        </w:tc>
-        <w:tc>
-          <w:tcPr>
-            <w:tcW w:type="dxa" w:w="234"/>
-          </w:tcPr>
-          <w:p>
-            <w:r>
-              <w:t>DAB12300000257</w:t>
-            </w:r>
-          </w:p>
-        </w:tc>
-        <w:tc>
-          <w:tcPr>
-            <w:tcW w:type="dxa" w:w="234"/>
-          </w:tcPr>
-          <w:p>
-            <w:r>
-              <w:t>DAI-ABUJ-0</w:t>
-            </w:r>
-          </w:p>
-        </w:tc>
-        <w:tc>
-          <w:tcPr>
-            <w:tcW w:type="dxa" w:w="234"/>
-          </w:tcPr>
-          <w:p>
-            <w:r>
-              <w:t>2023-10-02 00:00:00</w:t>
-            </w:r>
-          </w:p>
-        </w:tc>
-        <w:tc>
-          <w:tcPr>
-            <w:tcW w:type="dxa" w:w="234"/>
-          </w:tcPr>
-          <w:p>
-            <w:r>
-              <w:t>HAMZA IDRIS</w:t>
-            </w:r>
-          </w:p>
-        </w:tc>
-        <w:tc>
-          <w:tcPr>
-            <w:tcW w:type="dxa" w:w="234"/>
-          </w:tcPr>
-          <w:p>
-            <w:r>
-              <w:t>FEMI OTEDOLA</w:t>
-            </w:r>
-          </w:p>
-        </w:tc>
-        <w:tc>
-          <w:tcPr>
-            <w:tcW w:type="dxa" w:w="234"/>
-          </w:tcPr>
-          <w:p>
-            <w:r>
-              <w:t>DAI-ABUJ-0</w:t>
-            </w:r>
-          </w:p>
-        </w:tc>
-        <w:tc>
-          <w:tcPr>
-            <w:tcW w:type="dxa" w:w="234"/>
-          </w:tcPr>
-          <w:p>
-            <w:r>
-              <w:t>ABUJA</w:t>
-            </w:r>
-          </w:p>
-        </w:tc>
-        <w:tc>
-          <w:tcPr>
-            <w:tcW w:type="dxa" w:w="234"/>
-          </w:tcPr>
-          <w:p>
-            <w:r>
-              <w:t>4.0</w:t>
-            </w:r>
-          </w:p>
-        </w:tc>
-        <w:tc>
-          <w:tcPr>
-            <w:tcW w:type="dxa" w:w="234"/>
-          </w:tcPr>
-          <w:p>
-            <w:r>
-              <w:t>4.0</w:t>
-            </w:r>
-          </w:p>
-        </w:tc>
-        <w:tc>
-          <w:tcPr>
-            <w:tcW w:type="dxa" w:w="234"/>
-          </w:tcPr>
-          <w:p>
-            <w:r>
-              <w:t>16.0</w:t>
-            </w:r>
-          </w:p>
-        </w:tc>
-        <w:tc>
-          <w:tcPr>
-            <w:tcW w:type="dxa" w:w="234"/>
-          </w:tcPr>
-          <w:p>
-            <w:r>
-              <w:t>nan</w:t>
-            </w:r>
-          </w:p>
-        </w:tc>
-        <w:tc>
-          <w:tcPr>
-            <w:tcW w:type="dxa" w:w="234"/>
-          </w:tcPr>
-          <w:p>
-            <w:r>
-              <w:t>Colour</w:t>
-            </w:r>
-          </w:p>
-        </w:tc>
-        <w:tc>
-          <w:tcPr>
-            <w:tcW w:type="dxa" w:w="234"/>
-          </w:tcPr>
-          <w:p>
-            <w:r>
-              <w:t>OTHER</w:t>
-            </w:r>
-          </w:p>
-        </w:tc>
-        <w:tc>
-          <w:tcPr>
-            <w:tcW w:type="dxa" w:w="234"/>
-          </w:tcPr>
-          <w:p>
-            <w:r>
-              <w:t>FRONT PAGE</w:t>
-            </w:r>
-          </w:p>
-        </w:tc>
-        <w:tc>
-          <w:tcPr>
-            <w:tcW w:type="dxa" w:w="234"/>
-          </w:tcPr>
-          <w:p>
-            <w:r>
-              <w:t>OTHER</w:t>
-            </w:r>
-          </w:p>
-        </w:tc>
-        <w:tc>
-          <w:tcPr>
-            <w:tcW w:type="dxa" w:w="234"/>
-          </w:tcPr>
-          <w:p>
-            <w:r>
-              <w:t>2107</w:t>
-            </w:r>
-          </w:p>
-        </w:tc>
-        <w:tc>
-          <w:tcPr>
-            <w:tcW w:type="dxa" w:w="234"/>
-          </w:tcPr>
-          <w:p>
-            <w:r>
-              <w:t>Confirm</w:t>
-            </w:r>
-          </w:p>
-        </w:tc>
-        <w:tc>
-          <w:tcPr>
-            <w:tcW w:type="dxa" w:w="234"/>
-          </w:tcPr>
-          <w:p>
-            <w:r>
-              <w:t>FRONT PAGE PHOTO N</w:t>
-            </w:r>
-          </w:p>
-        </w:tc>
-        <w:tc>
-          <w:tcPr>
-            <w:tcW w:type="dxa" w:w="234"/>
-          </w:tcPr>
-          <w:p>
-            <w:r>
-              <w:t>FRONT PAGE PHOTO NEWS</w:t>
-            </w:r>
-          </w:p>
-        </w:tc>
-        <w:tc>
-          <w:tcPr>
-            <w:tcW w:type="dxa" w:w="234"/>
-          </w:tcPr>
-          <w:p>
-            <w:r>
-              <w:t>1395348.84</w:t>
-            </w:r>
-          </w:p>
-        </w:tc>
-        <w:tc>
-          <w:tcPr>
-            <w:tcW w:type="dxa" w:w="234"/>
-          </w:tcPr>
-          <w:p>
-            <w:r>
-              <w:t>0.0</w:t>
-            </w:r>
-          </w:p>
-        </w:tc>
-        <w:tc>
-          <w:tcPr>
-            <w:tcW w:type="dxa" w:w="234"/>
-          </w:tcPr>
-          <w:p>
-            <w:r>
-              <w:t>10.0</w:t>
-            </w:r>
-          </w:p>
-        </w:tc>
-        <w:tc>
-          <w:tcPr>
-            <w:tcW w:type="dxa" w:w="234"/>
-          </w:tcPr>
-          <w:p>
-            <w:r>
-              <w:t>139534.884</w:t>
-            </w:r>
-          </w:p>
-        </w:tc>
-        <w:tc>
-          <w:tcPr>
-            <w:tcW w:type="dxa" w:w="234"/>
-          </w:tcPr>
-          <w:p>
-            <w:r>
-              <w:t>94186.05</w:t>
-            </w:r>
-          </w:p>
-        </w:tc>
-        <w:tc>
-          <w:tcPr>
-            <w:tcW w:type="dxa" w:w="234"/>
-          </w:tcPr>
-          <w:p>
-            <w:r>
-              <w:t>nan</w:t>
-            </w:r>
-          </w:p>
-        </w:tc>
-        <w:tc>
-          <w:tcPr>
-            <w:tcW w:type="dxa" w:w="234"/>
-          </w:tcPr>
-          <w:p>
-            <w:r>
-              <w:t>1350000.0</w:t>
-            </w:r>
-          </w:p>
-        </w:tc>
-        <w:tc>
-          <w:tcPr>
-            <w:tcW w:type="dxa" w:w="234"/>
-          </w:tcPr>
-          <w:p>
-            <w:r>
-              <w:t>ABU-2324-000019</w:t>
-            </w:r>
-          </w:p>
-        </w:tc>
-        <w:tc>
-          <w:tcPr>
-            <w:tcW w:type="dxa" w:w="234"/>
-          </w:tcPr>
-          <w:p>
-            <w:r>
-              <w:t>MARTIN, JEMIMA</w:t>
-            </w:r>
-          </w:p>
-        </w:tc>
-        <w:tc>
-          <w:tcPr>
-            <w:tcW w:type="dxa" w:w="234"/>
-          </w:tcPr>
-          <w:p>
-            <w:r>
-              <w:t>billed</w:t>
-            </w:r>
-          </w:p>
-        </w:tc>
-        <w:tc>
-          <w:tcPr>
-            <w:tcW w:type="dxa" w:w="234"/>
-          </w:tcPr>
-          <w:p>
-            <w:r>
-              <w:t>NMLAWAL@DAILYTRUST.COM</w:t>
-            </w:r>
-          </w:p>
-        </w:tc>
-        <w:tc>
-          <w:tcPr>
-            <w:tcW w:type="dxa" w:w="234"/>
-          </w:tcPr>
-          <w:p>
-            <w:r>
-              <w:t>ABUJA</w:t>
-            </w:r>
-          </w:p>
-        </w:tc>
-        <w:tc>
-          <w:tcPr>
-            <w:tcW w:type="dxa" w:w="234"/>
-          </w:tcPr>
-          <w:p>
-            <w:r>
-              <w:t>ABUJA</w:t>
-            </w:r>
-          </w:p>
-        </w:tc>
-        <w:tc>
-          <w:tcPr>
-            <w:tcW w:type="dxa" w:w="234"/>
-          </w:tcPr>
-          <w:p>
-            <w:r>
-              <w:t>FEMI OTEDOLA - 4X4 FRONT PAGE</w:t>
-            </w:r>
-          </w:p>
-        </w:tc>
-        <w:tc>
-          <w:tcPr>
-            <w:tcW w:type="dxa" w:w="234"/>
-          </w:tcPr>
-          <w:p>
-            <w:r>
-              <w:t>nan</w:t>
-            </w:r>
-          </w:p>
-        </w:tc>
-        <w:tc>
-          <w:tcPr>
-            <w:tcW w:type="dxa" w:w="234"/>
-          </w:tcPr>
-          <w:p>
-            <w:r>
-              <w:t>PRE PAID</w:t>
-            </w:r>
-          </w:p>
-        </w:tc>
-        <w:tc>
-          <w:tcPr>
-            <w:tcW w:type="dxa" w:w="234"/>
-          </w:tcPr>
-          <w:p>
-            <w:r>
-              <w:t>2023-10</w:t>
-            </w:r>
-          </w:p>
-        </w:tc>
-      </w:tr>
-      <w:tr>
-        <w:tc>
-          <w:tcPr>
-            <w:tcW w:type="dxa" w:w="234"/>
-          </w:tcPr>
-          <w:p>
-            <w:r>
-              <w:t>20</w:t>
-            </w:r>
-          </w:p>
-        </w:tc>
-        <w:tc>
-          <w:tcPr>
-            <w:tcW w:type="dxa" w:w="234"/>
-          </w:tcPr>
-          <w:p>
-            <w:r>
-              <w:t>DAB12300000258</w:t>
-            </w:r>
-          </w:p>
-        </w:tc>
-        <w:tc>
-          <w:tcPr>
-            <w:tcW w:type="dxa" w:w="234"/>
-          </w:tcPr>
-          <w:p>
-            <w:r>
-              <w:t>DAI-ABUJ-0</w:t>
-            </w:r>
-          </w:p>
-        </w:tc>
-        <w:tc>
-          <w:tcPr>
-            <w:tcW w:type="dxa" w:w="234"/>
-          </w:tcPr>
-          <w:p>
-            <w:r>
-              <w:t>2023-10-02 00:00:00</w:t>
-            </w:r>
-          </w:p>
-        </w:tc>
-        <w:tc>
-          <w:tcPr>
-            <w:tcW w:type="dxa" w:w="234"/>
-          </w:tcPr>
-          <w:p>
-            <w:r>
-              <w:t>JEMIMA MARTINS</w:t>
-            </w:r>
-          </w:p>
-        </w:tc>
-        <w:tc>
-          <w:tcPr>
-            <w:tcW w:type="dxa" w:w="234"/>
-          </w:tcPr>
-          <w:p>
-            <w:r>
-              <w:t>NATIONAL OFFICE FOR TECHNOLOGY A</w:t>
-            </w:r>
-          </w:p>
-        </w:tc>
-        <w:tc>
-          <w:tcPr>
-            <w:tcW w:type="dxa" w:w="234"/>
-          </w:tcPr>
-          <w:p>
-            <w:r>
-              <w:t>DAI-ABUJ-0</w:t>
-            </w:r>
-          </w:p>
-        </w:tc>
-        <w:tc>
-          <w:tcPr>
-            <w:tcW w:type="dxa" w:w="234"/>
-          </w:tcPr>
-          <w:p>
-            <w:r>
-              <w:t>ABUJA</w:t>
-            </w:r>
-          </w:p>
-        </w:tc>
-        <w:tc>
-          <w:tcPr>
-            <w:tcW w:type="dxa" w:w="234"/>
-          </w:tcPr>
-          <w:p>
-            <w:r>
-              <w:t>7.0</w:t>
-            </w:r>
-          </w:p>
-        </w:tc>
-        <w:tc>
-          <w:tcPr>
-            <w:tcW w:type="dxa" w:w="234"/>
-          </w:tcPr>
-          <w:p>
-            <w:r>
-              <w:t>3.0</w:t>
-            </w:r>
-          </w:p>
-        </w:tc>
-        <w:tc>
-          <w:tcPr>
-            <w:tcW w:type="dxa" w:w="234"/>
-          </w:tcPr>
-          <w:p>
-            <w:r>
-              <w:t>21.0</w:t>
-            </w:r>
-          </w:p>
-        </w:tc>
-        <w:tc>
-          <w:tcPr>
-            <w:tcW w:type="dxa" w:w="234"/>
-          </w:tcPr>
-          <w:p>
-            <w:r>
-              <w:t>nan</w:t>
-            </w:r>
-          </w:p>
-        </w:tc>
-        <w:tc>
-          <w:tcPr>
-            <w:tcW w:type="dxa" w:w="234"/>
-          </w:tcPr>
-          <w:p>
-            <w:r>
-              <w:t>B/W</w:t>
-            </w:r>
-          </w:p>
-        </w:tc>
-        <w:tc>
-          <w:tcPr>
-            <w:tcW w:type="dxa" w:w="234"/>
-          </w:tcPr>
-          <w:p>
-            <w:r>
-              <w:t>OTHER</w:t>
-            </w:r>
-          </w:p>
-        </w:tc>
-        <w:tc>
-          <w:tcPr>
-            <w:tcW w:type="dxa" w:w="234"/>
-          </w:tcPr>
-          <w:p>
-            <w:r>
-              <w:t>nan</w:t>
-            </w:r>
-          </w:p>
-        </w:tc>
-        <w:tc>
-          <w:tcPr>
-            <w:tcW w:type="dxa" w:w="234"/>
-          </w:tcPr>
-          <w:p>
-            <w:r>
-              <w:t>OTHER</w:t>
-            </w:r>
-          </w:p>
-        </w:tc>
-        <w:tc>
-          <w:tcPr>
-            <w:tcW w:type="dxa" w:w="234"/>
-          </w:tcPr>
-          <w:p>
-            <w:r>
-              <w:t>2108</w:t>
-            </w:r>
-          </w:p>
-        </w:tc>
-        <w:tc>
-          <w:tcPr>
-            <w:tcW w:type="dxa" w:w="234"/>
-          </w:tcPr>
-          <w:p>
-            <w:r>
-              <w:t>Confirm</w:t>
-            </w:r>
-          </w:p>
-        </w:tc>
-        <w:tc>
-          <w:tcPr>
-            <w:tcW w:type="dxa" w:w="234"/>
-          </w:tcPr>
-          <w:p>
-            <w:r>
-              <w:t>PUBLIC NOTICE</w:t>
-            </w:r>
-          </w:p>
-        </w:tc>
-        <w:tc>
-          <w:tcPr>
-            <w:tcW w:type="dxa" w:w="234"/>
-          </w:tcPr>
-          <w:p>
-            <w:r>
-              <w:t>PUBLIC NOTICE</w:t>
-            </w:r>
-          </w:p>
-        </w:tc>
-        <w:tc>
-          <w:tcPr>
-            <w:tcW w:type="dxa" w:w="234"/>
-          </w:tcPr>
-          <w:p>
-            <w:r>
-              <w:t>157874.06</w:t>
-            </w:r>
-          </w:p>
-        </w:tc>
-        <w:tc>
-          <w:tcPr>
-            <w:tcW w:type="dxa" w:w="234"/>
-          </w:tcPr>
-          <w:p>
-            <w:r>
-              <w:t>0.0</w:t>
-            </w:r>
-          </w:p>
-        </w:tc>
-        <w:tc>
-          <w:tcPr>
-            <w:tcW w:type="dxa" w:w="234"/>
-          </w:tcPr>
-          <w:p>
-            <w:r>
-              <w:t>20.0</w:t>
-            </w:r>
-          </w:p>
-        </w:tc>
-        <w:tc>
-          <w:tcPr>
-            <w:tcW w:type="dxa" w:w="234"/>
-          </w:tcPr>
-          <w:p>
-            <w:r>
-              <w:t>31574.812</w:t>
-            </w:r>
-          </w:p>
-        </w:tc>
-        <w:tc>
-          <w:tcPr>
-            <w:tcW w:type="dxa" w:w="234"/>
-          </w:tcPr>
-          <w:p>
-            <w:r>
-              <w:t>nan</w:t>
-            </w:r>
-          </w:p>
-        </w:tc>
-        <w:tc>
-          <w:tcPr>
-            <w:tcW w:type="dxa" w:w="234"/>
-          </w:tcPr>
-          <w:p>
-            <w:r>
-              <w:t>nan</w:t>
-            </w:r>
-          </w:p>
-        </w:tc>
-        <w:tc>
-          <w:tcPr>
-            <w:tcW w:type="dxa" w:w="234"/>
-          </w:tcPr>
-          <w:p>
-            <w:r>
-              <w:t>126299.25</w:t>
-            </w:r>
-          </w:p>
-        </w:tc>
-        <w:tc>
-          <w:tcPr>
-            <w:tcW w:type="dxa" w:w="234"/>
-          </w:tcPr>
-          <w:p>
-            <w:r>
-              <w:t>ABU-2324-000022</w:t>
-            </w:r>
-          </w:p>
-        </w:tc>
-        <w:tc>
-          <w:tcPr>
-            <w:tcW w:type="dxa" w:w="234"/>
-          </w:tcPr>
-          <w:p>
-            <w:r>
-              <w:t>OLUSUYI OLAYINKA EMMANUEL</w:t>
-            </w:r>
-          </w:p>
-        </w:tc>
-        <w:tc>
-          <w:tcPr>
-            <w:tcW w:type="dxa" w:w="234"/>
-          </w:tcPr>
-          <w:p>
-            <w:r>
-              <w:t>billed</w:t>
-            </w:r>
-          </w:p>
-        </w:tc>
-        <w:tc>
-          <w:tcPr>
-            <w:tcW w:type="dxa" w:w="234"/>
-          </w:tcPr>
-          <w:p>
-            <w:r>
-              <w:t>NMLAWAL@DAILYTRUST.COM</w:t>
-            </w:r>
-          </w:p>
-        </w:tc>
-        <w:tc>
-          <w:tcPr>
-            <w:tcW w:type="dxa" w:w="234"/>
-          </w:tcPr>
-          <w:p>
-            <w:r>
-              <w:t>ABUJA</w:t>
-            </w:r>
-          </w:p>
-        </w:tc>
-        <w:tc>
-          <w:tcPr>
-            <w:tcW w:type="dxa" w:w="234"/>
-          </w:tcPr>
-          <w:p>
-            <w:r>
-              <w:t>ABUJA</w:t>
-            </w:r>
-          </w:p>
-        </w:tc>
-        <w:tc>
-          <w:tcPr>
-            <w:tcW w:type="dxa" w:w="234"/>
-          </w:tcPr>
-          <w:p>
-            <w:r>
-              <w:t>NOTAP - 1/4 PG BW</w:t>
-            </w:r>
-          </w:p>
-        </w:tc>
-        <w:tc>
-          <w:tcPr>
-            <w:tcW w:type="dxa" w:w="234"/>
-          </w:tcPr>
-          <w:p>
-            <w:r>
-              <w:t>nan</w:t>
-            </w:r>
-          </w:p>
-        </w:tc>
-        <w:tc>
-          <w:tcPr>
-            <w:tcW w:type="dxa" w:w="234"/>
-          </w:tcPr>
-          <w:p>
-            <w:r>
-              <w:t>PRE PAID</w:t>
-            </w:r>
-          </w:p>
-        </w:tc>
-        <w:tc>
-          <w:tcPr>
-            <w:tcW w:type="dxa" w:w="234"/>
-          </w:tcPr>
-          <w:p>
-            <w:r>
-              <w:t>2023-10</w:t>
             </w:r>
           </w:p>
         </w:tc>
